--- a/ТРПП/прак 4/ТРПП_ИКБО-20-23_КузнецовЛА_практика№4.docx
+++ b/ТРПП/прак 4/ТРПП_ИКБО-20-23_КузнецовЛА_практика№4.docx
@@ -51,7 +51,7 @@
                           </pic:cNvPicPr>
                         </pic:nvPicPr>
                         <pic:blipFill>
-                          <a:blip r:embed="rId5"/>
+                          <a:blip r:embed="rId7"/>
                           <a:stretch>
                             <a:fillRect/>
                           </a:stretch>
@@ -139,16 +139,7 @@
                 <w:szCs w:val="28"/>
               </w:rPr>
               <w:br/>
-              <w:t xml:space="preserve">высшего </w:t>
-            </w:r>
-            <w:proofErr w:type="gramStart"/>
-            <w:r>
-              <w:rPr>
-                <w:i/>
-                <w:color w:val="000000"/>
-                <w:szCs w:val="28"/>
-              </w:rPr>
-              <w:t>образования</w:t>
+              <w:t>высшего образования</w:t>
             </w:r>
             <w:r>
               <w:rPr>
@@ -165,17 +156,7 @@
                 <w:color w:val="000000"/>
                 <w:szCs w:val="28"/>
               </w:rPr>
-              <w:t>«</w:t>
-            </w:r>
-            <w:proofErr w:type="gramEnd"/>
-            <w:r>
-              <w:rPr>
-                <w:b/>
-                <w:i/>
-                <w:color w:val="000000"/>
-                <w:szCs w:val="28"/>
-              </w:rPr>
-              <w:t>МИРЭА – Российский технологический университет»</w:t>
+              <w:t>«МИРЭА – Российский технологический университет»</w:t>
             </w:r>
           </w:p>
           <w:p>
@@ -402,8 +383,10 @@
                 <w:b/>
                 <w:szCs w:val="28"/>
               </w:rPr>
-              <w:t>№ 3</w:t>
-            </w:r>
+              <w:t>№ 4</w:t>
+            </w:r>
+            <w:bookmarkStart w:id="0" w:name="_GoBack"/>
+            <w:bookmarkEnd w:id="0"/>
           </w:p>
         </w:tc>
       </w:tr>
@@ -418,23 +401,13 @@
               <w:shd w:val="clear" w:color="auto" w:fill="FFFFFF"/>
               <w:jc w:val="center"/>
             </w:pPr>
-            <w:proofErr w:type="gramStart"/>
             <w:r>
               <w:rPr>
                 <w:b/>
                 <w:spacing w:val="-5"/>
                 <w:szCs w:val="28"/>
               </w:rPr>
-              <w:t>по</w:t>
-            </w:r>
-            <w:proofErr w:type="gramEnd"/>
-            <w:r>
-              <w:rPr>
-                <w:b/>
-                <w:spacing w:val="-5"/>
-                <w:szCs w:val="28"/>
-              </w:rPr>
-              <w:t xml:space="preserve"> дисциплине</w:t>
+              <w:t>по дисциплине</w:t>
             </w:r>
           </w:p>
         </w:tc>
@@ -556,21 +529,12 @@
             </w:r>
           </w:p>
           <w:p>
-            <w:proofErr w:type="gramStart"/>
             <w:r>
               <w:rPr>
                 <w:sz w:val="24"/>
                 <w:szCs w:val="24"/>
               </w:rPr>
-              <w:t>студент</w:t>
-            </w:r>
-            <w:proofErr w:type="gramEnd"/>
-            <w:r>
-              <w:rPr>
-                <w:sz w:val="24"/>
-                <w:szCs w:val="24"/>
-              </w:rPr>
-              <w:t xml:space="preserve"> группы ИКБО-20-23</w:t>
+              <w:t>студент группы ИКБО-20-23</w:t>
             </w:r>
           </w:p>
           <w:p>
@@ -776,21 +740,7 @@
               <w:rPr>
                 <w:i/>
               </w:rPr>
-              <w:t>(</w:t>
-            </w:r>
-            <w:proofErr w:type="gramStart"/>
-            <w:r>
-              <w:rPr>
-                <w:i/>
-              </w:rPr>
-              <w:t>подпись</w:t>
-            </w:r>
-            <w:proofErr w:type="gramEnd"/>
-            <w:r>
-              <w:rPr>
-                <w:i/>
-              </w:rPr>
-              <w:t xml:space="preserve"> студента)</w:t>
+              <w:t>(подпись студента)</w:t>
             </w:r>
           </w:p>
         </w:tc>
@@ -900,21 +850,7 @@
               <w:rPr>
                 <w:i/>
               </w:rPr>
-              <w:t xml:space="preserve"> (</w:t>
-            </w:r>
-            <w:proofErr w:type="gramStart"/>
-            <w:r>
-              <w:rPr>
-                <w:i/>
-              </w:rPr>
-              <w:t>подпись</w:t>
-            </w:r>
-            <w:proofErr w:type="gramEnd"/>
-            <w:r>
-              <w:rPr>
-                <w:i/>
-              </w:rPr>
-              <w:t xml:space="preserve"> руководителя)</w:t>
+              <w:t xml:space="preserve"> (подпись руководителя)</w:t>
             </w:r>
           </w:p>
         </w:tc>
@@ -1900,7 +1836,7 @@
       <w:pPr>
         <w:pStyle w:val="1"/>
       </w:pPr>
-      <w:bookmarkStart w:id="0" w:name="_Toc193361875"/>
+      <w:bookmarkStart w:id="1" w:name="_Toc193361875"/>
       <w:r>
         <w:lastRenderedPageBreak/>
         <w:t xml:space="preserve">1 </w:t>
@@ -1911,7 +1847,7 @@
       <w:r>
         <w:t xml:space="preserve"> РАБОТЫ</w:t>
       </w:r>
-      <w:bookmarkEnd w:id="0"/>
+      <w:bookmarkEnd w:id="1"/>
     </w:p>
     <w:p>
       <w:pPr>
@@ -1920,58 +1856,40 @@
       <w:r>
         <w:t xml:space="preserve">Знакомство с системой </w:t>
       </w:r>
-      <w:proofErr w:type="spellStart"/>
       <w:r>
         <w:rPr>
           <w:lang w:val="en-US"/>
         </w:rPr>
         <w:t>Docker</w:t>
       </w:r>
-      <w:proofErr w:type="spellEnd"/>
     </w:p>
     <w:p>
       <w:pPr>
         <w:pStyle w:val="1"/>
       </w:pPr>
-      <w:bookmarkStart w:id="1" w:name="_Toc193361876"/>
+      <w:bookmarkStart w:id="2" w:name="_Toc193361876"/>
       <w:r>
         <w:lastRenderedPageBreak/>
         <w:t>2 ХОД РАБОТЫ</w:t>
       </w:r>
-      <w:bookmarkEnd w:id="1"/>
+      <w:bookmarkEnd w:id="2"/>
     </w:p>
     <w:p>
       <w:pPr>
         <w:pStyle w:val="2"/>
       </w:pPr>
-      <w:bookmarkStart w:id="2" w:name="_Toc193361877"/>
+      <w:bookmarkStart w:id="3" w:name="_Toc193361877"/>
       <w:r>
         <w:t>2.1 Образы</w:t>
       </w:r>
-      <w:bookmarkEnd w:id="2"/>
-    </w:p>
-    <w:p>
-      <w:pPr>
-        <w:pStyle w:val="Default"/>
-      </w:pPr>
-      <w:r>
-        <w:t xml:space="preserve">Посмотрите на имеющиеся образы: </w:t>
-      </w:r>
-      <w:proofErr w:type="spellStart"/>
-      <w:r>
-        <w:t>docker</w:t>
-      </w:r>
-      <w:proofErr w:type="spellEnd"/>
-      <w:r>
-        <w:t xml:space="preserve"> </w:t>
-      </w:r>
-      <w:proofErr w:type="spellStart"/>
-      <w:r>
-        <w:t>images</w:t>
-      </w:r>
-      <w:proofErr w:type="spellEnd"/>
-      <w:r>
-        <w:t>.</w:t>
+      <w:bookmarkEnd w:id="3"/>
+    </w:p>
+    <w:p>
+      <w:pPr>
+        <w:pStyle w:val="Default"/>
+      </w:pPr>
+      <w:r>
+        <w:t>Посмотрите на имеющиеся образы: docker images.</w:t>
       </w:r>
     </w:p>
     <w:p>
@@ -1988,193 +1906,6 @@
             <wp:extent cx="5268060" cy="543001"/>
             <wp:effectExtent l="0" t="0" r="0" b="9525"/>
             <wp:docPr id="14" name="Рисунок 14"/>
-            <wp:cNvGraphicFramePr>
-              <a:graphicFrameLocks xmlns:a="http://schemas.openxmlformats.org/drawingml/2006/main" noChangeAspect="1"/>
-            </wp:cNvGraphicFramePr>
-            <a:graphic xmlns:a="http://schemas.openxmlformats.org/drawingml/2006/main">
-              <a:graphicData uri="http://schemas.openxmlformats.org/drawingml/2006/picture">
-                <pic:pic xmlns:pic="http://schemas.openxmlformats.org/drawingml/2006/picture">
-                  <pic:nvPicPr>
-                    <pic:cNvPr id="1" name=""/>
-                    <pic:cNvPicPr/>
-                  </pic:nvPicPr>
-                  <pic:blipFill>
-                    <a:blip r:embed="rId6"/>
-                    <a:stretch>
-                      <a:fillRect/>
-                    </a:stretch>
-                  </pic:blipFill>
-                  <pic:spPr>
-                    <a:xfrm>
-                      <a:off x="0" y="0"/>
-                      <a:ext cx="5268060" cy="543001"/>
-                    </a:xfrm>
-                    <a:prstGeom prst="rect">
-                      <a:avLst/>
-                    </a:prstGeom>
-                  </pic:spPr>
-                </pic:pic>
-              </a:graphicData>
-            </a:graphic>
-          </wp:inline>
-        </w:drawing>
-      </w:r>
-    </w:p>
-    <w:p>
-      <w:pPr>
-        <w:pStyle w:val="Default"/>
-      </w:pPr>
-      <w:r>
-        <w:t xml:space="preserve">Загрузите образ: </w:t>
-      </w:r>
-      <w:proofErr w:type="spellStart"/>
-      <w:r>
-        <w:t>docker</w:t>
-      </w:r>
-      <w:proofErr w:type="spellEnd"/>
-      <w:r>
-        <w:t xml:space="preserve"> </w:t>
-      </w:r>
-      <w:proofErr w:type="spellStart"/>
-      <w:r>
-        <w:t>pull</w:t>
-      </w:r>
-      <w:proofErr w:type="spellEnd"/>
-      <w:r>
-        <w:t xml:space="preserve"> </w:t>
-      </w:r>
-      <w:proofErr w:type="spellStart"/>
-      <w:r>
-        <w:t>ubuntu</w:t>
-      </w:r>
-      <w:proofErr w:type="spellEnd"/>
-      <w:r>
-        <w:t xml:space="preserve"> — будет загружен образ </w:t>
-      </w:r>
-      <w:proofErr w:type="spellStart"/>
-      <w:proofErr w:type="gramStart"/>
-      <w:r>
-        <w:t>ubuntu:latest</w:t>
-      </w:r>
-      <w:proofErr w:type="spellEnd"/>
-      <w:proofErr w:type="gramEnd"/>
-      <w:r>
-        <w:t xml:space="preserve"> — последняя доступная версия. Для загрузки конкретной версии, нужно указать тег, например, 12.04: </w:t>
-      </w:r>
-      <w:proofErr w:type="spellStart"/>
-      <w:r>
-        <w:t>docker</w:t>
-      </w:r>
-      <w:proofErr w:type="spellEnd"/>
-      <w:r>
-        <w:t xml:space="preserve"> </w:t>
-      </w:r>
-      <w:proofErr w:type="spellStart"/>
-      <w:r>
-        <w:t>pull</w:t>
-      </w:r>
-      <w:proofErr w:type="spellEnd"/>
-      <w:r>
-        <w:t xml:space="preserve"> </w:t>
-      </w:r>
-      <w:proofErr w:type="gramStart"/>
-      <w:r>
-        <w:t>ubuntu:12.04</w:t>
-      </w:r>
-      <w:proofErr w:type="gramEnd"/>
-    </w:p>
-    <w:p>
-      <w:pPr>
-        <w:pStyle w:val="a6"/>
-      </w:pPr>
-      <w:r>
-        <w:drawing>
-          <wp:inline distT="0" distB="0" distL="0" distR="0" wp14:anchorId="3276DDD8" wp14:editId="4125E79F">
-            <wp:extent cx="5940425" cy="3312795"/>
-            <wp:effectExtent l="0" t="0" r="3175" b="1905"/>
-            <wp:docPr id="1" name="Рисунок 1"/>
-            <wp:cNvGraphicFramePr>
-              <a:graphicFrameLocks xmlns:a="http://schemas.openxmlformats.org/drawingml/2006/main" noChangeAspect="1"/>
-            </wp:cNvGraphicFramePr>
-            <a:graphic xmlns:a="http://schemas.openxmlformats.org/drawingml/2006/main">
-              <a:graphicData uri="http://schemas.openxmlformats.org/drawingml/2006/picture">
-                <pic:pic xmlns:pic="http://schemas.openxmlformats.org/drawingml/2006/picture">
-                  <pic:nvPicPr>
-                    <pic:cNvPr id="1" name=""/>
-                    <pic:cNvPicPr/>
-                  </pic:nvPicPr>
-                  <pic:blipFill>
-                    <a:blip r:embed="rId7"/>
-                    <a:stretch>
-                      <a:fillRect/>
-                    </a:stretch>
-                  </pic:blipFill>
-                  <pic:spPr>
-                    <a:xfrm>
-                      <a:off x="0" y="0"/>
-                      <a:ext cx="5940425" cy="3312795"/>
-                    </a:xfrm>
-                    <a:prstGeom prst="rect">
-                      <a:avLst/>
-                    </a:prstGeom>
-                  </pic:spPr>
-                </pic:pic>
-              </a:graphicData>
-            </a:graphic>
-          </wp:inline>
-        </w:drawing>
-      </w:r>
-    </w:p>
-    <w:p>
-      <w:pPr>
-        <w:pStyle w:val="Default"/>
-      </w:pPr>
-      <w:r>
-        <w:t xml:space="preserve">Посмотрите на имеющиеся образы ещё раз: </w:t>
-      </w:r>
-      <w:proofErr w:type="spellStart"/>
-      <w:r>
-        <w:t>docker</w:t>
-      </w:r>
-      <w:proofErr w:type="spellEnd"/>
-      <w:r>
-        <w:t xml:space="preserve"> </w:t>
-      </w:r>
-      <w:proofErr w:type="spellStart"/>
-      <w:r>
-        <w:t>images</w:t>
-      </w:r>
-      <w:proofErr w:type="spellEnd"/>
-      <w:r>
-        <w:t xml:space="preserve"> — должны появиться новые загруженные образы. Посмотрите список контейнеров, выполнив команду: </w:t>
-      </w:r>
-      <w:proofErr w:type="spellStart"/>
-      <w:r>
-        <w:t>docker</w:t>
-      </w:r>
-      <w:proofErr w:type="spellEnd"/>
-      <w:r>
-        <w:t xml:space="preserve"> </w:t>
-      </w:r>
-      <w:proofErr w:type="spellStart"/>
-      <w:r>
-        <w:t>ps</w:t>
-      </w:r>
-      <w:proofErr w:type="spellEnd"/>
-      <w:r>
-        <w:t xml:space="preserve"> -a</w:t>
-      </w:r>
-    </w:p>
-    <w:p>
-      <w:pPr>
-        <w:pStyle w:val="a6"/>
-      </w:pPr>
-      <w:r>
-        <w:drawing>
-          <wp:inline distT="0" distB="0" distL="0" distR="0" wp14:anchorId="61B5D808" wp14:editId="3FC9221D">
-            <wp:extent cx="5940425" cy="1510030"/>
-            <wp:effectExtent l="0" t="0" r="3175" b="0"/>
-            <wp:docPr id="15" name="Рисунок 15"/>
             <wp:cNvGraphicFramePr>
               <a:graphicFrameLocks xmlns:a="http://schemas.openxmlformats.org/drawingml/2006/main" noChangeAspect="1"/>
             </wp:cNvGraphicFramePr>
@@ -2194,7 +1925,7 @@
                   <pic:spPr>
                     <a:xfrm>
                       <a:off x="0" y="0"/>
-                      <a:ext cx="5940425" cy="1510030"/>
+                      <a:ext cx="5268060" cy="543001"/>
                     </a:xfrm>
                     <a:prstGeom prst="rect">
                       <a:avLst/>
@@ -2209,48 +1940,10 @@
     </w:p>
     <w:p>
       <w:pPr>
-        <w:pStyle w:val="2"/>
-      </w:pPr>
-      <w:bookmarkStart w:id="3" w:name="_Toc193361878"/>
-      <w:r>
-        <w:lastRenderedPageBreak/>
-        <w:t xml:space="preserve">2.2 </w:t>
-      </w:r>
-      <w:r>
-        <w:t>Изоляция</w:t>
-      </w:r>
-      <w:bookmarkEnd w:id="3"/>
-    </w:p>
-    <w:p>
-      <w:pPr>
-        <w:pStyle w:val="Default"/>
-      </w:pPr>
-      <w:r>
-        <w:t xml:space="preserve">Посмотрим информацию о </w:t>
-      </w:r>
-      <w:proofErr w:type="spellStart"/>
-      <w:r>
-        <w:t>хостовой</w:t>
-      </w:r>
-      <w:proofErr w:type="spellEnd"/>
-      <w:r>
-        <w:t xml:space="preserve"> системе, выполнив команду </w:t>
-      </w:r>
-      <w:proofErr w:type="spellStart"/>
-      <w:r>
-        <w:t>hostname</w:t>
-      </w:r>
-      <w:proofErr w:type="spellEnd"/>
-      <w:r>
-        <w:t xml:space="preserve">. Выполните её ещё один раз. </w:t>
-      </w:r>
-    </w:p>
-    <w:p>
-      <w:pPr>
-        <w:pStyle w:val="Default"/>
-      </w:pPr>
-      <w:r>
-        <w:t>Вопрос: одинаковый ли результат получился при разных запусках? (Да)</w:t>
+        <w:pStyle w:val="Default"/>
+      </w:pPr>
+      <w:r>
+        <w:t>Загрузите образ: docker pull ubuntu — будет загружен образ ubuntu:latest — последняя доступная версия. Для загрузки конкретной версии, нужно указать тег, например, 12.04: docker pull ubuntu:12.04</w:t>
       </w:r>
     </w:p>
     <w:p>
@@ -2258,11 +1951,15 @@
         <w:pStyle w:val="a6"/>
       </w:pPr>
       <w:r>
+        <w:rPr>
+          <w:noProof/>
+          <w:lang w:val="ru-RU"/>
+        </w:rPr>
         <w:drawing>
-          <wp:inline distT="0" distB="0" distL="0" distR="0" wp14:anchorId="1CE97649" wp14:editId="46F144F4">
-            <wp:extent cx="5940425" cy="1163955"/>
-            <wp:effectExtent l="0" t="0" r="3175" b="0"/>
-            <wp:docPr id="16" name="Рисунок 16"/>
+          <wp:inline distT="0" distB="0" distL="0" distR="0" wp14:anchorId="3276DDD8" wp14:editId="4125E79F">
+            <wp:extent cx="5940425" cy="3312795"/>
+            <wp:effectExtent l="0" t="0" r="3175" b="1905"/>
+            <wp:docPr id="1" name="Рисунок 1"/>
             <wp:cNvGraphicFramePr>
               <a:graphicFrameLocks xmlns:a="http://schemas.openxmlformats.org/drawingml/2006/main" noChangeAspect="1"/>
             </wp:cNvGraphicFramePr>
@@ -2282,7 +1979,7 @@
                   <pic:spPr>
                     <a:xfrm>
                       <a:off x="0" y="0"/>
-                      <a:ext cx="5940425" cy="1163955"/>
+                      <a:ext cx="5940425" cy="3312795"/>
                     </a:xfrm>
                     <a:prstGeom prst="rect">
                       <a:avLst/>
@@ -2300,59 +1997,7 @@
         <w:pStyle w:val="Default"/>
       </w:pPr>
       <w:r>
-        <w:t xml:space="preserve">Попробуем выполнить то же самое в контейнерах. Выполните два раза команду </w:t>
-      </w:r>
-      <w:proofErr w:type="spellStart"/>
-      <w:r>
-        <w:t>docker</w:t>
-      </w:r>
-      <w:proofErr w:type="spellEnd"/>
-      <w:r>
-        <w:t xml:space="preserve"> </w:t>
-      </w:r>
-      <w:proofErr w:type="spellStart"/>
-      <w:r>
-        <w:t>run</w:t>
-      </w:r>
-      <w:proofErr w:type="spellEnd"/>
-      <w:r>
-        <w:t xml:space="preserve"> </w:t>
-      </w:r>
-      <w:proofErr w:type="spellStart"/>
-      <w:r>
-        <w:t>ubuntu</w:t>
-      </w:r>
-      <w:proofErr w:type="spellEnd"/>
-      <w:r>
-        <w:t xml:space="preserve"> </w:t>
-      </w:r>
-      <w:proofErr w:type="spellStart"/>
-      <w:r>
-        <w:t>hostname</w:t>
-      </w:r>
-      <w:proofErr w:type="spellEnd"/>
-      <w:r>
-        <w:t xml:space="preserve">. </w:t>
-      </w:r>
-    </w:p>
-    <w:p>
-      <w:pPr>
-        <w:pStyle w:val="Default"/>
-      </w:pPr>
-      <w:r>
-        <w:t>Вопрос: Одинаковый ли результат получился при разных запусках?</w:t>
-      </w:r>
-      <w:r>
-        <w:t xml:space="preserve"> </w:t>
-      </w:r>
-      <w:r>
-        <w:rPr>
-          <w:lang w:val="en-US"/>
-        </w:rPr>
-        <w:t>(</w:t>
-      </w:r>
-      <w:r>
-        <w:t>Нет)</w:t>
+        <w:t>Посмотрите на имеющиеся образы ещё раз: docker images — должны появиться новые загруженные образы. Посмотрите список контейнеров, выполнив команду: docker ps -a</w:t>
       </w:r>
     </w:p>
     <w:p>
@@ -2360,11 +2005,15 @@
         <w:pStyle w:val="a6"/>
       </w:pPr>
       <w:r>
+        <w:rPr>
+          <w:noProof/>
+          <w:lang w:val="ru-RU"/>
+        </w:rPr>
         <w:drawing>
-          <wp:inline distT="0" distB="0" distL="0" distR="0" wp14:anchorId="14513CB4" wp14:editId="389F2A0A">
-            <wp:extent cx="5940425" cy="916305"/>
+          <wp:inline distT="0" distB="0" distL="0" distR="0" wp14:anchorId="61B5D808" wp14:editId="3FC9221D">
+            <wp:extent cx="5940425" cy="1510030"/>
             <wp:effectExtent l="0" t="0" r="3175" b="0"/>
-            <wp:docPr id="17" name="Рисунок 17"/>
+            <wp:docPr id="15" name="Рисунок 15"/>
             <wp:cNvGraphicFramePr>
               <a:graphicFrameLocks xmlns:a="http://schemas.openxmlformats.org/drawingml/2006/main" noChangeAspect="1"/>
             </wp:cNvGraphicFramePr>
@@ -2384,7 +2033,7 @@
                   <pic:spPr>
                     <a:xfrm>
                       <a:off x="0" y="0"/>
-                      <a:ext cx="5940425" cy="916305"/>
+                      <a:ext cx="5940425" cy="1510030"/>
                     </a:xfrm>
                     <a:prstGeom prst="rect">
                       <a:avLst/>
@@ -2399,76 +2048,48 @@
     </w:p>
     <w:p>
       <w:pPr>
-        <w:pStyle w:val="Default"/>
-      </w:pPr>
-      <w:r>
-        <w:t xml:space="preserve">В случае запуска команды в контейнерах, ответ будет немного отличаться, будет разный </w:t>
-      </w:r>
-      <w:proofErr w:type="spellStart"/>
-      <w:r>
-        <w:t>hostname</w:t>
-      </w:r>
-      <w:proofErr w:type="spellEnd"/>
-      <w:r>
-        <w:t xml:space="preserve">. Так происходит, потому что из одного образа </w:t>
-      </w:r>
-      <w:proofErr w:type="spellStart"/>
-      <w:r>
-        <w:t>ubuntu</w:t>
-      </w:r>
-      <w:proofErr w:type="spellEnd"/>
-      <w:r>
-        <w:t xml:space="preserve"> были запущены два изолированных контейнера, поэтому у них и был разный </w:t>
-      </w:r>
-      <w:proofErr w:type="spellStart"/>
-      <w:r>
-        <w:t>hostname</w:t>
-      </w:r>
-      <w:proofErr w:type="spellEnd"/>
-      <w:r>
-        <w:t xml:space="preserve">. </w:t>
-      </w:r>
-    </w:p>
-    <w:p>
-      <w:pPr>
-        <w:pStyle w:val="Default"/>
-      </w:pPr>
-      <w:r>
-        <w:t xml:space="preserve">Заново выполните </w:t>
-      </w:r>
-      <w:proofErr w:type="spellStart"/>
-      <w:r>
-        <w:t>docker</w:t>
-      </w:r>
-      <w:proofErr w:type="spellEnd"/>
-      <w:r>
-        <w:t xml:space="preserve"> </w:t>
-      </w:r>
-      <w:proofErr w:type="spellStart"/>
-      <w:r>
-        <w:t>ps</w:t>
-      </w:r>
-      <w:proofErr w:type="spellEnd"/>
-      <w:r>
-        <w:t xml:space="preserve"> -a — там должны появиться запущенные ранее контейнеры.</w:t>
+        <w:pStyle w:val="2"/>
+      </w:pPr>
+      <w:bookmarkStart w:id="4" w:name="_Toc193361878"/>
+      <w:r>
+        <w:lastRenderedPageBreak/>
+        <w:t xml:space="preserve">2.2 </w:t>
+      </w:r>
+      <w:r>
+        <w:t>Изоляция</w:t>
+      </w:r>
+      <w:bookmarkEnd w:id="4"/>
+    </w:p>
+    <w:p>
+      <w:pPr>
+        <w:pStyle w:val="Default"/>
+      </w:pPr>
+      <w:r>
+        <w:t xml:space="preserve">Посмотрим информацию о хостовой системе, выполнив команду hostname. Выполните её ещё один раз. </w:t>
+      </w:r>
+    </w:p>
+    <w:p>
+      <w:pPr>
+        <w:pStyle w:val="Default"/>
+      </w:pPr>
+      <w:r>
+        <w:t>Вопрос: одинаковый ли результат получился при разных запусках? (Да)</w:t>
       </w:r>
     </w:p>
     <w:p>
       <w:pPr>
         <w:pStyle w:val="a6"/>
-        <w:rPr>
+      </w:pPr>
+      <w:r>
+        <w:rPr>
+          <w:noProof/>
           <w:lang w:val="ru-RU"/>
         </w:rPr>
-      </w:pPr>
-      <w:r>
-        <w:rPr>
-          <w:lang w:val="ru-RU"/>
-        </w:rPr>
         <w:drawing>
-          <wp:inline distT="0" distB="0" distL="0" distR="0" wp14:anchorId="4E3BA0B4" wp14:editId="2D4502C7">
-            <wp:extent cx="5940425" cy="545465"/>
-            <wp:effectExtent l="0" t="0" r="3175" b="6985"/>
-            <wp:docPr id="19" name="Рисунок 19"/>
+          <wp:inline distT="0" distB="0" distL="0" distR="0" wp14:anchorId="1CE97649" wp14:editId="46F144F4">
+            <wp:extent cx="5940425" cy="1163955"/>
+            <wp:effectExtent l="0" t="0" r="3175" b="0"/>
+            <wp:docPr id="16" name="Рисунок 16"/>
             <wp:cNvGraphicFramePr>
               <a:graphicFrameLocks xmlns:a="http://schemas.openxmlformats.org/drawingml/2006/main" noChangeAspect="1"/>
             </wp:cNvGraphicFramePr>
@@ -2488,7 +2109,7 @@
                   <pic:spPr>
                     <a:xfrm>
                       <a:off x="0" y="0"/>
-                      <a:ext cx="5940425" cy="545465"/>
+                      <a:ext cx="5940425" cy="1163955"/>
                     </a:xfrm>
                     <a:prstGeom prst="rect">
                       <a:avLst/>
@@ -2506,71 +2127,27 @@
         <w:pStyle w:val="Default"/>
       </w:pPr>
       <w:r>
-        <w:t xml:space="preserve">Запуск контейнеров производится командой: </w:t>
-      </w:r>
-      <w:proofErr w:type="spellStart"/>
-      <w:r>
-        <w:t>docker</w:t>
-      </w:r>
-      <w:proofErr w:type="spellEnd"/>
+        <w:t xml:space="preserve">Попробуем выполнить то же самое в контейнерах. Выполните два раза команду docker run ubuntu hostname. </w:t>
+      </w:r>
+    </w:p>
+    <w:p>
+      <w:pPr>
+        <w:pStyle w:val="Default"/>
+      </w:pPr>
+      <w:r>
+        <w:t>Вопрос: Одинаковый ли результат получился при разных запусках?</w:t>
+      </w:r>
       <w:r>
         <w:t xml:space="preserve"> </w:t>
       </w:r>
-      <w:proofErr w:type="spellStart"/>
-      <w:r>
-        <w:t>run</w:t>
-      </w:r>
-      <w:proofErr w:type="spellEnd"/>
-      <w:r>
-        <w:t xml:space="preserve"> --флаги --докера образ (а не имя контейнера как указано в методичке) команда для запуска -и --флаги --запуска --программы.</w:t>
-      </w:r>
-    </w:p>
-    <w:p>
-      <w:pPr>
-        <w:pStyle w:val="Default"/>
-      </w:pPr>
-      <w:r>
-        <w:t xml:space="preserve">Запустите </w:t>
-      </w:r>
-      <w:proofErr w:type="spellStart"/>
-      <w:r>
-        <w:t>bash</w:t>
-      </w:r>
-      <w:proofErr w:type="spellEnd"/>
-      <w:r>
-        <w:t xml:space="preserve"> в контейнере: </w:t>
-      </w:r>
-      <w:proofErr w:type="spellStart"/>
-      <w:r>
-        <w:t>docker</w:t>
-      </w:r>
-      <w:proofErr w:type="spellEnd"/>
-      <w:r>
-        <w:t xml:space="preserve"> </w:t>
-      </w:r>
-      <w:proofErr w:type="spellStart"/>
-      <w:r>
-        <w:t>run</w:t>
-      </w:r>
-      <w:proofErr w:type="spellEnd"/>
-      <w:r>
-        <w:t xml:space="preserve"> </w:t>
-      </w:r>
-      <w:proofErr w:type="spellStart"/>
-      <w:r>
-        <w:t>ubuntu</w:t>
-      </w:r>
-      <w:proofErr w:type="spellEnd"/>
-      <w:r>
-        <w:t xml:space="preserve"> </w:t>
-      </w:r>
-      <w:proofErr w:type="spellStart"/>
-      <w:r>
-        <w:t>bash</w:t>
-      </w:r>
-      <w:proofErr w:type="spellEnd"/>
-      <w:r>
-        <w:t xml:space="preserve">. </w:t>
+      <w:r>
+        <w:rPr>
+          <w:lang w:val="en-US"/>
+        </w:rPr>
+        <w:t>(</w:t>
+      </w:r>
+      <w:r>
+        <w:t>Нет)</w:t>
       </w:r>
     </w:p>
     <w:p>
@@ -2578,12 +2155,15 @@
         <w:pStyle w:val="a6"/>
       </w:pPr>
       <w:r>
-        <w:lastRenderedPageBreak/>
+        <w:rPr>
+          <w:noProof/>
+          <w:lang w:val="ru-RU"/>
+        </w:rPr>
         <w:drawing>
-          <wp:inline distT="0" distB="0" distL="0" distR="0" wp14:anchorId="4122C174" wp14:editId="58BDE6E1">
-            <wp:extent cx="5940425" cy="625475"/>
-            <wp:effectExtent l="0" t="0" r="3175" b="3175"/>
-            <wp:docPr id="22" name="Рисунок 22"/>
+          <wp:inline distT="0" distB="0" distL="0" distR="0" wp14:anchorId="14513CB4" wp14:editId="389F2A0A">
+            <wp:extent cx="5940425" cy="916305"/>
+            <wp:effectExtent l="0" t="0" r="3175" b="0"/>
+            <wp:docPr id="17" name="Рисунок 17"/>
             <wp:cNvGraphicFramePr>
               <a:graphicFrameLocks xmlns:a="http://schemas.openxmlformats.org/drawingml/2006/main" noChangeAspect="1"/>
             </wp:cNvGraphicFramePr>
@@ -2603,7 +2183,7 @@
                   <pic:spPr>
                     <a:xfrm>
                       <a:off x="0" y="0"/>
-                      <a:ext cx="5940425" cy="625475"/>
+                      <a:ext cx="5940425" cy="916305"/>
                     </a:xfrm>
                     <a:prstGeom prst="rect">
                       <a:avLst/>
@@ -2621,456 +2201,34 @@
         <w:pStyle w:val="Default"/>
       </w:pPr>
       <w:r>
-        <w:t xml:space="preserve">Ничего не произошло. Это </w:t>
-      </w:r>
-      <w:proofErr w:type="gramStart"/>
-      <w:r>
-        <w:t>не баг</w:t>
-      </w:r>
-      <w:proofErr w:type="gramEnd"/>
-      <w:r>
-        <w:t xml:space="preserve">. Интерактивные оболочки выйдут после выполнения любых скриптовых команд, если только они не будут 1 запущены в интерактивном терминале — поэтому для того, чтобы этот пример не завершился, вам нужно добавить флаги -i -t или </w:t>
-      </w:r>
-      <w:proofErr w:type="spellStart"/>
-      <w:r>
-        <w:t>сгруппированно</w:t>
-      </w:r>
-      <w:proofErr w:type="spellEnd"/>
-      <w:r>
-        <w:t xml:space="preserve"> -</w:t>
-      </w:r>
-      <w:proofErr w:type="spellStart"/>
-      <w:r>
-        <w:t>it</w:t>
-      </w:r>
-      <w:proofErr w:type="spellEnd"/>
-      <w:r>
-        <w:t xml:space="preserve">: </w:t>
-      </w:r>
-      <w:proofErr w:type="spellStart"/>
-      <w:r>
-        <w:t>docker</w:t>
-      </w:r>
-      <w:proofErr w:type="spellEnd"/>
-      <w:r>
-        <w:t xml:space="preserve"> </w:t>
-      </w:r>
-      <w:proofErr w:type="spellStart"/>
-      <w:r>
-        <w:t>run</w:t>
-      </w:r>
-      <w:proofErr w:type="spellEnd"/>
-      <w:r>
-        <w:t xml:space="preserve"> -</w:t>
-      </w:r>
-      <w:proofErr w:type="spellStart"/>
-      <w:r>
-        <w:t>it</w:t>
-      </w:r>
-      <w:proofErr w:type="spellEnd"/>
-      <w:r>
-        <w:t xml:space="preserve"> </w:t>
-      </w:r>
-      <w:proofErr w:type="spellStart"/>
-      <w:r>
-        <w:t>ubuntu</w:t>
-      </w:r>
-      <w:proofErr w:type="spellEnd"/>
-      <w:r>
-        <w:t xml:space="preserve"> </w:t>
-      </w:r>
-      <w:proofErr w:type="spellStart"/>
-      <w:r>
-        <w:t>bash</w:t>
-      </w:r>
-      <w:proofErr w:type="spellEnd"/>
-      <w:r>
-        <w:t>.</w:t>
-      </w:r>
-    </w:p>
-    <w:p>
-      <w:pPr>
-        <w:pStyle w:val="Default"/>
-      </w:pPr>
-      <w:r>
-        <w:t xml:space="preserve">Выполняя запуск контейнера, указывая образ </w:t>
-      </w:r>
-      <w:proofErr w:type="spellStart"/>
-      <w:r>
-        <w:t>ubuntu</w:t>
-      </w:r>
-      <w:proofErr w:type="spellEnd"/>
-      <w:r>
-        <w:t xml:space="preserve">, неявно указывался образ </w:t>
-      </w:r>
-      <w:proofErr w:type="spellStart"/>
-      <w:proofErr w:type="gramStart"/>
-      <w:r>
-        <w:t>ubuntu:latest</w:t>
-      </w:r>
-      <w:proofErr w:type="spellEnd"/>
-      <w:proofErr w:type="gramEnd"/>
-      <w:r>
-        <w:t xml:space="preserve">. Следовательно, следующие команды равнозначны: </w:t>
-      </w:r>
-    </w:p>
-    <w:p>
-      <w:pPr>
-        <w:pStyle w:val="Default"/>
-      </w:pPr>
-      <w:r>
-        <w:t xml:space="preserve">• </w:t>
-      </w:r>
-      <w:proofErr w:type="spellStart"/>
-      <w:r>
-        <w:rPr>
-          <w:lang w:val="en-US"/>
-        </w:rPr>
-        <w:t>docker</w:t>
-      </w:r>
-      <w:proofErr w:type="spellEnd"/>
-      <w:r>
-        <w:t xml:space="preserve"> </w:t>
-      </w:r>
-      <w:r>
-        <w:rPr>
-          <w:lang w:val="en-US"/>
-        </w:rPr>
-        <w:t>run</w:t>
-      </w:r>
-      <w:r>
-        <w:t xml:space="preserve"> </w:t>
-      </w:r>
-      <w:proofErr w:type="spellStart"/>
-      <w:r>
-        <w:rPr>
-          <w:lang w:val="en-US"/>
-        </w:rPr>
-        <w:t>ubuntu</w:t>
-      </w:r>
-      <w:proofErr w:type="spellEnd"/>
-      <w:r>
-        <w:t xml:space="preserve"> </w:t>
-      </w:r>
-      <w:r>
-        <w:rPr>
-          <w:lang w:val="en-US"/>
-        </w:rPr>
-        <w:t>hostname</w:t>
-      </w:r>
-      <w:r>
-        <w:t xml:space="preserve"> </w:t>
-      </w:r>
-    </w:p>
-    <w:p>
-      <w:pPr>
-        <w:pStyle w:val="Default"/>
-      </w:pPr>
-      <w:r>
-        <w:t xml:space="preserve">• </w:t>
-      </w:r>
-      <w:proofErr w:type="spellStart"/>
-      <w:r>
-        <w:rPr>
-          <w:lang w:val="en-US"/>
-        </w:rPr>
-        <w:t>docker</w:t>
-      </w:r>
-      <w:proofErr w:type="spellEnd"/>
-      <w:r>
-        <w:t xml:space="preserve"> </w:t>
-      </w:r>
-      <w:r>
-        <w:rPr>
-          <w:lang w:val="en-US"/>
-        </w:rPr>
-        <w:t>run</w:t>
-      </w:r>
-      <w:r>
-        <w:t xml:space="preserve"> </w:t>
-      </w:r>
-      <w:proofErr w:type="spellStart"/>
-      <w:proofErr w:type="gramStart"/>
-      <w:r>
-        <w:rPr>
-          <w:lang w:val="en-US"/>
-        </w:rPr>
-        <w:t>ubuntu</w:t>
-      </w:r>
-      <w:proofErr w:type="spellEnd"/>
-      <w:r>
-        <w:t>:</w:t>
-      </w:r>
-      <w:r>
-        <w:rPr>
-          <w:lang w:val="en-US"/>
-        </w:rPr>
-        <w:t>latest</w:t>
-      </w:r>
-      <w:proofErr w:type="gramEnd"/>
-      <w:r>
-        <w:t xml:space="preserve"> </w:t>
-      </w:r>
-      <w:r>
-        <w:rPr>
-          <w:lang w:val="en-US"/>
-        </w:rPr>
-        <w:t>hostname</w:t>
-      </w:r>
-    </w:p>
-    <w:p>
-      <w:pPr>
-        <w:pStyle w:val="Default"/>
-      </w:pPr>
-      <w:r>
-        <w:t>Выполняя</w:t>
-      </w:r>
-      <w:r>
-        <w:t xml:space="preserve"> </w:t>
-      </w:r>
-      <w:r>
-        <w:t>запуск</w:t>
-      </w:r>
-      <w:r>
-        <w:t xml:space="preserve"> </w:t>
-      </w:r>
-      <w:r>
-        <w:t>контейнера</w:t>
-      </w:r>
-      <w:r>
-        <w:t xml:space="preserve">, </w:t>
-      </w:r>
-      <w:r>
-        <w:t>указывая</w:t>
-      </w:r>
-      <w:r>
-        <w:t xml:space="preserve"> </w:t>
-      </w:r>
-      <w:r>
-        <w:t>образ</w:t>
-      </w:r>
-      <w:r>
-        <w:t xml:space="preserve"> </w:t>
-      </w:r>
-      <w:proofErr w:type="spellStart"/>
-      <w:r>
-        <w:rPr>
-          <w:lang w:val="en-US"/>
-        </w:rPr>
-        <w:t>ubuntu</w:t>
-      </w:r>
-      <w:proofErr w:type="spellEnd"/>
-      <w:r>
-        <w:t xml:space="preserve">, </w:t>
-      </w:r>
-      <w:r>
-        <w:t>неявно</w:t>
-      </w:r>
-      <w:r>
-        <w:t xml:space="preserve"> </w:t>
-      </w:r>
-      <w:r>
-        <w:t>указывался</w:t>
-      </w:r>
-      <w:r>
-        <w:t xml:space="preserve"> </w:t>
-      </w:r>
-      <w:r>
-        <w:t>образ</w:t>
-      </w:r>
-      <w:r>
-        <w:t xml:space="preserve"> </w:t>
-      </w:r>
-      <w:proofErr w:type="spellStart"/>
-      <w:proofErr w:type="gramStart"/>
-      <w:r>
-        <w:rPr>
-          <w:lang w:val="en-US"/>
-        </w:rPr>
-        <w:t>ubuntu</w:t>
-      </w:r>
-      <w:proofErr w:type="spellEnd"/>
-      <w:r>
-        <w:t>:</w:t>
-      </w:r>
-      <w:r>
-        <w:rPr>
-          <w:lang w:val="en-US"/>
-        </w:rPr>
-        <w:t>latest</w:t>
-      </w:r>
-      <w:proofErr w:type="gramEnd"/>
-      <w:r>
-        <w:t xml:space="preserve">. </w:t>
-      </w:r>
-      <w:r>
-        <w:t xml:space="preserve">Следовательно, следующие команды равнозначны: </w:t>
-      </w:r>
-    </w:p>
-    <w:p>
-      <w:pPr>
-        <w:pStyle w:val="Default"/>
-      </w:pPr>
-      <w:r>
-        <w:t xml:space="preserve">• </w:t>
-      </w:r>
-      <w:proofErr w:type="spellStart"/>
-      <w:r>
-        <w:rPr>
-          <w:lang w:val="en-US"/>
-        </w:rPr>
-        <w:t>docker</w:t>
-      </w:r>
-      <w:proofErr w:type="spellEnd"/>
-      <w:r>
-        <w:t xml:space="preserve"> </w:t>
-      </w:r>
-      <w:r>
-        <w:rPr>
-          <w:lang w:val="en-US"/>
-        </w:rPr>
-        <w:t>run</w:t>
-      </w:r>
-      <w:r>
-        <w:t xml:space="preserve"> </w:t>
-      </w:r>
-      <w:proofErr w:type="spellStart"/>
-      <w:r>
-        <w:rPr>
-          <w:lang w:val="en-US"/>
-        </w:rPr>
-        <w:t>ubuntu</w:t>
-      </w:r>
-      <w:proofErr w:type="spellEnd"/>
-      <w:r>
-        <w:t xml:space="preserve"> </w:t>
-      </w:r>
-      <w:r>
-        <w:rPr>
-          <w:lang w:val="en-US"/>
-        </w:rPr>
-        <w:t>hostname</w:t>
-      </w:r>
-    </w:p>
-    <w:p>
-      <w:pPr>
-        <w:pStyle w:val="Default"/>
-      </w:pPr>
-      <w:r>
-        <w:t xml:space="preserve">• </w:t>
-      </w:r>
-      <w:proofErr w:type="spellStart"/>
-      <w:r>
-        <w:rPr>
-          <w:lang w:val="en-US"/>
-        </w:rPr>
-        <w:t>docker</w:t>
-      </w:r>
-      <w:proofErr w:type="spellEnd"/>
-      <w:r>
-        <w:t xml:space="preserve"> </w:t>
-      </w:r>
-      <w:r>
-        <w:rPr>
-          <w:lang w:val="en-US"/>
-        </w:rPr>
-        <w:t>run</w:t>
-      </w:r>
-      <w:r>
-        <w:t xml:space="preserve"> </w:t>
-      </w:r>
-      <w:proofErr w:type="spellStart"/>
-      <w:proofErr w:type="gramStart"/>
-      <w:r>
-        <w:rPr>
-          <w:lang w:val="en-US"/>
-        </w:rPr>
-        <w:t>ubuntu</w:t>
-      </w:r>
-      <w:proofErr w:type="spellEnd"/>
-      <w:r>
-        <w:t>:</w:t>
-      </w:r>
-      <w:r>
-        <w:rPr>
-          <w:lang w:val="en-US"/>
-        </w:rPr>
-        <w:t>latest</w:t>
-      </w:r>
-      <w:proofErr w:type="gramEnd"/>
-      <w:r>
-        <w:t xml:space="preserve"> </w:t>
-      </w:r>
-      <w:r>
-        <w:rPr>
-          <w:lang w:val="en-US"/>
-        </w:rPr>
-        <w:t>hostname</w:t>
-      </w:r>
-    </w:p>
-    <w:p>
-      <w:pPr>
-        <w:pStyle w:val="2"/>
-      </w:pPr>
-      <w:bookmarkStart w:id="4" w:name="_Toc193361879"/>
-      <w:r>
-        <w:t xml:space="preserve">2.3 </w:t>
-      </w:r>
-      <w:r>
-        <w:t>Работа с портами</w:t>
-      </w:r>
-      <w:bookmarkEnd w:id="4"/>
-    </w:p>
-    <w:p>
-      <w:pPr>
-        <w:pStyle w:val="Default"/>
-      </w:pPr>
-      <w:r>
-        <w:t xml:space="preserve">Для начала, загрузите образ </w:t>
-      </w:r>
-      <w:proofErr w:type="spellStart"/>
-      <w:r>
-        <w:t>python</w:t>
-      </w:r>
-      <w:proofErr w:type="spellEnd"/>
-      <w:r>
-        <w:t xml:space="preserve"> командой </w:t>
-      </w:r>
-      <w:proofErr w:type="spellStart"/>
-      <w:r>
-        <w:t>docker</w:t>
-      </w:r>
-      <w:proofErr w:type="spellEnd"/>
-      <w:r>
-        <w:t xml:space="preserve"> </w:t>
-      </w:r>
-      <w:proofErr w:type="spellStart"/>
-      <w:r>
-        <w:t>pull</w:t>
-      </w:r>
-      <w:proofErr w:type="spellEnd"/>
-      <w:r>
-        <w:t xml:space="preserve"> </w:t>
-      </w:r>
-      <w:proofErr w:type="spellStart"/>
-      <w:r>
-        <w:t>python</w:t>
-      </w:r>
-      <w:proofErr w:type="spellEnd"/>
-      <w:r>
-        <w:t>.</w:t>
+        <w:t xml:space="preserve">В случае запуска команды в контейнерах, ответ будет немного отличаться, будет разный hostname. Так происходит, потому что из одного образа ubuntu были запущены два изолированных контейнера, поэтому у них и был разный hostname. </w:t>
+      </w:r>
+    </w:p>
+    <w:p>
+      <w:pPr>
+        <w:pStyle w:val="Default"/>
+      </w:pPr>
+      <w:r>
+        <w:t>Заново выполните docker ps -a — там должны появиться запущенные ранее контейнеры.</w:t>
       </w:r>
     </w:p>
     <w:p>
       <w:pPr>
         <w:pStyle w:val="a6"/>
-      </w:pPr>
-      <w:r>
+        <w:rPr>
+          <w:lang w:val="ru-RU"/>
+        </w:rPr>
+      </w:pPr>
+      <w:r>
+        <w:rPr>
+          <w:noProof/>
+          <w:lang w:val="ru-RU"/>
+        </w:rPr>
         <w:drawing>
-          <wp:inline distT="0" distB="0" distL="0" distR="0" wp14:anchorId="1365BB20" wp14:editId="56F684C3">
-            <wp:extent cx="5372182" cy="3133725"/>
-            <wp:effectExtent l="0" t="0" r="0" b="0"/>
-            <wp:docPr id="26" name="Рисунок 26"/>
+          <wp:inline distT="0" distB="0" distL="0" distR="0" wp14:anchorId="4E3BA0B4" wp14:editId="2D4502C7">
+            <wp:extent cx="5940425" cy="545465"/>
+            <wp:effectExtent l="0" t="0" r="3175" b="6985"/>
+            <wp:docPr id="19" name="Рисунок 19"/>
             <wp:cNvGraphicFramePr>
               <a:graphicFrameLocks xmlns:a="http://schemas.openxmlformats.org/drawingml/2006/main" noChangeAspect="1"/>
             </wp:cNvGraphicFramePr>
@@ -3090,6 +2248,420 @@
                   <pic:spPr>
                     <a:xfrm>
                       <a:off x="0" y="0"/>
+                      <a:ext cx="5940425" cy="545465"/>
+                    </a:xfrm>
+                    <a:prstGeom prst="rect">
+                      <a:avLst/>
+                    </a:prstGeom>
+                  </pic:spPr>
+                </pic:pic>
+              </a:graphicData>
+            </a:graphic>
+          </wp:inline>
+        </w:drawing>
+      </w:r>
+    </w:p>
+    <w:p>
+      <w:pPr>
+        <w:pStyle w:val="Default"/>
+      </w:pPr>
+      <w:r>
+        <w:t>Запуск контейнеров производится командой: docker run --флаги --докера образ (а не имя контейнера как указано в методичке) команда для запуска -и --флаги --запуска --программы.</w:t>
+      </w:r>
+    </w:p>
+    <w:p>
+      <w:pPr>
+        <w:pStyle w:val="Default"/>
+      </w:pPr>
+      <w:r>
+        <w:t xml:space="preserve">Запустите bash в контейнере: docker run ubuntu bash. </w:t>
+      </w:r>
+    </w:p>
+    <w:p>
+      <w:pPr>
+        <w:pStyle w:val="a6"/>
+      </w:pPr>
+      <w:r>
+        <w:rPr>
+          <w:noProof/>
+          <w:lang w:val="ru-RU"/>
+        </w:rPr>
+        <w:lastRenderedPageBreak/>
+        <w:drawing>
+          <wp:inline distT="0" distB="0" distL="0" distR="0" wp14:anchorId="4122C174" wp14:editId="58BDE6E1">
+            <wp:extent cx="5940425" cy="625475"/>
+            <wp:effectExtent l="0" t="0" r="3175" b="3175"/>
+            <wp:docPr id="22" name="Рисунок 22"/>
+            <wp:cNvGraphicFramePr>
+              <a:graphicFrameLocks xmlns:a="http://schemas.openxmlformats.org/drawingml/2006/main" noChangeAspect="1"/>
+            </wp:cNvGraphicFramePr>
+            <a:graphic xmlns:a="http://schemas.openxmlformats.org/drawingml/2006/main">
+              <a:graphicData uri="http://schemas.openxmlformats.org/drawingml/2006/picture">
+                <pic:pic xmlns:pic="http://schemas.openxmlformats.org/drawingml/2006/picture">
+                  <pic:nvPicPr>
+                    <pic:cNvPr id="1" name=""/>
+                    <pic:cNvPicPr/>
+                  </pic:nvPicPr>
+                  <pic:blipFill>
+                    <a:blip r:embed="rId14"/>
+                    <a:stretch>
+                      <a:fillRect/>
+                    </a:stretch>
+                  </pic:blipFill>
+                  <pic:spPr>
+                    <a:xfrm>
+                      <a:off x="0" y="0"/>
+                      <a:ext cx="5940425" cy="625475"/>
+                    </a:xfrm>
+                    <a:prstGeom prst="rect">
+                      <a:avLst/>
+                    </a:prstGeom>
+                  </pic:spPr>
+                </pic:pic>
+              </a:graphicData>
+            </a:graphic>
+          </wp:inline>
+        </w:drawing>
+      </w:r>
+    </w:p>
+    <w:p>
+      <w:pPr>
+        <w:pStyle w:val="Default"/>
+      </w:pPr>
+      <w:r>
+        <w:t>Ничего не произошло. Это не баг. Интерактивные оболочки выйдут после выполнения любых скриптовых команд, если только они не будут 1 запущены в интерактивном терминале — поэтому для того, чтобы этот пример не завершился, вам нужно добавить флаги -i -t или сгруппированно -it: docker run -it ubuntu bash.</w:t>
+      </w:r>
+    </w:p>
+    <w:p>
+      <w:pPr>
+        <w:pStyle w:val="Default"/>
+      </w:pPr>
+      <w:r>
+        <w:t xml:space="preserve">Выполняя запуск контейнера, указывая образ ubuntu, неявно указывался образ ubuntu:latest. Следовательно, следующие команды равнозначны: </w:t>
+      </w:r>
+    </w:p>
+    <w:p>
+      <w:pPr>
+        <w:pStyle w:val="Default"/>
+      </w:pPr>
+      <w:r>
+        <w:t xml:space="preserve">• </w:t>
+      </w:r>
+      <w:r>
+        <w:rPr>
+          <w:lang w:val="en-US"/>
+        </w:rPr>
+        <w:t>docker</w:t>
+      </w:r>
+      <w:r>
+        <w:t xml:space="preserve"> </w:t>
+      </w:r>
+      <w:r>
+        <w:rPr>
+          <w:lang w:val="en-US"/>
+        </w:rPr>
+        <w:t>run</w:t>
+      </w:r>
+      <w:r>
+        <w:t xml:space="preserve"> </w:t>
+      </w:r>
+      <w:r>
+        <w:rPr>
+          <w:lang w:val="en-US"/>
+        </w:rPr>
+        <w:t>ubuntu</w:t>
+      </w:r>
+      <w:r>
+        <w:t xml:space="preserve"> </w:t>
+      </w:r>
+      <w:r>
+        <w:rPr>
+          <w:lang w:val="en-US"/>
+        </w:rPr>
+        <w:t>hostname</w:t>
+      </w:r>
+      <w:r>
+        <w:t xml:space="preserve"> </w:t>
+      </w:r>
+    </w:p>
+    <w:p>
+      <w:pPr>
+        <w:pStyle w:val="Default"/>
+      </w:pPr>
+      <w:r>
+        <w:t xml:space="preserve">• </w:t>
+      </w:r>
+      <w:r>
+        <w:rPr>
+          <w:lang w:val="en-US"/>
+        </w:rPr>
+        <w:t>docker</w:t>
+      </w:r>
+      <w:r>
+        <w:t xml:space="preserve"> </w:t>
+      </w:r>
+      <w:r>
+        <w:rPr>
+          <w:lang w:val="en-US"/>
+        </w:rPr>
+        <w:t>run</w:t>
+      </w:r>
+      <w:r>
+        <w:t xml:space="preserve"> </w:t>
+      </w:r>
+      <w:r>
+        <w:rPr>
+          <w:lang w:val="en-US"/>
+        </w:rPr>
+        <w:t>ubuntu</w:t>
+      </w:r>
+      <w:r>
+        <w:t>:</w:t>
+      </w:r>
+      <w:r>
+        <w:rPr>
+          <w:lang w:val="en-US"/>
+        </w:rPr>
+        <w:t>latest</w:t>
+      </w:r>
+      <w:r>
+        <w:t xml:space="preserve"> </w:t>
+      </w:r>
+      <w:r>
+        <w:rPr>
+          <w:lang w:val="en-US"/>
+        </w:rPr>
+        <w:t>hostname</w:t>
+      </w:r>
+    </w:p>
+    <w:p>
+      <w:pPr>
+        <w:pStyle w:val="Default"/>
+      </w:pPr>
+      <w:r>
+        <w:t>Выполняя</w:t>
+      </w:r>
+      <w:r>
+        <w:t xml:space="preserve"> </w:t>
+      </w:r>
+      <w:r>
+        <w:t>запуск</w:t>
+      </w:r>
+      <w:r>
+        <w:t xml:space="preserve"> </w:t>
+      </w:r>
+      <w:r>
+        <w:t>контейнера</w:t>
+      </w:r>
+      <w:r>
+        <w:t xml:space="preserve">, </w:t>
+      </w:r>
+      <w:r>
+        <w:t>указывая</w:t>
+      </w:r>
+      <w:r>
+        <w:t xml:space="preserve"> </w:t>
+      </w:r>
+      <w:r>
+        <w:t>образ</w:t>
+      </w:r>
+      <w:r>
+        <w:t xml:space="preserve"> </w:t>
+      </w:r>
+      <w:r>
+        <w:rPr>
+          <w:lang w:val="en-US"/>
+        </w:rPr>
+        <w:t>ubuntu</w:t>
+      </w:r>
+      <w:r>
+        <w:t xml:space="preserve">, </w:t>
+      </w:r>
+      <w:r>
+        <w:t>неявно</w:t>
+      </w:r>
+      <w:r>
+        <w:t xml:space="preserve"> </w:t>
+      </w:r>
+      <w:r>
+        <w:t>указывался</w:t>
+      </w:r>
+      <w:r>
+        <w:t xml:space="preserve"> </w:t>
+      </w:r>
+      <w:r>
+        <w:t>образ</w:t>
+      </w:r>
+      <w:r>
+        <w:t xml:space="preserve"> </w:t>
+      </w:r>
+      <w:r>
+        <w:rPr>
+          <w:lang w:val="en-US"/>
+        </w:rPr>
+        <w:t>ubuntu</w:t>
+      </w:r>
+      <w:r>
+        <w:t>:</w:t>
+      </w:r>
+      <w:r>
+        <w:rPr>
+          <w:lang w:val="en-US"/>
+        </w:rPr>
+        <w:t>latest</w:t>
+      </w:r>
+      <w:r>
+        <w:t xml:space="preserve">. </w:t>
+      </w:r>
+      <w:r>
+        <w:t xml:space="preserve">Следовательно, следующие команды равнозначны: </w:t>
+      </w:r>
+    </w:p>
+    <w:p>
+      <w:pPr>
+        <w:pStyle w:val="Default"/>
+      </w:pPr>
+      <w:r>
+        <w:t xml:space="preserve">• </w:t>
+      </w:r>
+      <w:r>
+        <w:rPr>
+          <w:lang w:val="en-US"/>
+        </w:rPr>
+        <w:t>docker</w:t>
+      </w:r>
+      <w:r>
+        <w:t xml:space="preserve"> </w:t>
+      </w:r>
+      <w:r>
+        <w:rPr>
+          <w:lang w:val="en-US"/>
+        </w:rPr>
+        <w:t>run</w:t>
+      </w:r>
+      <w:r>
+        <w:t xml:space="preserve"> </w:t>
+      </w:r>
+      <w:r>
+        <w:rPr>
+          <w:lang w:val="en-US"/>
+        </w:rPr>
+        <w:t>ubuntu</w:t>
+      </w:r>
+      <w:r>
+        <w:t xml:space="preserve"> </w:t>
+      </w:r>
+      <w:r>
+        <w:rPr>
+          <w:lang w:val="en-US"/>
+        </w:rPr>
+        <w:t>hostname</w:t>
+      </w:r>
+    </w:p>
+    <w:p>
+      <w:pPr>
+        <w:pStyle w:val="Default"/>
+      </w:pPr>
+      <w:r>
+        <w:t xml:space="preserve">• </w:t>
+      </w:r>
+      <w:r>
+        <w:rPr>
+          <w:lang w:val="en-US"/>
+        </w:rPr>
+        <w:t>docker</w:t>
+      </w:r>
+      <w:r>
+        <w:t xml:space="preserve"> </w:t>
+      </w:r>
+      <w:r>
+        <w:rPr>
+          <w:lang w:val="en-US"/>
+        </w:rPr>
+        <w:t>run</w:t>
+      </w:r>
+      <w:r>
+        <w:t xml:space="preserve"> </w:t>
+      </w:r>
+      <w:r>
+        <w:rPr>
+          <w:lang w:val="en-US"/>
+        </w:rPr>
+        <w:t>ubuntu</w:t>
+      </w:r>
+      <w:r>
+        <w:t>:</w:t>
+      </w:r>
+      <w:r>
+        <w:rPr>
+          <w:lang w:val="en-US"/>
+        </w:rPr>
+        <w:t>latest</w:t>
+      </w:r>
+      <w:r>
+        <w:t xml:space="preserve"> </w:t>
+      </w:r>
+      <w:r>
+        <w:rPr>
+          <w:lang w:val="en-US"/>
+        </w:rPr>
+        <w:t>hostname</w:t>
+      </w:r>
+    </w:p>
+    <w:p>
+      <w:pPr>
+        <w:pStyle w:val="2"/>
+      </w:pPr>
+      <w:bookmarkStart w:id="5" w:name="_Toc193361879"/>
+      <w:r>
+        <w:t xml:space="preserve">2.3 </w:t>
+      </w:r>
+      <w:r>
+        <w:t>Работа с портами</w:t>
+      </w:r>
+      <w:bookmarkEnd w:id="5"/>
+    </w:p>
+    <w:p>
+      <w:pPr>
+        <w:pStyle w:val="Default"/>
+      </w:pPr>
+      <w:r>
+        <w:t>Для начала, загрузите образ python командой docker pull python.</w:t>
+      </w:r>
+    </w:p>
+    <w:p>
+      <w:pPr>
+        <w:pStyle w:val="a6"/>
+      </w:pPr>
+      <w:r>
+        <w:rPr>
+          <w:noProof/>
+          <w:lang w:val="ru-RU"/>
+        </w:rPr>
+        <w:drawing>
+          <wp:inline distT="0" distB="0" distL="0" distR="0" wp14:anchorId="1365BB20" wp14:editId="56F684C3">
+            <wp:extent cx="5372182" cy="3133725"/>
+            <wp:effectExtent l="0" t="0" r="0" b="0"/>
+            <wp:docPr id="26" name="Рисунок 26"/>
+            <wp:cNvGraphicFramePr>
+              <a:graphicFrameLocks xmlns:a="http://schemas.openxmlformats.org/drawingml/2006/main" noChangeAspect="1"/>
+            </wp:cNvGraphicFramePr>
+            <a:graphic xmlns:a="http://schemas.openxmlformats.org/drawingml/2006/main">
+              <a:graphicData uri="http://schemas.openxmlformats.org/drawingml/2006/picture">
+                <pic:pic xmlns:pic="http://schemas.openxmlformats.org/drawingml/2006/picture">
+                  <pic:nvPicPr>
+                    <pic:cNvPr id="1" name=""/>
+                    <pic:cNvPicPr/>
+                  </pic:nvPicPr>
+                  <pic:blipFill>
+                    <a:blip r:embed="rId15"/>
+                    <a:stretch>
+                      <a:fillRect/>
+                    </a:stretch>
+                  </pic:blipFill>
+                  <pic:spPr>
+                    <a:xfrm>
+                      <a:off x="0" y="0"/>
                       <a:ext cx="5394365" cy="3146665"/>
                     </a:xfrm>
                     <a:prstGeom prst="rect">
@@ -3109,85 +2681,29 @@
       </w:pPr>
       <w:r>
         <w:lastRenderedPageBreak/>
-        <w:t xml:space="preserve">В качестве примера, запустите встроенный в </w:t>
-      </w:r>
-      <w:proofErr w:type="spellStart"/>
-      <w:r>
-        <w:t>Python</w:t>
-      </w:r>
-      <w:proofErr w:type="spellEnd"/>
-      <w:r>
-        <w:t xml:space="preserve"> модуль веб-сервера </w:t>
-      </w:r>
-      <w:proofErr w:type="gramStart"/>
-      <w:r>
-        <w:t>из</w:t>
-      </w:r>
-      <w:proofErr w:type="gramEnd"/>
-      <w:r>
-        <w:t xml:space="preserve"> корня контейнера, чтобы отобразить содержание контейнера. </w:t>
-      </w:r>
-    </w:p>
-    <w:p>
-      <w:pPr>
-        <w:pStyle w:val="Default"/>
-        <w:rPr>
-          <w:lang w:val="en-US"/>
-        </w:rPr>
-      </w:pPr>
-      <w:proofErr w:type="spellStart"/>
-      <w:proofErr w:type="gramStart"/>
-      <w:r>
-        <w:rPr>
-          <w:lang w:val="en-US"/>
-        </w:rPr>
-        <w:t>docker</w:t>
-      </w:r>
-      <w:proofErr w:type="spellEnd"/>
-      <w:proofErr w:type="gramEnd"/>
-      <w:r>
-        <w:rPr>
-          <w:lang w:val="en-US"/>
-        </w:rPr>
-        <w:t xml:space="preserve"> run -it python </w:t>
-      </w:r>
-      <w:proofErr w:type="spellStart"/>
-      <w:r>
-        <w:rPr>
-          <w:lang w:val="en-US"/>
-        </w:rPr>
-        <w:t>python</w:t>
-      </w:r>
-      <w:proofErr w:type="spellEnd"/>
-      <w:r>
-        <w:rPr>
-          <w:lang w:val="en-US"/>
-        </w:rPr>
-        <w:t xml:space="preserve"> -m </w:t>
-      </w:r>
-      <w:proofErr w:type="spellStart"/>
-      <w:r>
-        <w:rPr>
-          <w:lang w:val="en-US"/>
-        </w:rPr>
-        <w:t>http.server</w:t>
-      </w:r>
-      <w:proofErr w:type="spellEnd"/>
-    </w:p>
-    <w:p>
-      <w:pPr>
-        <w:pStyle w:val="Default"/>
-      </w:pPr>
-      <w:r>
-        <w:t xml:space="preserve">При запуске пишется, что сервер доступен по адресу http://0.0.0.0:8000/. Однако, если открыть этот адрес, то ничего не будет видно, потому что порты не проброшены. Завершите работу веб-сервера, нажав комбинацию клавиш </w:t>
-      </w:r>
-      <w:proofErr w:type="spellStart"/>
-      <w:r>
-        <w:t>Ctrl+C</w:t>
-      </w:r>
-      <w:proofErr w:type="spellEnd"/>
-      <w:r>
-        <w:t>.</w:t>
+        <w:t xml:space="preserve">В качестве примера, запустите встроенный в Python модуль веб-сервера из корня контейнера, чтобы отобразить содержание контейнера. </w:t>
+      </w:r>
+    </w:p>
+    <w:p>
+      <w:pPr>
+        <w:pStyle w:val="Default"/>
+        <w:rPr>
+          <w:lang w:val="en-US"/>
+        </w:rPr>
+      </w:pPr>
+      <w:r>
+        <w:rPr>
+          <w:lang w:val="en-US"/>
+        </w:rPr>
+        <w:t>docker run -it python python -m http.server</w:t>
+      </w:r>
+    </w:p>
+    <w:p>
+      <w:pPr>
+        <w:pStyle w:val="Default"/>
+      </w:pPr>
+      <w:r>
+        <w:t>При запуске пишется, что сервер доступен по адресу http://0.0.0.0:8000/. Однако, если открыть этот адрес, то ничего не будет видно, потому что порты не проброшены. Завершите работу веб-сервера, нажав комбинацию клавиш Ctrl+C.</w:t>
       </w:r>
     </w:p>
     <w:p>
@@ -3219,8 +2735,8 @@
             <v:path o:extrusionok="f" gradientshapeok="t" o:connecttype="rect"/>
             <o:lock v:ext="edit" aspectratio="t"/>
           </v:shapetype>
-          <v:shape id="_x0000_i1025" type="#_x0000_t75" style="width:468.45pt;height:149.6pt">
-            <v:imagedata r:id="rId14" o:title="smth"/>
+          <v:shape id="_x0000_i1025" type="#_x0000_t75" style="width:468.85pt;height:149.85pt">
+            <v:imagedata r:id="rId16" o:title="smth"/>
           </v:shape>
         </w:pict>
       </w:r>
@@ -3230,88 +2746,15 @@
         <w:pStyle w:val="Default"/>
       </w:pPr>
       <w:r>
-        <w:t xml:space="preserve">Для проброса портов используется флаг -p </w:t>
-      </w:r>
-      <w:proofErr w:type="spellStart"/>
-      <w:proofErr w:type="gramStart"/>
-      <w:r>
-        <w:t>hostPort:containerPort</w:t>
-      </w:r>
-      <w:proofErr w:type="spellEnd"/>
-      <w:proofErr w:type="gramEnd"/>
-      <w:r>
-        <w:t xml:space="preserve"> Добавьте его, чтобы пробросить порт 8000: </w:t>
-      </w:r>
-    </w:p>
-    <w:p>
-      <w:pPr>
-        <w:pStyle w:val="Default"/>
-      </w:pPr>
-      <w:proofErr w:type="spellStart"/>
-      <w:proofErr w:type="gramStart"/>
-      <w:r>
-        <w:t>docker</w:t>
-      </w:r>
-      <w:proofErr w:type="spellEnd"/>
-      <w:proofErr w:type="gramEnd"/>
-      <w:r>
-        <w:t xml:space="preserve"> </w:t>
-      </w:r>
-      <w:proofErr w:type="spellStart"/>
-      <w:r>
-        <w:t>run</w:t>
-      </w:r>
-      <w:proofErr w:type="spellEnd"/>
-      <w:r>
-        <w:t xml:space="preserve"> -</w:t>
-      </w:r>
-      <w:proofErr w:type="spellStart"/>
-      <w:r>
-        <w:t>it</w:t>
-      </w:r>
-      <w:proofErr w:type="spellEnd"/>
-      <w:r>
-        <w:t xml:space="preserve"> -p8000:8000 </w:t>
-      </w:r>
-      <w:proofErr w:type="spellStart"/>
-      <w:r>
-        <w:t>python</w:t>
-      </w:r>
-      <w:proofErr w:type="spellEnd"/>
-      <w:r>
-        <w:t xml:space="preserve"> </w:t>
-      </w:r>
-      <w:proofErr w:type="spellStart"/>
-      <w:r>
-        <w:t>python</w:t>
-      </w:r>
-      <w:proofErr w:type="spellEnd"/>
-      <w:r>
-        <w:t xml:space="preserve"> -m </w:t>
-      </w:r>
-      <w:proofErr w:type="spellStart"/>
-      <w:r>
-        <w:t>http.server</w:t>
-      </w:r>
-      <w:proofErr w:type="spellEnd"/>
-      <w:r>
-        <w:t xml:space="preserve"> — теперь по адресу http://0.0.0.0: 8000/ (если не открывается на </w:t>
-      </w:r>
-      <w:proofErr w:type="spellStart"/>
-      <w:r>
-        <w:t>Windows</w:t>
-      </w:r>
-      <w:proofErr w:type="spellEnd"/>
-      <w:r>
-        <w:t xml:space="preserve">, то вместо 0.0.0.0 нужно указать </w:t>
-      </w:r>
-      <w:proofErr w:type="spellStart"/>
-      <w:r>
-        <w:t>localhost</w:t>
-      </w:r>
-      <w:proofErr w:type="spellEnd"/>
-      <w:r>
-        <w:t>) открывается содержимое корневой директории в контейнере.</w:t>
+        <w:t xml:space="preserve">Для проброса портов используется флаг -p hostPort:containerPort Добавьте его, чтобы пробросить порт 8000: </w:t>
+      </w:r>
+    </w:p>
+    <w:p>
+      <w:pPr>
+        <w:pStyle w:val="Default"/>
+      </w:pPr>
+      <w:r>
+        <w:t>docker run -it -p8000:8000 python python -m http.server — теперь по адресу http://0.0.0.0: 8000/ (если не открывается на Windows, то вместо 0.0.0.0 нужно указать localhost) открывается содержимое корневой директории в контейнере.</w:t>
       </w:r>
     </w:p>
     <w:p>
@@ -3319,172 +2762,15 @@
         <w:pStyle w:val="a6"/>
       </w:pPr>
       <w:r>
+        <w:rPr>
+          <w:noProof/>
+          <w:lang w:val="ru-RU"/>
+        </w:rPr>
         <w:drawing>
           <wp:inline distT="0" distB="0" distL="0" distR="0" wp14:anchorId="095E6BDF" wp14:editId="5C9EE5AD">
             <wp:extent cx="5940425" cy="418465"/>
             <wp:effectExtent l="0" t="0" r="3175" b="635"/>
             <wp:docPr id="27" name="Рисунок 27"/>
-            <wp:cNvGraphicFramePr>
-              <a:graphicFrameLocks xmlns:a="http://schemas.openxmlformats.org/drawingml/2006/main" noChangeAspect="1"/>
-            </wp:cNvGraphicFramePr>
-            <a:graphic xmlns:a="http://schemas.openxmlformats.org/drawingml/2006/main">
-              <a:graphicData uri="http://schemas.openxmlformats.org/drawingml/2006/picture">
-                <pic:pic xmlns:pic="http://schemas.openxmlformats.org/drawingml/2006/picture">
-                  <pic:nvPicPr>
-                    <pic:cNvPr id="1" name=""/>
-                    <pic:cNvPicPr/>
-                  </pic:nvPicPr>
-                  <pic:blipFill>
-                    <a:blip r:embed="rId15"/>
-                    <a:stretch>
-                      <a:fillRect/>
-                    </a:stretch>
-                  </pic:blipFill>
-                  <pic:spPr>
-                    <a:xfrm>
-                      <a:off x="0" y="0"/>
-                      <a:ext cx="5940425" cy="418465"/>
-                    </a:xfrm>
-                    <a:prstGeom prst="rect">
-                      <a:avLst/>
-                    </a:prstGeom>
-                  </pic:spPr>
-                </pic:pic>
-              </a:graphicData>
-            </a:graphic>
-          </wp:inline>
-        </w:drawing>
-      </w:r>
-    </w:p>
-    <w:p>
-      <w:pPr>
-        <w:pStyle w:val="a6"/>
-      </w:pPr>
-      <w:r>
-        <w:drawing>
-          <wp:inline distT="0" distB="0" distL="0" distR="0" wp14:anchorId="3E833C26" wp14:editId="48AB8E99">
-            <wp:extent cx="5940425" cy="2338705"/>
-            <wp:effectExtent l="0" t="0" r="3175" b="4445"/>
-            <wp:docPr id="29" name="Рисунок 29"/>
-            <wp:cNvGraphicFramePr>
-              <a:graphicFrameLocks xmlns:a="http://schemas.openxmlformats.org/drawingml/2006/main" noChangeAspect="1"/>
-            </wp:cNvGraphicFramePr>
-            <a:graphic xmlns:a="http://schemas.openxmlformats.org/drawingml/2006/main">
-              <a:graphicData uri="http://schemas.openxmlformats.org/drawingml/2006/picture">
-                <pic:pic xmlns:pic="http://schemas.openxmlformats.org/drawingml/2006/picture">
-                  <pic:nvPicPr>
-                    <pic:cNvPr id="1" name=""/>
-                    <pic:cNvPicPr/>
-                  </pic:nvPicPr>
-                  <pic:blipFill>
-                    <a:blip r:embed="rId16"/>
-                    <a:stretch>
-                      <a:fillRect/>
-                    </a:stretch>
-                  </pic:blipFill>
-                  <pic:spPr>
-                    <a:xfrm>
-                      <a:off x="0" y="0"/>
-                      <a:ext cx="5940425" cy="2338705"/>
-                    </a:xfrm>
-                    <a:prstGeom prst="rect">
-                      <a:avLst/>
-                    </a:prstGeom>
-                  </pic:spPr>
-                </pic:pic>
-              </a:graphicData>
-            </a:graphic>
-          </wp:inline>
-        </w:drawing>
-      </w:r>
-    </w:p>
-    <w:p>
-      <w:pPr>
-        <w:pStyle w:val="Default"/>
-      </w:pPr>
-      <w:r>
-        <w:lastRenderedPageBreak/>
-        <w:t xml:space="preserve">Для того, чтобы доступный в контейнере на порту 8000 </w:t>
-      </w:r>
-      <w:proofErr w:type="gramStart"/>
-      <w:r>
-        <w:t>веб-сайт</w:t>
-      </w:r>
-      <w:proofErr w:type="gramEnd"/>
-      <w:r>
-        <w:t xml:space="preserve"> в </w:t>
-      </w:r>
-      <w:proofErr w:type="spellStart"/>
-      <w:r>
-        <w:t>хостовой</w:t>
-      </w:r>
-      <w:proofErr w:type="spellEnd"/>
-      <w:r>
-        <w:t xml:space="preserve"> системе открывался на порту 8888, необходимо указать флаг -p 8888:8000: </w:t>
-      </w:r>
-    </w:p>
-    <w:p>
-      <w:pPr>
-        <w:pStyle w:val="Default"/>
-        <w:rPr>
-          <w:lang w:val="en-US"/>
-        </w:rPr>
-      </w:pPr>
-      <w:proofErr w:type="spellStart"/>
-      <w:proofErr w:type="gramStart"/>
-      <w:r>
-        <w:rPr>
-          <w:lang w:val="en-US"/>
-        </w:rPr>
-        <w:t>docker</w:t>
-      </w:r>
-      <w:proofErr w:type="spellEnd"/>
-      <w:proofErr w:type="gramEnd"/>
-      <w:r>
-        <w:rPr>
-          <w:lang w:val="en-US"/>
-        </w:rPr>
-        <w:t xml:space="preserve"> run -it -p8888:8000 python </w:t>
-      </w:r>
-      <w:proofErr w:type="spellStart"/>
-      <w:r>
-        <w:rPr>
-          <w:lang w:val="en-US"/>
-        </w:rPr>
-        <w:t>python</w:t>
-      </w:r>
-      <w:proofErr w:type="spellEnd"/>
-      <w:r>
-        <w:rPr>
-          <w:lang w:val="en-US"/>
-        </w:rPr>
-        <w:t xml:space="preserve"> -m </w:t>
-      </w:r>
-      <w:proofErr w:type="spellStart"/>
-      <w:r>
-        <w:rPr>
-          <w:lang w:val="en-US"/>
-        </w:rPr>
-        <w:t>http.server</w:t>
-      </w:r>
-      <w:proofErr w:type="spellEnd"/>
-      <w:r>
-        <w:rPr>
-          <w:lang w:val="en-US"/>
-        </w:rPr>
-        <w:t>.</w:t>
-      </w:r>
-    </w:p>
-    <w:p>
-      <w:pPr>
-        <w:pStyle w:val="a6"/>
-      </w:pPr>
-      <w:r>
-        <w:drawing>
-          <wp:inline distT="0" distB="0" distL="0" distR="0" wp14:anchorId="77CA7217" wp14:editId="527D57F7">
-            <wp:extent cx="5940425" cy="457200"/>
-            <wp:effectExtent l="0" t="0" r="3175" b="0"/>
-            <wp:docPr id="30" name="Рисунок 30"/>
             <wp:cNvGraphicFramePr>
               <a:graphicFrameLocks xmlns:a="http://schemas.openxmlformats.org/drawingml/2006/main" noChangeAspect="1"/>
             </wp:cNvGraphicFramePr>
@@ -3504,7 +2790,7 @@
                   <pic:spPr>
                     <a:xfrm>
                       <a:off x="0" y="0"/>
-                      <a:ext cx="5940425" cy="457200"/>
+                      <a:ext cx="5940425" cy="418465"/>
                     </a:xfrm>
                     <a:prstGeom prst="rect">
                       <a:avLst/>
@@ -3519,30 +2805,18 @@
     </w:p>
     <w:p>
       <w:pPr>
-        <w:pStyle w:val="Default"/>
-      </w:pPr>
-      <w:r>
-        <w:t xml:space="preserve">Завершите работу веб-сервера, нажав комбинацию клавиш </w:t>
-      </w:r>
-      <w:proofErr w:type="spellStart"/>
-      <w:r>
-        <w:t>Ctrl+C</w:t>
-      </w:r>
-      <w:proofErr w:type="spellEnd"/>
-      <w:r>
-        <w:t>.</w:t>
-      </w:r>
-    </w:p>
-    <w:p>
-      <w:pPr>
         <w:pStyle w:val="a6"/>
       </w:pPr>
       <w:r>
+        <w:rPr>
+          <w:noProof/>
+          <w:lang w:val="ru-RU"/>
+        </w:rPr>
         <w:drawing>
-          <wp:inline distT="0" distB="0" distL="0" distR="0" wp14:anchorId="359DEE3A" wp14:editId="5EF43319">
-            <wp:extent cx="5940425" cy="715010"/>
-            <wp:effectExtent l="0" t="0" r="3175" b="8890"/>
-            <wp:docPr id="31" name="Рисунок 31"/>
+          <wp:inline distT="0" distB="0" distL="0" distR="0" wp14:anchorId="3E833C26" wp14:editId="48AB8E99">
+            <wp:extent cx="5940425" cy="2338705"/>
+            <wp:effectExtent l="0" t="0" r="3175" b="4445"/>
+            <wp:docPr id="29" name="Рисунок 29"/>
             <wp:cNvGraphicFramePr>
               <a:graphicFrameLocks xmlns:a="http://schemas.openxmlformats.org/drawingml/2006/main" noChangeAspect="1"/>
             </wp:cNvGraphicFramePr>
@@ -3562,7 +2836,7 @@
                   <pic:spPr>
                     <a:xfrm>
                       <a:off x="0" y="0"/>
-                      <a:ext cx="5940425" cy="715010"/>
+                      <a:ext cx="5940425" cy="2338705"/>
                     </a:xfrm>
                     <a:prstGeom prst="rect">
                       <a:avLst/>
@@ -3577,420 +2851,25 @@
     </w:p>
     <w:p>
       <w:pPr>
-        <w:pStyle w:val="2"/>
-      </w:pPr>
-      <w:bookmarkStart w:id="5" w:name="_Toc193361880"/>
-      <w:r>
-        <w:t xml:space="preserve">2.4 </w:t>
-      </w:r>
-      <w:r>
-        <w:t>Именованные контейнеры, остановка и удаление</w:t>
-      </w:r>
-      <w:bookmarkEnd w:id="5"/>
-    </w:p>
-    <w:p>
-      <w:pPr>
-        <w:pStyle w:val="Default"/>
-      </w:pPr>
-      <w:r>
-        <w:t xml:space="preserve">Запустите контейнер: </w:t>
-      </w:r>
-      <w:proofErr w:type="spellStart"/>
-      <w:r>
-        <w:t>docker</w:t>
-      </w:r>
-      <w:proofErr w:type="spellEnd"/>
-      <w:r>
-        <w:t xml:space="preserve"> </w:t>
-      </w:r>
-      <w:proofErr w:type="spellStart"/>
-      <w:r>
-        <w:t>run</w:t>
-      </w:r>
-      <w:proofErr w:type="spellEnd"/>
-      <w:r>
-        <w:t xml:space="preserve"> -</w:t>
-      </w:r>
-      <w:proofErr w:type="spellStart"/>
-      <w:r>
-        <w:t>it</w:t>
-      </w:r>
-      <w:proofErr w:type="spellEnd"/>
-      <w:r>
-        <w:t xml:space="preserve"> -p8000:8000 </w:t>
-      </w:r>
-      <w:proofErr w:type="spellStart"/>
-      <w:r>
-        <w:t>python</w:t>
-      </w:r>
-      <w:proofErr w:type="spellEnd"/>
-      <w:r>
-        <w:t xml:space="preserve"> </w:t>
-      </w:r>
-      <w:proofErr w:type="spellStart"/>
-      <w:r>
-        <w:t>python</w:t>
-      </w:r>
-      <w:proofErr w:type="spellEnd"/>
-      <w:r>
-        <w:t xml:space="preserve"> -m </w:t>
-      </w:r>
-      <w:proofErr w:type="spellStart"/>
-      <w:r>
-        <w:t>http.server</w:t>
-      </w:r>
-      <w:proofErr w:type="spellEnd"/>
-      <w:r>
-        <w:t xml:space="preserve">. Нажмите </w:t>
-      </w:r>
-      <w:proofErr w:type="spellStart"/>
-      <w:r>
-        <w:t>Ctrl+C</w:t>
-      </w:r>
-      <w:proofErr w:type="spellEnd"/>
-      <w:r>
-        <w:t xml:space="preserve"> — выполнение завершится. Для того, чтобы запустить контейнер в фоне, нужно добавить флаг -d/--</w:t>
-      </w:r>
-      <w:proofErr w:type="spellStart"/>
-      <w:r>
-        <w:t>detach</w:t>
-      </w:r>
-      <w:proofErr w:type="spellEnd"/>
-      <w:r>
-        <w:t>. Также определим имя контейнеру, добавив флаг --</w:t>
-      </w:r>
-      <w:proofErr w:type="spellStart"/>
-      <w:r>
-        <w:t>name</w:t>
-      </w:r>
-      <w:proofErr w:type="spellEnd"/>
-      <w:r>
-        <w:t xml:space="preserve">. </w:t>
-      </w:r>
-    </w:p>
-    <w:p>
-      <w:pPr>
-        <w:pStyle w:val="Default"/>
-        <w:rPr>
-          <w:lang w:val="en-US"/>
-        </w:rPr>
-      </w:pPr>
-      <w:proofErr w:type="spellStart"/>
-      <w:proofErr w:type="gramStart"/>
-      <w:r>
-        <w:rPr>
-          <w:lang w:val="en-US"/>
-        </w:rPr>
-        <w:t>docker</w:t>
-      </w:r>
-      <w:proofErr w:type="spellEnd"/>
-      <w:proofErr w:type="gramEnd"/>
-      <w:r>
-        <w:rPr>
-          <w:lang w:val="en-US"/>
-        </w:rPr>
-        <w:t xml:space="preserve"> </w:t>
-      </w:r>
-      <w:r>
-        <w:rPr>
-          <w:lang w:val="en-US"/>
-        </w:rPr>
-        <w:t>run</w:t>
-      </w:r>
-      <w:r>
-        <w:rPr>
-          <w:lang w:val="en-US"/>
-        </w:rPr>
-        <w:t xml:space="preserve"> -</w:t>
-      </w:r>
-      <w:r>
-        <w:rPr>
-          <w:lang w:val="en-US"/>
-        </w:rPr>
-        <w:t>p</w:t>
-      </w:r>
-      <w:r>
-        <w:rPr>
-          <w:lang w:val="en-US"/>
-        </w:rPr>
-        <w:t>8000:8000 --</w:t>
-      </w:r>
-      <w:r>
-        <w:rPr>
-          <w:lang w:val="en-US"/>
-        </w:rPr>
-        <w:t>name</w:t>
-      </w:r>
-      <w:r>
-        <w:rPr>
-          <w:lang w:val="en-US"/>
-        </w:rPr>
-        <w:t xml:space="preserve"> </w:t>
-      </w:r>
-      <w:proofErr w:type="spellStart"/>
-      <w:r>
-        <w:rPr>
-          <w:lang w:val="en-US"/>
-        </w:rPr>
-        <w:t>pyserver</w:t>
-      </w:r>
-      <w:proofErr w:type="spellEnd"/>
-      <w:r>
-        <w:rPr>
-          <w:lang w:val="en-US"/>
-        </w:rPr>
-        <w:t xml:space="preserve"> -</w:t>
-      </w:r>
-      <w:r>
-        <w:rPr>
-          <w:lang w:val="en-US"/>
-        </w:rPr>
-        <w:t>d</w:t>
-      </w:r>
-      <w:r>
-        <w:rPr>
-          <w:lang w:val="en-US"/>
-        </w:rPr>
-        <w:t xml:space="preserve"> </w:t>
-      </w:r>
-      <w:r>
-        <w:rPr>
-          <w:lang w:val="en-US"/>
-        </w:rPr>
-        <w:t>python</w:t>
-      </w:r>
-      <w:r>
-        <w:rPr>
-          <w:lang w:val="en-US"/>
-        </w:rPr>
-        <w:t xml:space="preserve"> </w:t>
-      </w:r>
-      <w:proofErr w:type="spellStart"/>
-      <w:r>
-        <w:rPr>
-          <w:lang w:val="en-US"/>
-        </w:rPr>
-        <w:t>python</w:t>
-      </w:r>
-      <w:proofErr w:type="spellEnd"/>
-      <w:r>
-        <w:rPr>
-          <w:lang w:val="en-US"/>
-        </w:rPr>
-        <w:t xml:space="preserve"> -</w:t>
-      </w:r>
-      <w:r>
-        <w:rPr>
-          <w:lang w:val="en-US"/>
-        </w:rPr>
-        <w:t>m</w:t>
-      </w:r>
-      <w:r>
-        <w:rPr>
-          <w:lang w:val="en-US"/>
-        </w:rPr>
-        <w:t xml:space="preserve"> </w:t>
-      </w:r>
-      <w:proofErr w:type="spellStart"/>
-      <w:r>
-        <w:rPr>
-          <w:lang w:val="en-US"/>
-        </w:rPr>
-        <w:t>http</w:t>
-      </w:r>
-      <w:r>
-        <w:rPr>
-          <w:lang w:val="en-US"/>
-        </w:rPr>
-        <w:t>.</w:t>
-      </w:r>
-      <w:r>
-        <w:rPr>
-          <w:lang w:val="en-US"/>
-        </w:rPr>
-        <w:t>server</w:t>
-      </w:r>
-      <w:proofErr w:type="spellEnd"/>
-    </w:p>
-    <w:p>
-      <w:pPr>
-        <w:pStyle w:val="Default"/>
-      </w:pPr>
-      <w:r>
-        <w:t xml:space="preserve">Убедитесь, что контейнер всё ещё запущен: </w:t>
-      </w:r>
-      <w:proofErr w:type="spellStart"/>
-      <w:r>
-        <w:t>docker</w:t>
-      </w:r>
-      <w:proofErr w:type="spellEnd"/>
-      <w:r>
-        <w:t xml:space="preserve"> </w:t>
-      </w:r>
-      <w:proofErr w:type="spellStart"/>
-      <w:r>
-        <w:t>ps</w:t>
-      </w:r>
-      <w:proofErr w:type="spellEnd"/>
-      <w:r>
-        <w:t xml:space="preserve"> | </w:t>
-      </w:r>
-      <w:proofErr w:type="spellStart"/>
-      <w:r>
-        <w:t>grep</w:t>
-      </w:r>
-      <w:proofErr w:type="spellEnd"/>
-      <w:r>
-        <w:t xml:space="preserve"> </w:t>
-      </w:r>
-      <w:proofErr w:type="spellStart"/>
-      <w:r>
-        <w:t>pyserver</w:t>
-      </w:r>
-      <w:proofErr w:type="spellEnd"/>
-      <w:r>
-        <w:t xml:space="preserve"> — вывод команды не должен быть пустым. Для просмотра логов контейнера, воспользуйтесь командой </w:t>
-      </w:r>
-      <w:proofErr w:type="spellStart"/>
-      <w:r>
-        <w:t>docker</w:t>
-      </w:r>
-      <w:proofErr w:type="spellEnd"/>
-      <w:r>
-        <w:t xml:space="preserve"> </w:t>
-      </w:r>
-      <w:proofErr w:type="spellStart"/>
-      <w:r>
-        <w:t>logs</w:t>
-      </w:r>
-      <w:proofErr w:type="spellEnd"/>
-      <w:r>
-        <w:t xml:space="preserve"> </w:t>
-      </w:r>
-      <w:proofErr w:type="spellStart"/>
-      <w:r>
-        <w:t>pyserver</w:t>
-      </w:r>
-      <w:proofErr w:type="spellEnd"/>
-    </w:p>
-    <w:p>
-      <w:pPr>
-        <w:pStyle w:val="Default"/>
-      </w:pPr>
-      <w:r>
-        <w:t xml:space="preserve">Для того, чтобы остановить выполнение контейнера, существует команда </w:t>
-      </w:r>
-      <w:proofErr w:type="spellStart"/>
-      <w:r>
-        <w:t>docker</w:t>
-      </w:r>
-      <w:proofErr w:type="spellEnd"/>
-      <w:r>
-        <w:t xml:space="preserve"> </w:t>
-      </w:r>
-      <w:proofErr w:type="spellStart"/>
-      <w:r>
-        <w:t>stop</w:t>
-      </w:r>
-      <w:proofErr w:type="spellEnd"/>
-      <w:r>
-        <w:t xml:space="preserve"> </w:t>
-      </w:r>
-      <w:proofErr w:type="spellStart"/>
-      <w:r>
-        <w:t>pyserver</w:t>
-      </w:r>
-      <w:proofErr w:type="spellEnd"/>
-      <w:r>
-        <w:t xml:space="preserve">. Однако, если снова попробовать запустить командой </w:t>
-      </w:r>
-      <w:proofErr w:type="spellStart"/>
-      <w:r>
-        <w:t>docker</w:t>
-      </w:r>
-      <w:proofErr w:type="spellEnd"/>
-      <w:r>
-        <w:t xml:space="preserve"> </w:t>
-      </w:r>
-      <w:proofErr w:type="spellStart"/>
-      <w:r>
-        <w:t>run</w:t>
-      </w:r>
-      <w:proofErr w:type="spellEnd"/>
-      <w:r>
-        <w:t xml:space="preserve"> -</w:t>
-      </w:r>
-      <w:proofErr w:type="spellStart"/>
-      <w:r>
-        <w:t>it</w:t>
-      </w:r>
-      <w:proofErr w:type="spellEnd"/>
-      <w:r>
-        <w:t xml:space="preserve"> -p8000:8000 --</w:t>
-      </w:r>
-      <w:proofErr w:type="spellStart"/>
-      <w:r>
-        <w:t>name</w:t>
-      </w:r>
-      <w:proofErr w:type="spellEnd"/>
-      <w:r>
-        <w:t xml:space="preserve"> </w:t>
-      </w:r>
-      <w:proofErr w:type="spellStart"/>
-      <w:r>
-        <w:t>pyserver</w:t>
-      </w:r>
-      <w:proofErr w:type="spellEnd"/>
-      <w:r>
-        <w:t xml:space="preserve"> -d </w:t>
-      </w:r>
-      <w:proofErr w:type="spellStart"/>
-      <w:r>
-        <w:t>python</w:t>
-      </w:r>
-      <w:proofErr w:type="spellEnd"/>
-      <w:r>
-        <w:t xml:space="preserve"> </w:t>
-      </w:r>
-      <w:proofErr w:type="spellStart"/>
-      <w:r>
-        <w:t>python</w:t>
-      </w:r>
-      <w:proofErr w:type="spellEnd"/>
-      <w:r>
-        <w:t xml:space="preserve"> -m </w:t>
-      </w:r>
-      <w:proofErr w:type="spellStart"/>
-      <w:r>
-        <w:t>http.server</w:t>
-      </w:r>
-      <w:proofErr w:type="spellEnd"/>
-      <w:r>
-        <w:t xml:space="preserve">, то возникнет ошибка: контейнер с таким именем существует. Его нужно удалить </w:t>
-      </w:r>
-      <w:proofErr w:type="spellStart"/>
-      <w:r>
-        <w:t>docker</w:t>
-      </w:r>
-      <w:proofErr w:type="spellEnd"/>
-      <w:r>
-        <w:t xml:space="preserve"> </w:t>
-      </w:r>
-      <w:proofErr w:type="spellStart"/>
-      <w:r>
-        <w:t>rm</w:t>
-      </w:r>
-      <w:proofErr w:type="spellEnd"/>
-      <w:r>
-        <w:t xml:space="preserve"> </w:t>
-      </w:r>
-      <w:proofErr w:type="spellStart"/>
-      <w:r>
-        <w:t>pyserver</w:t>
-      </w:r>
-      <w:proofErr w:type="spellEnd"/>
-      <w:r>
-        <w:t>.</w:t>
+        <w:pStyle w:val="Default"/>
+      </w:pPr>
+      <w:r>
+        <w:lastRenderedPageBreak/>
+        <w:t xml:space="preserve">Для того, чтобы доступный в контейнере на порту 8000 веб-сайт в хостовой системе открывался на порту 8888, необходимо указать флаг -p 8888:8000: </w:t>
+      </w:r>
+    </w:p>
+    <w:p>
+      <w:pPr>
+        <w:pStyle w:val="Default"/>
+        <w:rPr>
+          <w:lang w:val="en-US"/>
+        </w:rPr>
+      </w:pPr>
+      <w:r>
+        <w:rPr>
+          <w:lang w:val="en-US"/>
+        </w:rPr>
+        <w:t>docker run -it -p8888:8000 python python -m http.server.</w:t>
       </w:r>
     </w:p>
     <w:p>
@@ -3998,11 +2877,15 @@
         <w:pStyle w:val="a6"/>
       </w:pPr>
       <w:r>
+        <w:rPr>
+          <w:noProof/>
+          <w:lang w:val="ru-RU"/>
+        </w:rPr>
         <w:drawing>
-          <wp:inline distT="0" distB="0" distL="0" distR="0" wp14:anchorId="6EF259B8" wp14:editId="766D1DE8">
-            <wp:extent cx="5940425" cy="974090"/>
+          <wp:inline distT="0" distB="0" distL="0" distR="0" wp14:anchorId="77CA7217" wp14:editId="527D57F7">
+            <wp:extent cx="5940425" cy="457200"/>
             <wp:effectExtent l="0" t="0" r="3175" b="0"/>
-            <wp:docPr id="32" name="Рисунок 32"/>
+            <wp:docPr id="30" name="Рисунок 30"/>
             <wp:cNvGraphicFramePr>
               <a:graphicFrameLocks xmlns:a="http://schemas.openxmlformats.org/drawingml/2006/main" noChangeAspect="1"/>
             </wp:cNvGraphicFramePr>
@@ -4022,7 +2905,7 @@
                   <pic:spPr>
                     <a:xfrm>
                       <a:off x="0" y="0"/>
-                      <a:ext cx="5940425" cy="974090"/>
+                      <a:ext cx="5940425" cy="457200"/>
                     </a:xfrm>
                     <a:prstGeom prst="rect">
                       <a:avLst/>
@@ -4037,151 +2920,26 @@
     </w:p>
     <w:p>
       <w:pPr>
+        <w:pStyle w:val="Default"/>
+      </w:pPr>
+      <w:r>
+        <w:t>Завершите работу веб-сервера, нажав комбинацию клавиш Ctrl+C.</w:t>
+      </w:r>
+    </w:p>
+    <w:p>
+      <w:pPr>
         <w:pStyle w:val="a6"/>
       </w:pPr>
-    </w:p>
-    <w:p>
-      <w:pPr>
-        <w:pStyle w:val="Default"/>
-      </w:pPr>
-      <w:r>
-        <w:lastRenderedPageBreak/>
-        <w:t xml:space="preserve">Для остановки и удаления контейнера можно воспользоваться командой </w:t>
-      </w:r>
-      <w:proofErr w:type="spellStart"/>
-      <w:r>
-        <w:t>docker</w:t>
-      </w:r>
-      <w:proofErr w:type="spellEnd"/>
-      <w:r>
-        <w:t xml:space="preserve"> </w:t>
-      </w:r>
-      <w:proofErr w:type="spellStart"/>
-      <w:r>
-        <w:t>rm</w:t>
-      </w:r>
-      <w:proofErr w:type="spellEnd"/>
-      <w:r>
-        <w:t xml:space="preserve"> -f </w:t>
-      </w:r>
-      <w:proofErr w:type="spellStart"/>
-      <w:r>
-        <w:t>pyserver</w:t>
-      </w:r>
-      <w:proofErr w:type="spellEnd"/>
-      <w:r>
-        <w:t xml:space="preserve"> вместо выполнения двух отдельных команд </w:t>
-      </w:r>
-      <w:proofErr w:type="spellStart"/>
-      <w:r>
-        <w:t>stop</w:t>
-      </w:r>
-      <w:proofErr w:type="spellEnd"/>
-      <w:r>
-        <w:t xml:space="preserve"> и </w:t>
-      </w:r>
-      <w:proofErr w:type="spellStart"/>
-      <w:r>
-        <w:t>rm</w:t>
-      </w:r>
-      <w:proofErr w:type="spellEnd"/>
-      <w:r>
-        <w:t>. После удаления контейнер с таким именем можно будет создать заново.</w:t>
-      </w:r>
-    </w:p>
-    <w:p>
-      <w:pPr>
-        <w:pStyle w:val="Default"/>
-      </w:pPr>
-      <w:r>
-        <w:t>Для того, чтобы контейнер удалялся после завершения работы, нужно указать флаг --</w:t>
-      </w:r>
-      <w:proofErr w:type="spellStart"/>
-      <w:r>
-        <w:t>rm</w:t>
-      </w:r>
-      <w:proofErr w:type="spellEnd"/>
-      <w:r>
-        <w:t xml:space="preserve"> при его запуске — далее в работе мы будем использовать данный флаг: </w:t>
-      </w:r>
-      <w:proofErr w:type="spellStart"/>
-      <w:r>
-        <w:t>docker</w:t>
-      </w:r>
-      <w:proofErr w:type="spellEnd"/>
-      <w:r>
-        <w:t xml:space="preserve"> </w:t>
-      </w:r>
-      <w:proofErr w:type="spellStart"/>
-      <w:r>
-        <w:t>run</w:t>
-      </w:r>
-      <w:proofErr w:type="spellEnd"/>
-      <w:r>
-        <w:t xml:space="preserve"> --</w:t>
-      </w:r>
-      <w:proofErr w:type="spellStart"/>
-      <w:r>
-        <w:t>rm</w:t>
-      </w:r>
-      <w:proofErr w:type="spellEnd"/>
-      <w:r>
-        <w:t xml:space="preserve"> -p8000:8000 --</w:t>
-      </w:r>
-      <w:proofErr w:type="spellStart"/>
-      <w:r>
-        <w:t>name</w:t>
-      </w:r>
-      <w:proofErr w:type="spellEnd"/>
-      <w:r>
-        <w:t xml:space="preserve"> </w:t>
-      </w:r>
-      <w:proofErr w:type="spellStart"/>
-      <w:r>
-        <w:t>pyserver</w:t>
-      </w:r>
-      <w:proofErr w:type="spellEnd"/>
-      <w:r>
-        <w:t xml:space="preserve"> -d </w:t>
-      </w:r>
-      <w:proofErr w:type="spellStart"/>
-      <w:r>
-        <w:t>python</w:t>
-      </w:r>
-      <w:proofErr w:type="spellEnd"/>
-      <w:r>
-        <w:t xml:space="preserve"> </w:t>
-      </w:r>
-      <w:proofErr w:type="spellStart"/>
-      <w:r>
-        <w:t>python</w:t>
-      </w:r>
-      <w:proofErr w:type="spellEnd"/>
-      <w:r>
-        <w:t xml:space="preserve"> -m </w:t>
-      </w:r>
-      <w:proofErr w:type="spellStart"/>
-      <w:r>
-        <w:t>http.server</w:t>
-      </w:r>
-      <w:proofErr w:type="spellEnd"/>
-    </w:p>
-    <w:p>
-      <w:pPr>
-        <w:pStyle w:val="a6"/>
-        <w:rPr>
+      <w:r>
+        <w:rPr>
+          <w:noProof/>
           <w:lang w:val="ru-RU"/>
         </w:rPr>
-      </w:pPr>
-      <w:r>
-        <w:rPr>
-          <w:lang w:val="ru-RU"/>
-        </w:rPr>
         <w:drawing>
-          <wp:inline distT="0" distB="0" distL="0" distR="0" wp14:anchorId="5A659699" wp14:editId="668C29C9">
-            <wp:extent cx="5940425" cy="1049655"/>
-            <wp:effectExtent l="0" t="0" r="3175" b="0"/>
-            <wp:docPr id="33" name="Рисунок 33"/>
+          <wp:inline distT="0" distB="0" distL="0" distR="0" wp14:anchorId="359DEE3A" wp14:editId="5EF43319">
+            <wp:extent cx="5940425" cy="715010"/>
+            <wp:effectExtent l="0" t="0" r="3175" b="8890"/>
+            <wp:docPr id="31" name="Рисунок 31"/>
             <wp:cNvGraphicFramePr>
               <a:graphicFrameLocks xmlns:a="http://schemas.openxmlformats.org/drawingml/2006/main" noChangeAspect="1"/>
             </wp:cNvGraphicFramePr>
@@ -4201,7 +2959,7 @@
                   <pic:spPr>
                     <a:xfrm>
                       <a:off x="0" y="0"/>
-                      <a:ext cx="5940425" cy="1049655"/>
+                      <a:ext cx="5940425" cy="715010"/>
                     </a:xfrm>
                     <a:prstGeom prst="rect">
                       <a:avLst/>
@@ -4218,12 +2976,12 @@
       <w:pPr>
         <w:pStyle w:val="2"/>
       </w:pPr>
-      <w:bookmarkStart w:id="6" w:name="_Toc193361881"/>
-      <w:r>
-        <w:t xml:space="preserve">2.5 </w:t>
-      </w:r>
-      <w:r>
-        <w:t>Постоянное хранение данных</w:t>
+      <w:bookmarkStart w:id="6" w:name="_Toc193361880"/>
+      <w:r>
+        <w:t xml:space="preserve">2.4 </w:t>
+      </w:r>
+      <w:r>
+        <w:t>Именованные контейнеры, остановка и удаление</w:t>
       </w:r>
       <w:bookmarkEnd w:id="6"/>
     </w:p>
@@ -4232,192 +2990,157 @@
         <w:pStyle w:val="Default"/>
       </w:pPr>
       <w:r>
-        <w:t>Запустите контейнер, в котором веб-сервер будет отдавать содержимое директории /</w:t>
-      </w:r>
-      <w:proofErr w:type="spellStart"/>
-      <w:r>
-        <w:t>mnt</w:t>
-      </w:r>
-      <w:proofErr w:type="spellEnd"/>
-      <w:r>
-        <w:t xml:space="preserve">: </w:t>
-      </w:r>
-      <w:proofErr w:type="spellStart"/>
-      <w:r>
+        <w:t xml:space="preserve">Запустите контейнер: docker run -it -p8000:8000 python python -m http.server. Нажмите Ctrl+C — выполнение завершится. Для того, чтобы запустить контейнер в фоне, нужно добавить флаг -d/--detach. Также определим имя контейнеру, добавив флаг --name. </w:t>
+      </w:r>
+    </w:p>
+    <w:p>
+      <w:pPr>
+        <w:pStyle w:val="Default"/>
+        <w:rPr>
+          <w:lang w:val="en-US"/>
+        </w:rPr>
+      </w:pPr>
+      <w:r>
+        <w:rPr>
+          <w:lang w:val="en-US"/>
+        </w:rPr>
         <w:t>docker</w:t>
       </w:r>
-      <w:proofErr w:type="spellEnd"/>
-      <w:r>
+      <w:r>
+        <w:rPr>
+          <w:lang w:val="en-US"/>
+        </w:rPr>
         <w:t xml:space="preserve"> </w:t>
       </w:r>
-      <w:proofErr w:type="spellStart"/>
-      <w:r>
+      <w:r>
+        <w:rPr>
+          <w:lang w:val="en-US"/>
+        </w:rPr>
         <w:t>run</w:t>
       </w:r>
-      <w:proofErr w:type="spellEnd"/>
-      <w:r>
-        <w:t xml:space="preserve"> -p8000:8000 --</w:t>
-      </w:r>
-      <w:proofErr w:type="spellStart"/>
-      <w:r>
+      <w:r>
+        <w:rPr>
+          <w:lang w:val="en-US"/>
+        </w:rPr>
+        <w:t xml:space="preserve"> -</w:t>
+      </w:r>
+      <w:r>
+        <w:rPr>
+          <w:lang w:val="en-US"/>
+        </w:rPr>
+        <w:t>p</w:t>
+      </w:r>
+      <w:r>
+        <w:rPr>
+          <w:lang w:val="en-US"/>
+        </w:rPr>
+        <w:t>8000:8000 --</w:t>
+      </w:r>
+      <w:r>
+        <w:rPr>
+          <w:lang w:val="en-US"/>
+        </w:rPr>
         <w:t>name</w:t>
       </w:r>
-      <w:proofErr w:type="spellEnd"/>
-      <w:r>
+      <w:r>
+        <w:rPr>
+          <w:lang w:val="en-US"/>
+        </w:rPr>
         <w:t xml:space="preserve"> </w:t>
       </w:r>
-      <w:proofErr w:type="spellStart"/>
-      <w:r>
+      <w:r>
+        <w:rPr>
+          <w:lang w:val="en-US"/>
+        </w:rPr>
         <w:t>pyserver</w:t>
       </w:r>
-      <w:proofErr w:type="spellEnd"/>
-      <w:r>
-        <w:t xml:space="preserve"> --</w:t>
-      </w:r>
-      <w:proofErr w:type="spellStart"/>
-      <w:r>
-        <w:t>rm</w:t>
-      </w:r>
-      <w:proofErr w:type="spellEnd"/>
-      <w:r>
-        <w:t xml:space="preserve"> -d </w:t>
-      </w:r>
-      <w:proofErr w:type="spellStart"/>
-      <w:r>
+      <w:r>
+        <w:rPr>
+          <w:lang w:val="en-US"/>
+        </w:rPr>
+        <w:t xml:space="preserve"> -</w:t>
+      </w:r>
+      <w:r>
+        <w:rPr>
+          <w:lang w:val="en-US"/>
+        </w:rPr>
+        <w:t>d</w:t>
+      </w:r>
+      <w:r>
+        <w:rPr>
+          <w:lang w:val="en-US"/>
+        </w:rPr>
+        <w:t xml:space="preserve"> </w:t>
+      </w:r>
+      <w:r>
+        <w:rPr>
+          <w:lang w:val="en-US"/>
+        </w:rPr>
         <w:t>python</w:t>
       </w:r>
-      <w:proofErr w:type="spellEnd"/>
-      <w:r>
+      <w:r>
+        <w:rPr>
+          <w:lang w:val="en-US"/>
+        </w:rPr>
         <w:t xml:space="preserve"> </w:t>
       </w:r>
-      <w:proofErr w:type="spellStart"/>
-      <w:r>
+      <w:r>
+        <w:rPr>
+          <w:lang w:val="en-US"/>
+        </w:rPr>
         <w:t>python</w:t>
       </w:r>
-      <w:proofErr w:type="spellEnd"/>
-      <w:r>
-        <w:t xml:space="preserve"> -m </w:t>
-      </w:r>
-      <w:proofErr w:type="spellStart"/>
-      <w:r>
-        <w:t>http.server</w:t>
-      </w:r>
-      <w:proofErr w:type="spellEnd"/>
-      <w:r>
-        <w:t xml:space="preserve"> -d /</w:t>
-      </w:r>
-      <w:proofErr w:type="spellStart"/>
-      <w:r>
-        <w:t>mnt</w:t>
-      </w:r>
-      <w:proofErr w:type="spellEnd"/>
-      <w:r>
-        <w:t>, где -d /</w:t>
-      </w:r>
-      <w:proofErr w:type="spellStart"/>
-      <w:r>
-        <w:t>mnt</w:t>
-      </w:r>
-      <w:proofErr w:type="spellEnd"/>
-      <w:r>
-        <w:t xml:space="preserve"> указывает модулю </w:t>
-      </w:r>
-      <w:proofErr w:type="spellStart"/>
-      <w:r>
-        <w:t>http.server</w:t>
-      </w:r>
-      <w:proofErr w:type="spellEnd"/>
-      <w:r>
-        <w:t xml:space="preserve"> какая директория будет корневой для отображения. </w:t>
-      </w:r>
-    </w:p>
-    <w:p>
-      <w:pPr>
-        <w:pStyle w:val="Default"/>
-      </w:pPr>
-      <w:r>
-        <w:t>Вопрос: Что значат остальные флаги запуска? Где здесь команда, которая выполнится в контейнере?</w:t>
-      </w:r>
-      <w:r>
+      <w:r>
+        <w:rPr>
+          <w:lang w:val="en-US"/>
+        </w:rPr>
+        <w:t xml:space="preserve"> -</w:t>
+      </w:r>
+      <w:r>
+        <w:rPr>
+          <w:lang w:val="en-US"/>
+        </w:rPr>
+        <w:t>m</w:t>
+      </w:r>
+      <w:r>
+        <w:rPr>
+          <w:lang w:val="en-US"/>
+        </w:rPr>
         <w:t xml:space="preserve"> </w:t>
       </w:r>
-    </w:p>
-    <w:p>
-      <w:pPr>
-        <w:pStyle w:val="Default"/>
-      </w:pPr>
-      <w:r>
-        <w:t>Ответ</w:t>
-      </w:r>
-      <w:r>
-        <w:t xml:space="preserve">: </w:t>
-      </w:r>
-      <w:r>
-        <w:t xml:space="preserve">Флаг -p 8000:8000 пробрасывает порт 8000 с контейнера на хост, чтобы сервер был доступен извне. </w:t>
-      </w:r>
-    </w:p>
-    <w:p>
-      <w:pPr>
-        <w:pStyle w:val="Default"/>
-      </w:pPr>
-      <w:r>
-        <w:t>Флаг --</w:t>
-      </w:r>
-      <w:proofErr w:type="spellStart"/>
-      <w:r>
-        <w:t>rm</w:t>
-      </w:r>
-      <w:proofErr w:type="spellEnd"/>
-      <w:r>
-        <w:t xml:space="preserve"> автоматически удаляет контейнер после его остановки. Флаг -d запускает контейнер в фоновом режиме. </w:t>
-      </w:r>
-    </w:p>
-    <w:p>
-      <w:pPr>
-        <w:pStyle w:val="Default"/>
-      </w:pPr>
-      <w:r>
-        <w:t xml:space="preserve">Команда, которая выполнится внутри контейнера, — это </w:t>
-      </w:r>
-      <w:proofErr w:type="spellStart"/>
-      <w:r>
-        <w:t>python</w:t>
-      </w:r>
-      <w:proofErr w:type="spellEnd"/>
-      <w:r>
-        <w:t xml:space="preserve"> -m </w:t>
-      </w:r>
-      <w:proofErr w:type="spellStart"/>
-      <w:r>
-        <w:t>http.server</w:t>
-      </w:r>
-      <w:proofErr w:type="spellEnd"/>
-      <w:r>
-        <w:t xml:space="preserve"> -d /</w:t>
-      </w:r>
-      <w:proofErr w:type="spellStart"/>
-      <w:r>
-        <w:t>mnt</w:t>
-      </w:r>
-      <w:proofErr w:type="spellEnd"/>
-      <w:r>
-        <w:t xml:space="preserve">, где </w:t>
-      </w:r>
-      <w:proofErr w:type="spellStart"/>
-      <w:r>
-        <w:t>python</w:t>
-      </w:r>
-      <w:proofErr w:type="spellEnd"/>
-      <w:r>
-        <w:t xml:space="preserve"> запускает интерпретатор, -m </w:t>
-      </w:r>
-      <w:proofErr w:type="spellStart"/>
-      <w:r>
-        <w:t>http.server</w:t>
-      </w:r>
-      <w:proofErr w:type="spellEnd"/>
-      <w:r>
-        <w:t xml:space="preserve"> активирует встроенный HTTP-сервер</w:t>
+      <w:r>
+        <w:rPr>
+          <w:lang w:val="en-US"/>
+        </w:rPr>
+        <w:t>http</w:t>
+      </w:r>
+      <w:r>
+        <w:rPr>
+          <w:lang w:val="en-US"/>
+        </w:rPr>
+        <w:t>.</w:t>
+      </w:r>
+      <w:r>
+        <w:rPr>
+          <w:lang w:val="en-US"/>
+        </w:rPr>
+        <w:t>server</w:t>
+      </w:r>
+    </w:p>
+    <w:p>
+      <w:pPr>
+        <w:pStyle w:val="Default"/>
+      </w:pPr>
+      <w:r>
+        <w:t>Убедитесь, что контейнер всё ещё запущен: docker ps | grep pyserver — вывод команды не должен быть пустым. Для просмотра логов контейнера, воспользуйтесь командой docker logs pyserver</w:t>
+      </w:r>
+    </w:p>
+    <w:p>
+      <w:pPr>
+        <w:pStyle w:val="Default"/>
+      </w:pPr>
+      <w:r>
+        <w:t>Для того, чтобы остановить выполнение контейнера, существует команда docker stop pyserver. Однако, если снова попробовать запустить командой docker run -it -p8000:8000 --name pyserver -d python python -m http.server, то возникнет ошибка: контейнер с таким именем существует. Его нужно удалить docker rm pyserver.</w:t>
       </w:r>
     </w:p>
     <w:p>
@@ -4425,11 +3148,15 @@
         <w:pStyle w:val="a6"/>
       </w:pPr>
       <w:r>
+        <w:rPr>
+          <w:noProof/>
+          <w:lang w:val="ru-RU"/>
+        </w:rPr>
         <w:drawing>
-          <wp:inline distT="0" distB="0" distL="0" distR="0" wp14:anchorId="763CB17E" wp14:editId="48742942">
-            <wp:extent cx="5940425" cy="248920"/>
+          <wp:inline distT="0" distB="0" distL="0" distR="0" wp14:anchorId="6EF259B8" wp14:editId="766D1DE8">
+            <wp:extent cx="5940425" cy="974090"/>
             <wp:effectExtent l="0" t="0" r="3175" b="0"/>
-            <wp:docPr id="34" name="Рисунок 34"/>
+            <wp:docPr id="32" name="Рисунок 32"/>
             <wp:cNvGraphicFramePr>
               <a:graphicFrameLocks xmlns:a="http://schemas.openxmlformats.org/drawingml/2006/main" noChangeAspect="1"/>
             </wp:cNvGraphicFramePr>
@@ -4449,7 +3176,7 @@
                   <pic:spPr>
                     <a:xfrm>
                       <a:off x="0" y="0"/>
-                      <a:ext cx="5940425" cy="248920"/>
+                      <a:ext cx="5940425" cy="974090"/>
                     </a:xfrm>
                     <a:prstGeom prst="rect">
                       <a:avLst/>
@@ -4464,123 +3191,24 @@
     </w:p>
     <w:p>
       <w:pPr>
-        <w:pStyle w:val="Default"/>
-      </w:pPr>
-      <w:r>
-        <w:t xml:space="preserve">Для того, чтобы попасть в уже запущенный контейнер, существует команда </w:t>
-      </w:r>
-      <w:proofErr w:type="spellStart"/>
-      <w:r>
-        <w:t>docker</w:t>
-      </w:r>
-      <w:proofErr w:type="spellEnd"/>
-      <w:r>
-        <w:t xml:space="preserve"> </w:t>
-      </w:r>
-      <w:proofErr w:type="spellStart"/>
-      <w:r>
-        <w:t>exec</w:t>
-      </w:r>
-      <w:proofErr w:type="spellEnd"/>
-      <w:r>
-        <w:t xml:space="preserve"> -</w:t>
-      </w:r>
-      <w:proofErr w:type="spellStart"/>
-      <w:r>
-        <w:t>it</w:t>
-      </w:r>
-      <w:proofErr w:type="spellEnd"/>
-      <w:r>
-        <w:t xml:space="preserve"> </w:t>
-      </w:r>
-      <w:proofErr w:type="spellStart"/>
-      <w:r>
-        <w:t>pyserver</w:t>
-      </w:r>
-      <w:proofErr w:type="spellEnd"/>
-      <w:r>
-        <w:t xml:space="preserve"> </w:t>
-      </w:r>
-      <w:proofErr w:type="spellStart"/>
-      <w:r>
-        <w:t>bash</w:t>
-      </w:r>
-      <w:proofErr w:type="spellEnd"/>
-      <w:r>
-        <w:t xml:space="preserve"> — вы попадёте в оболочку </w:t>
-      </w:r>
-      <w:proofErr w:type="spellStart"/>
-      <w:r>
-        <w:t>bash</w:t>
-      </w:r>
-      <w:proofErr w:type="spellEnd"/>
-      <w:r>
-        <w:t xml:space="preserve"> в </w:t>
-      </w:r>
+        <w:pStyle w:val="a6"/>
+      </w:pPr>
+    </w:p>
+    <w:p>
+      <w:pPr>
+        <w:pStyle w:val="Default"/>
+      </w:pPr>
       <w:r>
         <w:lastRenderedPageBreak/>
-        <w:t xml:space="preserve">контейнере. Попав в контейнер, выполните команду </w:t>
-      </w:r>
-      <w:proofErr w:type="spellStart"/>
-      <w:r>
-        <w:t>cd</w:t>
-      </w:r>
-      <w:proofErr w:type="spellEnd"/>
-      <w:r>
-        <w:t xml:space="preserve"> </w:t>
-      </w:r>
-      <w:proofErr w:type="spellStart"/>
-      <w:r>
-        <w:t>mnt</w:t>
-      </w:r>
-      <w:proofErr w:type="spellEnd"/>
-      <w:r>
-        <w:t xml:space="preserve"> &amp;&amp; </w:t>
-      </w:r>
-      <w:proofErr w:type="spellStart"/>
-      <w:r>
-        <w:t>echo</w:t>
-      </w:r>
-      <w:proofErr w:type="spellEnd"/>
-      <w:r>
-        <w:t xml:space="preserve"> "</w:t>
-      </w:r>
-      <w:proofErr w:type="spellStart"/>
-      <w:r>
-        <w:t>hello</w:t>
-      </w:r>
-      <w:proofErr w:type="spellEnd"/>
-      <w:r>
-        <w:t xml:space="preserve"> </w:t>
-      </w:r>
-      <w:proofErr w:type="spellStart"/>
-      <w:r>
-        <w:t>world</w:t>
-      </w:r>
-      <w:proofErr w:type="spellEnd"/>
-      <w:proofErr w:type="gramStart"/>
-      <w:r>
-        <w:t>" &gt;</w:t>
-      </w:r>
-      <w:proofErr w:type="gramEnd"/>
-      <w:r>
-        <w:t xml:space="preserve"> hi.txt, а затем выйдите из контейнера, введя команду </w:t>
-      </w:r>
-      <w:proofErr w:type="spellStart"/>
-      <w:r>
-        <w:t>exit</w:t>
-      </w:r>
-      <w:proofErr w:type="spellEnd"/>
-      <w:r>
-        <w:t xml:space="preserve"> или нажав комбинацию клавиш </w:t>
-      </w:r>
-      <w:proofErr w:type="spellStart"/>
-      <w:r>
-        <w:t>Ctrl+D</w:t>
-      </w:r>
-      <w:proofErr w:type="spellEnd"/>
-      <w:r>
-        <w:t>.</w:t>
+        <w:t>Для остановки и удаления контейнера можно воспользоваться командой docker rm -f pyserver вместо выполнения двух отдельных команд stop и rm. После удаления контейнер с таким именем можно будет создать заново.</w:t>
+      </w:r>
+    </w:p>
+    <w:p>
+      <w:pPr>
+        <w:pStyle w:val="Default"/>
+      </w:pPr>
+      <w:r>
+        <w:t>Для того, чтобы контейнер удалялся после завершения работы, нужно указать флаг --rm при его запуске — далее в работе мы будем использовать данный флаг: docker run --rm -p8000:8000 --name pyserver -d python python -m http.server</w:t>
       </w:r>
     </w:p>
     <w:p>
@@ -4592,13 +3220,14 @@
       </w:pPr>
       <w:r>
         <w:rPr>
+          <w:noProof/>
           <w:lang w:val="ru-RU"/>
         </w:rPr>
         <w:drawing>
-          <wp:inline distT="0" distB="0" distL="0" distR="0" wp14:anchorId="7D70DB05" wp14:editId="20BFE18F">
-            <wp:extent cx="5940425" cy="686435"/>
+          <wp:inline distT="0" distB="0" distL="0" distR="0" wp14:anchorId="5A659699" wp14:editId="668C29C9">
+            <wp:extent cx="5940425" cy="1049655"/>
             <wp:effectExtent l="0" t="0" r="3175" b="0"/>
-            <wp:docPr id="35" name="Рисунок 35"/>
+            <wp:docPr id="33" name="Рисунок 33"/>
             <wp:cNvGraphicFramePr>
               <a:graphicFrameLocks xmlns:a="http://schemas.openxmlformats.org/drawingml/2006/main" noChangeAspect="1"/>
             </wp:cNvGraphicFramePr>
@@ -4618,7 +3247,7 @@
                   <pic:spPr>
                     <a:xfrm>
                       <a:off x="0" y="0"/>
-                      <a:ext cx="5940425" cy="686435"/>
+                      <a:ext cx="5940425" cy="1049655"/>
                     </a:xfrm>
                     <a:prstGeom prst="rect">
                       <a:avLst/>
@@ -4633,10 +3262,64 @@
     </w:p>
     <w:p>
       <w:pPr>
-        <w:pStyle w:val="Default"/>
-      </w:pPr>
-      <w:r>
-        <w:t>Если открыть http://0.0.0.0:8000/, там будет доступен файл hi.txt.</w:t>
+        <w:pStyle w:val="2"/>
+      </w:pPr>
+      <w:bookmarkStart w:id="7" w:name="_Toc193361881"/>
+      <w:r>
+        <w:t xml:space="preserve">2.5 </w:t>
+      </w:r>
+      <w:r>
+        <w:t>Постоянное хранение данных</w:t>
+      </w:r>
+      <w:bookmarkEnd w:id="7"/>
+    </w:p>
+    <w:p>
+      <w:pPr>
+        <w:pStyle w:val="Default"/>
+      </w:pPr>
+      <w:r>
+        <w:t xml:space="preserve">Запустите контейнер, в котором веб-сервер будет отдавать содержимое директории /mnt: docker run -p8000:8000 --name pyserver --rm -d python python -m http.server -d /mnt, где -d /mnt указывает модулю http.server какая директория будет корневой для отображения. </w:t>
+      </w:r>
+    </w:p>
+    <w:p>
+      <w:pPr>
+        <w:pStyle w:val="Default"/>
+      </w:pPr>
+      <w:r>
+        <w:t>Вопрос: Что значат остальные флаги запуска? Где здесь команда, которая выполнится в контейнере?</w:t>
+      </w:r>
+      <w:r>
+        <w:t xml:space="preserve"> </w:t>
+      </w:r>
+    </w:p>
+    <w:p>
+      <w:pPr>
+        <w:pStyle w:val="Default"/>
+      </w:pPr>
+      <w:r>
+        <w:t>Ответ</w:t>
+      </w:r>
+      <w:r>
+        <w:t xml:space="preserve">: </w:t>
+      </w:r>
+      <w:r>
+        <w:t xml:space="preserve">Флаг -p 8000:8000 пробрасывает порт 8000 с контейнера на хост, чтобы сервер был доступен извне. </w:t>
+      </w:r>
+    </w:p>
+    <w:p>
+      <w:pPr>
+        <w:pStyle w:val="Default"/>
+      </w:pPr>
+      <w:r>
+        <w:t xml:space="preserve">Флаг --rm автоматически удаляет контейнер после его остановки. Флаг -d запускает контейнер в фоновом режиме. </w:t>
+      </w:r>
+    </w:p>
+    <w:p>
+      <w:pPr>
+        <w:pStyle w:val="Default"/>
+      </w:pPr>
+      <w:r>
+        <w:t>Команда, которая выполнится внутри контейнера, — это python -m http.server -d /mnt, где python запускает интерпретатор, -m http.server активирует встроенный HTTP-сервер</w:t>
       </w:r>
     </w:p>
     <w:p>
@@ -4649,10 +3332,10 @@
           <w:lang w:val="ru-RU"/>
         </w:rPr>
         <w:drawing>
-          <wp:inline distT="0" distB="0" distL="0" distR="0" wp14:anchorId="672F3C8C" wp14:editId="1A32BADA">
-            <wp:extent cx="3686689" cy="1524213"/>
-            <wp:effectExtent l="0" t="0" r="0" b="0"/>
-            <wp:docPr id="55" name="Рисунок 55"/>
+          <wp:inline distT="0" distB="0" distL="0" distR="0" wp14:anchorId="763CB17E" wp14:editId="48742942">
+            <wp:extent cx="5940425" cy="248920"/>
+            <wp:effectExtent l="0" t="0" r="3175" b="0"/>
+            <wp:docPr id="34" name="Рисунок 34"/>
             <wp:cNvGraphicFramePr>
               <a:graphicFrameLocks xmlns:a="http://schemas.openxmlformats.org/drawingml/2006/main" noChangeAspect="1"/>
             </wp:cNvGraphicFramePr>
@@ -4672,7 +3355,7 @@
                   <pic:spPr>
                     <a:xfrm>
                       <a:off x="0" y="0"/>
-                      <a:ext cx="3686689" cy="1524213"/>
+                      <a:ext cx="5940425" cy="248920"/>
                     </a:xfrm>
                     <a:prstGeom prst="rect">
                       <a:avLst/>
@@ -4688,180 +3371,21 @@
     <w:p>
       <w:pPr>
         <w:pStyle w:val="Default"/>
-        <w:rPr>
-          <w:lang w:val="en-US"/>
-        </w:rPr>
-      </w:pPr>
-      <w:r>
-        <w:t>Остановим</w:t>
-      </w:r>
-      <w:r>
-        <w:rPr>
-          <w:lang w:val="en-US"/>
-        </w:rPr>
-        <w:t xml:space="preserve"> </w:t>
-      </w:r>
-      <w:r>
-        <w:t>контейнер</w:t>
-      </w:r>
-      <w:r>
-        <w:rPr>
-          <w:lang w:val="en-US"/>
-        </w:rPr>
-        <w:t xml:space="preserve">: </w:t>
-      </w:r>
-      <w:proofErr w:type="spellStart"/>
-      <w:r>
-        <w:rPr>
-          <w:lang w:val="en-US"/>
-        </w:rPr>
-        <w:t>docker</w:t>
-      </w:r>
-      <w:proofErr w:type="spellEnd"/>
-      <w:r>
-        <w:rPr>
-          <w:lang w:val="en-US"/>
-        </w:rPr>
-        <w:t xml:space="preserve"> stop </w:t>
-      </w:r>
-      <w:proofErr w:type="spellStart"/>
-      <w:r>
-        <w:rPr>
-          <w:lang w:val="en-US"/>
-        </w:rPr>
-        <w:t>pyserver</w:t>
-      </w:r>
-      <w:proofErr w:type="spellEnd"/>
-      <w:r>
-        <w:rPr>
-          <w:lang w:val="en-US"/>
-        </w:rPr>
-        <w:t xml:space="preserve">, </w:t>
-      </w:r>
-      <w:r>
-        <w:t>а</w:t>
-      </w:r>
-      <w:r>
-        <w:rPr>
-          <w:lang w:val="en-US"/>
-        </w:rPr>
-        <w:t xml:space="preserve"> </w:t>
-      </w:r>
-      <w:r>
-        <w:t>затем</w:t>
-      </w:r>
-      <w:r>
-        <w:rPr>
-          <w:lang w:val="en-US"/>
-        </w:rPr>
-        <w:t xml:space="preserve"> </w:t>
-      </w:r>
-      <w:r>
-        <w:t>снова</w:t>
-      </w:r>
-      <w:r>
-        <w:rPr>
-          <w:lang w:val="en-US"/>
-        </w:rPr>
-        <w:t xml:space="preserve"> </w:t>
-      </w:r>
-      <w:r>
-        <w:t>запустим</w:t>
-      </w:r>
-      <w:r>
-        <w:rPr>
-          <w:lang w:val="en-US"/>
-        </w:rPr>
-        <w:t xml:space="preserve">: </w:t>
-      </w:r>
-      <w:proofErr w:type="spellStart"/>
-      <w:r>
-        <w:rPr>
-          <w:lang w:val="en-US"/>
-        </w:rPr>
-        <w:t>docker</w:t>
-      </w:r>
-      <w:proofErr w:type="spellEnd"/>
-      <w:r>
-        <w:rPr>
-          <w:lang w:val="en-US"/>
-        </w:rPr>
-        <w:t xml:space="preserve"> run -p8000:8000 --name </w:t>
-      </w:r>
-      <w:proofErr w:type="spellStart"/>
-      <w:r>
-        <w:rPr>
-          <w:lang w:val="en-US"/>
-        </w:rPr>
-        <w:t>pyserver</w:t>
-      </w:r>
-      <w:proofErr w:type="spellEnd"/>
-      <w:r>
-        <w:rPr>
-          <w:lang w:val="en-US"/>
-        </w:rPr>
-        <w:t xml:space="preserve"> --</w:t>
-      </w:r>
-      <w:proofErr w:type="spellStart"/>
-      <w:r>
-        <w:rPr>
-          <w:lang w:val="en-US"/>
-        </w:rPr>
-        <w:t>rm</w:t>
-      </w:r>
-      <w:proofErr w:type="spellEnd"/>
-      <w:r>
-        <w:rPr>
-          <w:lang w:val="en-US"/>
-        </w:rPr>
-        <w:t xml:space="preserve"> -d python </w:t>
-      </w:r>
-      <w:proofErr w:type="spellStart"/>
-      <w:r>
-        <w:rPr>
-          <w:lang w:val="en-US"/>
-        </w:rPr>
-        <w:t>python</w:t>
-      </w:r>
-      <w:proofErr w:type="spellEnd"/>
-      <w:r>
-        <w:rPr>
-          <w:lang w:val="en-US"/>
-        </w:rPr>
-        <w:t xml:space="preserve"> -m </w:t>
-      </w:r>
-      <w:proofErr w:type="spellStart"/>
-      <w:r>
-        <w:rPr>
-          <w:lang w:val="en-US"/>
-        </w:rPr>
-        <w:t>http.server</w:t>
-      </w:r>
-      <w:proofErr w:type="spellEnd"/>
-      <w:r>
-        <w:rPr>
-          <w:lang w:val="en-US"/>
-        </w:rPr>
-        <w:t xml:space="preserve"> -d /</w:t>
-      </w:r>
-      <w:proofErr w:type="spellStart"/>
-      <w:r>
-        <w:rPr>
-          <w:lang w:val="en-US"/>
-        </w:rPr>
-        <w:t>mnt</w:t>
-      </w:r>
-      <w:proofErr w:type="spellEnd"/>
-      <w:r>
-        <w:rPr>
-          <w:lang w:val="en-US"/>
-        </w:rPr>
-        <w:t>.</w:t>
+      </w:pPr>
+      <w:r>
+        <w:t xml:space="preserve">Для того, чтобы попасть в уже запущенный контейнер, существует команда docker exec -it pyserver bash — вы попадёте в оболочку bash в </w:t>
+      </w:r>
+      <w:r>
+        <w:lastRenderedPageBreak/>
+        <w:t>контейнере. Попав в контейнер, выполните команду cd mnt &amp;&amp; echo "hello world" &gt; hi.txt, а затем выйдите из контейнера, введя команду exit или нажав комбинацию клавиш Ctrl+D.</w:t>
       </w:r>
     </w:p>
     <w:p>
       <w:pPr>
         <w:pStyle w:val="a6"/>
+        <w:rPr>
+          <w:lang w:val="ru-RU"/>
+        </w:rPr>
       </w:pPr>
       <w:r>
         <w:rPr>
@@ -4869,10 +3393,10 @@
           <w:lang w:val="ru-RU"/>
         </w:rPr>
         <w:drawing>
-          <wp:inline distT="0" distB="0" distL="0" distR="0" wp14:anchorId="3D488DDD" wp14:editId="2377219E">
-            <wp:extent cx="5268060" cy="3143689"/>
-            <wp:effectExtent l="0" t="0" r="0" b="0"/>
-            <wp:docPr id="57" name="Рисунок 57"/>
+          <wp:inline distT="0" distB="0" distL="0" distR="0" wp14:anchorId="7D70DB05" wp14:editId="20BFE18F">
+            <wp:extent cx="5940425" cy="686435"/>
+            <wp:effectExtent l="0" t="0" r="3175" b="0"/>
+            <wp:docPr id="35" name="Рисунок 35"/>
             <wp:cNvGraphicFramePr>
               <a:graphicFrameLocks xmlns:a="http://schemas.openxmlformats.org/drawingml/2006/main" noChangeAspect="1"/>
             </wp:cNvGraphicFramePr>
@@ -4892,7 +3416,7 @@
                   <pic:spPr>
                     <a:xfrm>
                       <a:off x="0" y="0"/>
-                      <a:ext cx="5268060" cy="3143689"/>
+                      <a:ext cx="5940425" cy="686435"/>
                     </a:xfrm>
                     <a:prstGeom prst="rect">
                       <a:avLst/>
@@ -4910,39 +3434,7 @@
         <w:pStyle w:val="Default"/>
       </w:pPr>
       <w:r>
-        <w:t>Как мы видим, файл hi.txt пропал — это неудивительно, ведь мы запустили другой контейнер, а старый был удалён после завершения работы (флаг --</w:t>
-      </w:r>
-      <w:proofErr w:type="spellStart"/>
-      <w:r>
-        <w:t>rm</w:t>
-      </w:r>
-      <w:proofErr w:type="spellEnd"/>
-      <w:r>
-        <w:t xml:space="preserve">). Остановим контейнер: </w:t>
-      </w:r>
-      <w:proofErr w:type="spellStart"/>
-      <w:r>
-        <w:t>docker</w:t>
-      </w:r>
-      <w:proofErr w:type="spellEnd"/>
-      <w:r>
-        <w:t xml:space="preserve"> </w:t>
-      </w:r>
-      <w:proofErr w:type="spellStart"/>
-      <w:r>
-        <w:t>stop</w:t>
-      </w:r>
-      <w:proofErr w:type="spellEnd"/>
-      <w:r>
-        <w:t xml:space="preserve"> </w:t>
-      </w:r>
-      <w:proofErr w:type="spellStart"/>
-      <w:r>
-        <w:t>pyserver</w:t>
-      </w:r>
-      <w:proofErr w:type="spellEnd"/>
-      <w:r>
-        <w:t>.</w:t>
+        <w:t>Если открыть http://0.0.0.0:8000/, там будет доступен файл hi.txt.</w:t>
       </w:r>
     </w:p>
     <w:p>
@@ -4950,12 +3442,15 @@
         <w:pStyle w:val="a6"/>
       </w:pPr>
       <w:r>
-        <w:lastRenderedPageBreak/>
+        <w:rPr>
+          <w:noProof/>
+          <w:lang w:val="ru-RU"/>
+        </w:rPr>
         <w:drawing>
-          <wp:inline distT="0" distB="0" distL="0" distR="0" wp14:anchorId="0A572667" wp14:editId="5AF6E38A">
-            <wp:extent cx="5940425" cy="530225"/>
-            <wp:effectExtent l="0" t="0" r="3175" b="3175"/>
-            <wp:docPr id="36" name="Рисунок 36"/>
+          <wp:inline distT="0" distB="0" distL="0" distR="0" wp14:anchorId="672F3C8C" wp14:editId="1A32BADA">
+            <wp:extent cx="3686689" cy="1524213"/>
+            <wp:effectExtent l="0" t="0" r="0" b="0"/>
+            <wp:docPr id="55" name="Рисунок 55"/>
             <wp:cNvGraphicFramePr>
               <a:graphicFrameLocks xmlns:a="http://schemas.openxmlformats.org/drawingml/2006/main" noChangeAspect="1"/>
             </wp:cNvGraphicFramePr>
@@ -4975,6 +3470,169 @@
                   <pic:spPr>
                     <a:xfrm>
                       <a:off x="0" y="0"/>
+                      <a:ext cx="3686689" cy="1524213"/>
+                    </a:xfrm>
+                    <a:prstGeom prst="rect">
+                      <a:avLst/>
+                    </a:prstGeom>
+                  </pic:spPr>
+                </pic:pic>
+              </a:graphicData>
+            </a:graphic>
+          </wp:inline>
+        </w:drawing>
+      </w:r>
+    </w:p>
+    <w:p>
+      <w:pPr>
+        <w:pStyle w:val="Default"/>
+        <w:rPr>
+          <w:lang w:val="en-US"/>
+        </w:rPr>
+      </w:pPr>
+      <w:r>
+        <w:t>Остановим</w:t>
+      </w:r>
+      <w:r>
+        <w:rPr>
+          <w:lang w:val="en-US"/>
+        </w:rPr>
+        <w:t xml:space="preserve"> </w:t>
+      </w:r>
+      <w:r>
+        <w:t>контейнер</w:t>
+      </w:r>
+      <w:r>
+        <w:rPr>
+          <w:lang w:val="en-US"/>
+        </w:rPr>
+        <w:t xml:space="preserve">: docker stop pyserver, </w:t>
+      </w:r>
+      <w:r>
+        <w:t>а</w:t>
+      </w:r>
+      <w:r>
+        <w:rPr>
+          <w:lang w:val="en-US"/>
+        </w:rPr>
+        <w:t xml:space="preserve"> </w:t>
+      </w:r>
+      <w:r>
+        <w:t>затем</w:t>
+      </w:r>
+      <w:r>
+        <w:rPr>
+          <w:lang w:val="en-US"/>
+        </w:rPr>
+        <w:t xml:space="preserve"> </w:t>
+      </w:r>
+      <w:r>
+        <w:t>снова</w:t>
+      </w:r>
+      <w:r>
+        <w:rPr>
+          <w:lang w:val="en-US"/>
+        </w:rPr>
+        <w:t xml:space="preserve"> </w:t>
+      </w:r>
+      <w:r>
+        <w:t>запустим</w:t>
+      </w:r>
+      <w:r>
+        <w:rPr>
+          <w:lang w:val="en-US"/>
+        </w:rPr>
+        <w:t>: docker run -p8000:8000 --name pyserver --rm -d python python -m http.server -d /mnt.</w:t>
+      </w:r>
+    </w:p>
+    <w:p>
+      <w:pPr>
+        <w:pStyle w:val="a6"/>
+      </w:pPr>
+      <w:r>
+        <w:rPr>
+          <w:noProof/>
+          <w:lang w:val="ru-RU"/>
+        </w:rPr>
+        <w:drawing>
+          <wp:inline distT="0" distB="0" distL="0" distR="0" wp14:anchorId="3D488DDD" wp14:editId="2377219E">
+            <wp:extent cx="5268060" cy="3143689"/>
+            <wp:effectExtent l="0" t="0" r="0" b="0"/>
+            <wp:docPr id="57" name="Рисунок 57"/>
+            <wp:cNvGraphicFramePr>
+              <a:graphicFrameLocks xmlns:a="http://schemas.openxmlformats.org/drawingml/2006/main" noChangeAspect="1"/>
+            </wp:cNvGraphicFramePr>
+            <a:graphic xmlns:a="http://schemas.openxmlformats.org/drawingml/2006/main">
+              <a:graphicData uri="http://schemas.openxmlformats.org/drawingml/2006/picture">
+                <pic:pic xmlns:pic="http://schemas.openxmlformats.org/drawingml/2006/picture">
+                  <pic:nvPicPr>
+                    <pic:cNvPr id="1" name=""/>
+                    <pic:cNvPicPr/>
+                  </pic:nvPicPr>
+                  <pic:blipFill>
+                    <a:blip r:embed="rId26"/>
+                    <a:stretch>
+                      <a:fillRect/>
+                    </a:stretch>
+                  </pic:blipFill>
+                  <pic:spPr>
+                    <a:xfrm>
+                      <a:off x="0" y="0"/>
+                      <a:ext cx="5268060" cy="3143689"/>
+                    </a:xfrm>
+                    <a:prstGeom prst="rect">
+                      <a:avLst/>
+                    </a:prstGeom>
+                  </pic:spPr>
+                </pic:pic>
+              </a:graphicData>
+            </a:graphic>
+          </wp:inline>
+        </w:drawing>
+      </w:r>
+    </w:p>
+    <w:p>
+      <w:pPr>
+        <w:pStyle w:val="Default"/>
+      </w:pPr>
+      <w:r>
+        <w:t>Как мы видим, файл hi.txt пропал — это неудивительно, ведь мы запустили другой контейнер, а старый был удалён после завершения работы (флаг --rm). Остановим контейнер: docker stop pyserver.</w:t>
+      </w:r>
+    </w:p>
+    <w:p>
+      <w:pPr>
+        <w:pStyle w:val="a6"/>
+      </w:pPr>
+      <w:r>
+        <w:rPr>
+          <w:noProof/>
+          <w:lang w:val="ru-RU"/>
+        </w:rPr>
+        <w:lastRenderedPageBreak/>
+        <w:drawing>
+          <wp:inline distT="0" distB="0" distL="0" distR="0" wp14:anchorId="0A572667" wp14:editId="5AF6E38A">
+            <wp:extent cx="5940425" cy="530225"/>
+            <wp:effectExtent l="0" t="0" r="3175" b="3175"/>
+            <wp:docPr id="36" name="Рисунок 36"/>
+            <wp:cNvGraphicFramePr>
+              <a:graphicFrameLocks xmlns:a="http://schemas.openxmlformats.org/drawingml/2006/main" noChangeAspect="1"/>
+            </wp:cNvGraphicFramePr>
+            <a:graphic xmlns:a="http://schemas.openxmlformats.org/drawingml/2006/main">
+              <a:graphicData uri="http://schemas.openxmlformats.org/drawingml/2006/picture">
+                <pic:pic xmlns:pic="http://schemas.openxmlformats.org/drawingml/2006/picture">
+                  <pic:nvPicPr>
+                    <pic:cNvPr id="1" name=""/>
+                    <pic:cNvPicPr/>
+                  </pic:nvPicPr>
+                  <pic:blipFill>
+                    <a:blip r:embed="rId27"/>
+                    <a:stretch>
+                      <a:fillRect/>
+                    </a:stretch>
+                  </pic:blipFill>
+                  <pic:spPr>
+                    <a:xfrm>
+                      <a:off x="0" y="0"/>
                       <a:ext cx="5940425" cy="530225"/>
                     </a:xfrm>
                     <a:prstGeom prst="rect">
@@ -5012,232 +3670,226 @@
         <w:pStyle w:val="Default"/>
       </w:pPr>
       <w:r>
-        <w:t xml:space="preserve">Первый способ — это создать отдельный том с помощью ключа -v </w:t>
-      </w:r>
-      <w:proofErr w:type="spellStart"/>
-      <w:r>
-        <w:t>myvolume</w:t>
-      </w:r>
-      <w:proofErr w:type="spellEnd"/>
-      <w:r>
-        <w:t>:/</w:t>
-      </w:r>
-      <w:proofErr w:type="spellStart"/>
-      <w:r>
+        <w:t>Первый способ — это создать отдельный том с помощью ключа -v myvolume:/mnt, где myvolume — название тома, /mnt — директория в контейнере, где будут доступны данные. Попробуйте снова создать контейнер, но уже с примонтированным томом:</w:t>
+      </w:r>
+    </w:p>
+    <w:p>
+      <w:pPr>
+        <w:pStyle w:val="Default"/>
+        <w:rPr>
+          <w:lang w:val="en-US"/>
+        </w:rPr>
+      </w:pPr>
+      <w:r>
+        <w:rPr>
+          <w:lang w:val="en-US"/>
+        </w:rPr>
+        <w:t>docker</w:t>
+      </w:r>
+      <w:r>
+        <w:rPr>
+          <w:lang w:val="en-US"/>
+        </w:rPr>
+        <w:t xml:space="preserve"> </w:t>
+      </w:r>
+      <w:r>
+        <w:rPr>
+          <w:lang w:val="en-US"/>
+        </w:rPr>
+        <w:t>run</w:t>
+      </w:r>
+      <w:r>
+        <w:rPr>
+          <w:lang w:val="en-US"/>
+        </w:rPr>
+        <w:t xml:space="preserve"> - </w:t>
+      </w:r>
+      <w:r>
+        <w:rPr>
+          <w:lang w:val="en-US"/>
+        </w:rPr>
+        <w:t>p</w:t>
+      </w:r>
+      <w:r>
+        <w:rPr>
+          <w:lang w:val="en-US"/>
+        </w:rPr>
+        <w:t xml:space="preserve">8000 :8000 - - </w:t>
+      </w:r>
+      <w:r>
+        <w:rPr>
+          <w:lang w:val="en-US"/>
+        </w:rPr>
+        <w:t>rm</w:t>
+      </w:r>
+      <w:r>
+        <w:rPr>
+          <w:lang w:val="en-US"/>
+        </w:rPr>
+        <w:t xml:space="preserve"> - - </w:t>
+      </w:r>
+      <w:r>
+        <w:rPr>
+          <w:lang w:val="en-US"/>
+        </w:rPr>
+        <w:t>name</w:t>
+      </w:r>
+      <w:r>
+        <w:rPr>
+          <w:lang w:val="en-US"/>
+        </w:rPr>
+        <w:t xml:space="preserve"> </w:t>
+      </w:r>
+      <w:r>
+        <w:rPr>
+          <w:lang w:val="en-US"/>
+        </w:rPr>
+        <w:t>pyserver</w:t>
+      </w:r>
+      <w:r>
+        <w:rPr>
+          <w:lang w:val="en-US"/>
+        </w:rPr>
+        <w:t xml:space="preserve"> - </w:t>
+      </w:r>
+      <w:r>
+        <w:rPr>
+          <w:lang w:val="en-US"/>
+        </w:rPr>
+        <w:t>d</w:t>
+      </w:r>
+      <w:r>
+        <w:rPr>
+          <w:lang w:val="en-US"/>
+        </w:rPr>
+        <w:t xml:space="preserve"> \ - </w:t>
+      </w:r>
+      <w:r>
+        <w:rPr>
+          <w:lang w:val="en-US"/>
+        </w:rPr>
+        <w:t>v</w:t>
+      </w:r>
+      <w:r>
+        <w:rPr>
+          <w:lang w:val="en-US"/>
+        </w:rPr>
+        <w:t xml:space="preserve"> $ ( </w:t>
+      </w:r>
+      <w:r>
+        <w:rPr>
+          <w:lang w:val="en-US"/>
+        </w:rPr>
+        <w:t>pwd</w:t>
+      </w:r>
+      <w:r>
+        <w:rPr>
+          <w:lang w:val="en-US"/>
+        </w:rPr>
+        <w:t xml:space="preserve"> )/ </w:t>
+      </w:r>
+      <w:r>
+        <w:rPr>
+          <w:lang w:val="en-US"/>
+        </w:rPr>
+        <w:t>myfiles</w:t>
+      </w:r>
+      <w:r>
+        <w:rPr>
+          <w:lang w:val="en-US"/>
+        </w:rPr>
+        <w:t xml:space="preserve"> :/ </w:t>
+      </w:r>
+      <w:r>
+        <w:rPr>
+          <w:lang w:val="en-US"/>
+        </w:rPr>
         <w:t>mnt</w:t>
       </w:r>
-      <w:proofErr w:type="spellEnd"/>
-      <w:r>
-        <w:t xml:space="preserve">, где </w:t>
-      </w:r>
-      <w:proofErr w:type="spellStart"/>
-      <w:r>
-        <w:t>myvolume</w:t>
-      </w:r>
-      <w:proofErr w:type="spellEnd"/>
-      <w:r>
-        <w:t xml:space="preserve"> — название тома, /</w:t>
-      </w:r>
-      <w:proofErr w:type="spellStart"/>
-      <w:r>
+      <w:r>
+        <w:rPr>
+          <w:lang w:val="en-US"/>
+        </w:rPr>
+        <w:t xml:space="preserve"> </w:t>
+      </w:r>
+      <w:r>
+        <w:rPr>
+          <w:lang w:val="en-US"/>
+        </w:rPr>
+        <w:t>python</w:t>
+      </w:r>
+      <w:r>
+        <w:rPr>
+          <w:lang w:val="en-US"/>
+        </w:rPr>
+        <w:t xml:space="preserve"> </w:t>
+      </w:r>
+      <w:r>
+        <w:rPr>
+          <w:lang w:val="en-US"/>
+        </w:rPr>
+        <w:t>python</w:t>
+      </w:r>
+      <w:r>
+        <w:rPr>
+          <w:lang w:val="en-US"/>
+        </w:rPr>
+        <w:t xml:space="preserve"> - </w:t>
+      </w:r>
+      <w:r>
+        <w:rPr>
+          <w:lang w:val="en-US"/>
+        </w:rPr>
+        <w:t>m</w:t>
+      </w:r>
+      <w:r>
+        <w:rPr>
+          <w:lang w:val="en-US"/>
+        </w:rPr>
+        <w:t xml:space="preserve"> </w:t>
+      </w:r>
+      <w:r>
+        <w:rPr>
+          <w:lang w:val="en-US"/>
+        </w:rPr>
+        <w:t>http</w:t>
+      </w:r>
+      <w:r>
+        <w:rPr>
+          <w:lang w:val="en-US"/>
+        </w:rPr>
+        <w:t xml:space="preserve"> . </w:t>
+      </w:r>
+      <w:r>
+        <w:rPr>
+          <w:lang w:val="en-US"/>
+        </w:rPr>
+        <w:t>server</w:t>
+      </w:r>
+      <w:r>
+        <w:rPr>
+          <w:lang w:val="en-US"/>
+        </w:rPr>
+        <w:t xml:space="preserve"> - </w:t>
+      </w:r>
+      <w:r>
+        <w:rPr>
+          <w:lang w:val="en-US"/>
+        </w:rPr>
+        <w:t>d</w:t>
+      </w:r>
+      <w:r>
+        <w:rPr>
+          <w:lang w:val="en-US"/>
+        </w:rPr>
+        <w:t xml:space="preserve"> / </w:t>
+      </w:r>
+      <w:r>
+        <w:rPr>
+          <w:lang w:val="en-US"/>
+        </w:rPr>
         <w:t>mnt</w:t>
       </w:r>
-      <w:proofErr w:type="spellEnd"/>
-      <w:r>
-        <w:t xml:space="preserve"> — директория в контейнере, где будут доступны данные. Попробуйте снова создать контейнер, но уже с </w:t>
-      </w:r>
-      <w:proofErr w:type="spellStart"/>
-      <w:r>
-        <w:t>примонтированным</w:t>
-      </w:r>
-      <w:proofErr w:type="spellEnd"/>
-      <w:r>
-        <w:t xml:space="preserve"> томом:</w:t>
-      </w:r>
-    </w:p>
-    <w:p>
-      <w:pPr>
-        <w:pStyle w:val="Default"/>
-      </w:pPr>
-      <w:proofErr w:type="spellStart"/>
-      <w:proofErr w:type="gramStart"/>
-      <w:r>
-        <w:rPr>
-          <w:lang w:val="en-US"/>
-        </w:rPr>
-        <w:t>docker</w:t>
-      </w:r>
-      <w:proofErr w:type="spellEnd"/>
-      <w:proofErr w:type="gramEnd"/>
-      <w:r>
-        <w:t xml:space="preserve"> </w:t>
-      </w:r>
-      <w:r>
-        <w:rPr>
-          <w:lang w:val="en-US"/>
-        </w:rPr>
-        <w:t>run</w:t>
-      </w:r>
-      <w:r>
-        <w:t xml:space="preserve"> - </w:t>
-      </w:r>
-      <w:r>
-        <w:rPr>
-          <w:lang w:val="en-US"/>
-        </w:rPr>
-        <w:t>p</w:t>
-      </w:r>
-      <w:r>
-        <w:t xml:space="preserve">8000 :8000 - - </w:t>
-      </w:r>
-      <w:proofErr w:type="spellStart"/>
-      <w:r>
-        <w:rPr>
-          <w:lang w:val="en-US"/>
-        </w:rPr>
-        <w:t>rm</w:t>
-      </w:r>
-      <w:proofErr w:type="spellEnd"/>
-      <w:r>
-        <w:t xml:space="preserve"> - - </w:t>
-      </w:r>
-      <w:r>
-        <w:rPr>
-          <w:lang w:val="en-US"/>
-        </w:rPr>
-        <w:t>name</w:t>
-      </w:r>
-      <w:r>
-        <w:t xml:space="preserve"> </w:t>
-      </w:r>
-      <w:proofErr w:type="spellStart"/>
-      <w:r>
-        <w:rPr>
-          <w:lang w:val="en-US"/>
-        </w:rPr>
-        <w:t>pyserver</w:t>
-      </w:r>
-      <w:proofErr w:type="spellEnd"/>
-      <w:r>
-        <w:t xml:space="preserve"> - </w:t>
-      </w:r>
-      <w:r>
-        <w:rPr>
-          <w:lang w:val="en-US"/>
-        </w:rPr>
-        <w:t>d</w:t>
-      </w:r>
-      <w:r>
-        <w:t xml:space="preserve"> \ - </w:t>
-      </w:r>
-      <w:r>
-        <w:rPr>
-          <w:lang w:val="en-US"/>
-        </w:rPr>
-        <w:t>v</w:t>
-      </w:r>
-      <w:r>
-        <w:t xml:space="preserve"> $ ( </w:t>
-      </w:r>
-      <w:proofErr w:type="spellStart"/>
-      <w:r>
-        <w:rPr>
-          <w:lang w:val="en-US"/>
-        </w:rPr>
-        <w:t>pwd</w:t>
-      </w:r>
-      <w:proofErr w:type="spellEnd"/>
-      <w:r>
-        <w:t xml:space="preserve"> )/ </w:t>
-      </w:r>
-      <w:proofErr w:type="spellStart"/>
-      <w:r>
-        <w:rPr>
-          <w:lang w:val="en-US"/>
-        </w:rPr>
-        <w:t>myfiles</w:t>
-      </w:r>
-      <w:proofErr w:type="spellEnd"/>
-      <w:r>
-        <w:t xml:space="preserve"> :/ </w:t>
-      </w:r>
-      <w:proofErr w:type="spellStart"/>
-      <w:r>
-        <w:rPr>
-          <w:lang w:val="en-US"/>
-        </w:rPr>
-        <w:t>mnt</w:t>
-      </w:r>
-      <w:proofErr w:type="spellEnd"/>
-      <w:r>
-        <w:t xml:space="preserve"> </w:t>
-      </w:r>
-      <w:r>
-        <w:rPr>
-          <w:lang w:val="en-US"/>
-        </w:rPr>
-        <w:t>python</w:t>
-      </w:r>
-      <w:r>
-        <w:t xml:space="preserve"> </w:t>
-      </w:r>
-      <w:proofErr w:type="spellStart"/>
-      <w:r>
-        <w:rPr>
-          <w:lang w:val="en-US"/>
-        </w:rPr>
-        <w:t>python</w:t>
-      </w:r>
-      <w:proofErr w:type="spellEnd"/>
-      <w:r>
-        <w:t xml:space="preserve"> - </w:t>
-      </w:r>
-      <w:r>
-        <w:rPr>
-          <w:lang w:val="en-US"/>
-        </w:rPr>
-        <w:t>m</w:t>
-      </w:r>
-      <w:r>
-        <w:t xml:space="preserve"> </w:t>
-      </w:r>
-      <w:r>
-        <w:rPr>
-          <w:lang w:val="en-US"/>
-        </w:rPr>
-        <w:t>http</w:t>
-      </w:r>
-      <w:r>
-        <w:t xml:space="preserve"> . </w:t>
-      </w:r>
-      <w:proofErr w:type="gramStart"/>
-      <w:r>
-        <w:rPr>
-          <w:lang w:val="en-US"/>
-        </w:rPr>
-        <w:t>server</w:t>
-      </w:r>
-      <w:proofErr w:type="gramEnd"/>
-      <w:r>
-        <w:t xml:space="preserve"> - </w:t>
-      </w:r>
-      <w:r>
-        <w:rPr>
-          <w:lang w:val="en-US"/>
-        </w:rPr>
-        <w:t>d</w:t>
-      </w:r>
-      <w:r>
-        <w:t xml:space="preserve"> / </w:t>
-      </w:r>
-      <w:proofErr w:type="spellStart"/>
-      <w:r>
-        <w:rPr>
-          <w:lang w:val="en-US"/>
-        </w:rPr>
-        <w:t>mnt</w:t>
-      </w:r>
-      <w:proofErr w:type="spellEnd"/>
     </w:p>
     <w:p>
       <w:pPr>
@@ -5266,7 +3918,7 @@
                     </pic:cNvPicPr>
                   </pic:nvPicPr>
                   <pic:blipFill>
-                    <a:blip r:embed="rId26">
+                    <a:blip r:embed="rId28">
                       <a:extLst>
                         <a:ext uri="{28A0092B-C50C-407E-A947-70E740481C1C}">
                           <a14:useLocalDpi xmlns:a14="http://schemas.microsoft.com/office/drawing/2010/main" val="0"/>
@@ -5303,158 +3955,15 @@
         <w:pStyle w:val="Default"/>
       </w:pPr>
       <w:r>
-        <w:t xml:space="preserve">Затем, если создать файл (выполнить </w:t>
-      </w:r>
-      <w:proofErr w:type="spellStart"/>
-      <w:r>
-        <w:t>docker</w:t>
-      </w:r>
-      <w:proofErr w:type="spellEnd"/>
-      <w:r>
-        <w:t xml:space="preserve"> </w:t>
-      </w:r>
-      <w:proofErr w:type="spellStart"/>
-      <w:r>
-        <w:t>exec</w:t>
-      </w:r>
-      <w:proofErr w:type="spellEnd"/>
-      <w:r>
-        <w:t xml:space="preserve"> -</w:t>
-      </w:r>
-      <w:proofErr w:type="spellStart"/>
-      <w:r>
-        <w:t>it</w:t>
-      </w:r>
-      <w:proofErr w:type="spellEnd"/>
-      <w:r>
-        <w:t xml:space="preserve"> </w:t>
-      </w:r>
-      <w:proofErr w:type="spellStart"/>
-      <w:r>
-        <w:t>pyserver</w:t>
-      </w:r>
-      <w:proofErr w:type="spellEnd"/>
-      <w:r>
-        <w:t xml:space="preserve"> </w:t>
-      </w:r>
-      <w:proofErr w:type="spellStart"/>
-      <w:r>
-        <w:t>bash</w:t>
-      </w:r>
-      <w:proofErr w:type="spellEnd"/>
-      <w:r>
-        <w:t xml:space="preserve"> и внутри контейнера выполнить </w:t>
-      </w:r>
-      <w:proofErr w:type="spellStart"/>
-      <w:r>
-        <w:t>cd</w:t>
-      </w:r>
-      <w:proofErr w:type="spellEnd"/>
-      <w:r>
-        <w:t xml:space="preserve"> </w:t>
-      </w:r>
-      <w:proofErr w:type="spellStart"/>
-      <w:r>
-        <w:t>mnt</w:t>
-      </w:r>
-      <w:proofErr w:type="spellEnd"/>
-      <w:r>
-        <w:t xml:space="preserve"> &amp;&amp; </w:t>
-      </w:r>
-      <w:proofErr w:type="spellStart"/>
-      <w:r>
-        <w:t>echo</w:t>
-      </w:r>
-      <w:proofErr w:type="spellEnd"/>
-      <w:r>
-        <w:t xml:space="preserve"> "</w:t>
-      </w:r>
-      <w:proofErr w:type="spellStart"/>
-      <w:r>
-        <w:t>hello</w:t>
-      </w:r>
-      <w:proofErr w:type="spellEnd"/>
-      <w:r>
-        <w:t xml:space="preserve"> </w:t>
-      </w:r>
-      <w:proofErr w:type="spellStart"/>
-      <w:r>
-        <w:t>world</w:t>
-      </w:r>
-      <w:proofErr w:type="spellEnd"/>
-      <w:proofErr w:type="gramStart"/>
-      <w:r>
-        <w:t>" &gt;</w:t>
-      </w:r>
-      <w:proofErr w:type="gramEnd"/>
-      <w:r>
-        <w:t xml:space="preserve"> hi.txt), то даже после удаления контейнера данные в этом томе будут сохранены.</w:t>
-      </w:r>
-    </w:p>
-    <w:p>
-      <w:pPr>
-        <w:pStyle w:val="Default"/>
-      </w:pPr>
-      <w:r>
-        <w:t xml:space="preserve">Чтобы узнать где хранятся данные, выполните команду </w:t>
-      </w:r>
-      <w:proofErr w:type="spellStart"/>
-      <w:r>
-        <w:t>docker</w:t>
-      </w:r>
-      <w:proofErr w:type="spellEnd"/>
-      <w:r>
-        <w:t xml:space="preserve"> </w:t>
-      </w:r>
-      <w:proofErr w:type="spellStart"/>
-      <w:r>
-        <w:t>inspect</w:t>
-      </w:r>
-      <w:proofErr w:type="spellEnd"/>
-      <w:r>
-        <w:t xml:space="preserve"> -f "{{</w:t>
-      </w:r>
-      <w:proofErr w:type="spellStart"/>
-      <w:proofErr w:type="gramStart"/>
-      <w:r>
-        <w:t>json</w:t>
-      </w:r>
-      <w:proofErr w:type="spellEnd"/>
-      <w:r>
-        <w:t xml:space="preserve"> .</w:t>
-      </w:r>
-      <w:proofErr w:type="spellStart"/>
-      <w:r>
-        <w:t>Mounts</w:t>
-      </w:r>
-      <w:proofErr w:type="spellEnd"/>
-      <w:proofErr w:type="gramEnd"/>
-      <w:r>
-        <w:t xml:space="preserve"> }}" </w:t>
-      </w:r>
-      <w:proofErr w:type="spellStart"/>
-      <w:r>
-        <w:t>pyserver</w:t>
-      </w:r>
-      <w:proofErr w:type="spellEnd"/>
-      <w:r>
-        <w:t xml:space="preserve">, в поле </w:t>
-      </w:r>
-      <w:proofErr w:type="spellStart"/>
-      <w:r>
-        <w:t>Source</w:t>
-      </w:r>
-      <w:proofErr w:type="spellEnd"/>
-      <w:r>
-        <w:t xml:space="preserve"> будет храниться путь до тома на </w:t>
-      </w:r>
-      <w:proofErr w:type="spellStart"/>
-      <w:r>
-        <w:t>хостовой</w:t>
-      </w:r>
-      <w:proofErr w:type="spellEnd"/>
-      <w:r>
-        <w:t xml:space="preserve"> машине</w:t>
+        <w:t>Затем, если создать файл (выполнить docker exec -it pyserver bash и внутри контейнера выполнить cd mnt &amp;&amp; echo "hello world" &gt; hi.txt), то даже после удаления контейнера данные в этом томе будут сохранены.</w:t>
+      </w:r>
+    </w:p>
+    <w:p>
+      <w:pPr>
+        <w:pStyle w:val="Default"/>
+      </w:pPr>
+      <w:r>
+        <w:t>Чтобы узнать где хранятся данные, выполните команду docker inspect -f "{{json .Mounts }}" pyserver, в поле Source будет храниться путь до тома на хостовой машине</w:t>
       </w:r>
     </w:p>
     <w:p>
@@ -5484,7 +3993,7 @@
                     </pic:cNvPicPr>
                   </pic:nvPicPr>
                   <pic:blipFill>
-                    <a:blip r:embed="rId27">
+                    <a:blip r:embed="rId29">
                       <a:extLst>
                         <a:ext uri="{28A0092B-C50C-407E-A947-70E740481C1C}">
                           <a14:useLocalDpi xmlns:a14="http://schemas.microsoft.com/office/drawing/2010/main" val="0"/>
@@ -5521,23 +4030,7 @@
         <w:pStyle w:val="Default"/>
       </w:pPr>
       <w:r>
-        <w:t xml:space="preserve">Для управления томами существует команда </w:t>
-      </w:r>
-      <w:proofErr w:type="spellStart"/>
-      <w:r>
-        <w:t>docker</w:t>
-      </w:r>
-      <w:proofErr w:type="spellEnd"/>
-      <w:r>
-        <w:t xml:space="preserve"> </w:t>
-      </w:r>
-      <w:proofErr w:type="spellStart"/>
-      <w:r>
-        <w:t>volume</w:t>
-      </w:r>
-      <w:proofErr w:type="spellEnd"/>
-      <w:r>
-        <w:t>, ознакомиться с которой предлагается самостоятельно.</w:t>
+        <w:t>Для управления томами существует команда docker volume, ознакомиться с которой предлагается самостоятельно.</w:t>
       </w:r>
     </w:p>
     <w:p>
@@ -5568,7 +4061,7 @@
                     </pic:cNvPicPr>
                   </pic:nvPicPr>
                   <pic:blipFill>
-                    <a:blip r:embed="rId28">
+                    <a:blip r:embed="rId30">
                       <a:extLst>
                         <a:ext uri="{28A0092B-C50C-407E-A947-70E740481C1C}">
                           <a14:useLocalDpi xmlns:a14="http://schemas.microsoft.com/office/drawing/2010/main" val="0"/>
@@ -5622,31 +4115,7 @@
         <w:pStyle w:val="Default"/>
       </w:pPr>
       <w:r>
-        <w:t xml:space="preserve">Сперва, остановите контейнер, созданный на предыдущем шаге: </w:t>
-      </w:r>
-      <w:proofErr w:type="spellStart"/>
-      <w:r>
-        <w:t>docker</w:t>
-      </w:r>
-      <w:proofErr w:type="spellEnd"/>
-      <w:r>
-        <w:t xml:space="preserve"> </w:t>
-      </w:r>
-      <w:proofErr w:type="spellStart"/>
-      <w:r>
-        <w:t>stop</w:t>
-      </w:r>
-      <w:proofErr w:type="spellEnd"/>
-      <w:r>
-        <w:t xml:space="preserve"> </w:t>
-      </w:r>
-      <w:proofErr w:type="spellStart"/>
-      <w:r>
-        <w:t>pyserver</w:t>
-      </w:r>
-      <w:proofErr w:type="spellEnd"/>
-      <w:r>
-        <w:t>.</w:t>
+        <w:t>Сперва, остановите контейнер, созданный на предыдущем шаге: docker stop pyserver.</w:t>
       </w:r>
     </w:p>
     <w:p>
@@ -5676,7 +4145,7 @@
                     </pic:cNvPicPr>
                   </pic:nvPicPr>
                   <pic:blipFill>
-                    <a:blip r:embed="rId29">
+                    <a:blip r:embed="rId31">
                       <a:extLst>
                         <a:ext uri="{28A0092B-C50C-407E-A947-70E740481C1C}">
                           <a14:useLocalDpi xmlns:a14="http://schemas.microsoft.com/office/drawing/2010/main" val="0"/>
@@ -5721,39 +4190,7 @@
         <w:pStyle w:val="Default"/>
       </w:pPr>
       <w:r>
-        <w:t xml:space="preserve">Создадим директорию и файлы, которые будем монтировать. Часть из них нам понадобится дальше: создайте директорию: </w:t>
-      </w:r>
-      <w:proofErr w:type="spellStart"/>
-      <w:r>
-        <w:t>mkdir</w:t>
-      </w:r>
-      <w:proofErr w:type="spellEnd"/>
-      <w:r>
-        <w:t xml:space="preserve"> </w:t>
-      </w:r>
-      <w:proofErr w:type="spellStart"/>
-      <w:r>
-        <w:t>myfiles</w:t>
-      </w:r>
-      <w:proofErr w:type="spellEnd"/>
-      <w:r>
-        <w:t xml:space="preserve">, в ней создайте файл host.txt: </w:t>
-      </w:r>
-      <w:proofErr w:type="spellStart"/>
-      <w:r>
-        <w:t>touch</w:t>
-      </w:r>
-      <w:proofErr w:type="spellEnd"/>
-      <w:r>
-        <w:t xml:space="preserve"> </w:t>
-      </w:r>
-      <w:proofErr w:type="spellStart"/>
-      <w:r>
-        <w:t>myfiles</w:t>
-      </w:r>
-      <w:proofErr w:type="spellEnd"/>
-      <w:r>
-        <w:t>/host.txt</w:t>
+        <w:t>Создадим директорию и файлы, которые будем монтировать. Часть из них нам понадобится дальше: создайте директорию: mkdir myfiles, в ней создайте файл host.txt: touch myfiles/host.txt</w:t>
       </w:r>
     </w:p>
     <w:p>
@@ -5783,7 +4220,7 @@
                     </pic:cNvPicPr>
                   </pic:nvPicPr>
                   <pic:blipFill>
-                    <a:blip r:embed="rId30">
+                    <a:blip r:embed="rId32">
                       <a:extLst>
                         <a:ext uri="{28A0092B-C50C-407E-A947-70E740481C1C}">
                           <a14:useLocalDpi xmlns:a14="http://schemas.microsoft.com/office/drawing/2010/main" val="0"/>
@@ -5838,457 +4275,23 @@
         <w:rPr>
           <w:lang w:val="en-US"/>
         </w:rPr>
-        <w:t xml:space="preserve">: </w:t>
-      </w:r>
-      <w:proofErr w:type="spellStart"/>
-      <w:r>
-        <w:rPr>
-          <w:lang w:val="en-US"/>
-        </w:rPr>
-        <w:t>docker</w:t>
-      </w:r>
-      <w:proofErr w:type="spellEnd"/>
-      <w:r>
-        <w:rPr>
-          <w:lang w:val="en-US"/>
-        </w:rPr>
-        <w:t xml:space="preserve"> run -p8000:8000 --</w:t>
-      </w:r>
-      <w:proofErr w:type="spellStart"/>
-      <w:r>
-        <w:rPr>
-          <w:lang w:val="en-US"/>
-        </w:rPr>
-        <w:t>rm</w:t>
-      </w:r>
-      <w:proofErr w:type="spellEnd"/>
-      <w:r>
-        <w:rPr>
-          <w:lang w:val="en-US"/>
-        </w:rPr>
-        <w:t xml:space="preserve"> --name </w:t>
-      </w:r>
-      <w:proofErr w:type="spellStart"/>
-      <w:r>
-        <w:rPr>
-          <w:lang w:val="en-US"/>
-        </w:rPr>
-        <w:t>pyserver</w:t>
-      </w:r>
-      <w:proofErr w:type="spellEnd"/>
-      <w:r>
-        <w:rPr>
-          <w:lang w:val="en-US"/>
-        </w:rPr>
-        <w:t xml:space="preserve"> -d -v $(</w:t>
-      </w:r>
-      <w:proofErr w:type="spellStart"/>
-      <w:r>
-        <w:rPr>
-          <w:lang w:val="en-US"/>
-        </w:rPr>
-        <w:t>pwd</w:t>
-      </w:r>
-      <w:proofErr w:type="spellEnd"/>
-      <w:r>
-        <w:rPr>
-          <w:lang w:val="en-US"/>
-        </w:rPr>
-        <w:t>)/</w:t>
-      </w:r>
-      <w:proofErr w:type="spellStart"/>
-      <w:r>
-        <w:rPr>
-          <w:lang w:val="en-US"/>
-        </w:rPr>
-        <w:t>myfiles</w:t>
-      </w:r>
-      <w:proofErr w:type="spellEnd"/>
-      <w:r>
-        <w:rPr>
-          <w:lang w:val="en-US"/>
-        </w:rPr>
-        <w:t>:/</w:t>
-      </w:r>
-      <w:proofErr w:type="spellStart"/>
-      <w:r>
-        <w:rPr>
-          <w:lang w:val="en-US"/>
-        </w:rPr>
-        <w:t>mnt</w:t>
-      </w:r>
-      <w:proofErr w:type="spellEnd"/>
-      <w:r>
-        <w:rPr>
-          <w:lang w:val="en-US"/>
-        </w:rPr>
-        <w:t xml:space="preserve"> python \ python -m </w:t>
-      </w:r>
-      <w:proofErr w:type="spellStart"/>
-      <w:r>
-        <w:rPr>
-          <w:lang w:val="en-US"/>
-        </w:rPr>
-        <w:t>http.server</w:t>
-      </w:r>
-      <w:proofErr w:type="spellEnd"/>
-      <w:r>
-        <w:rPr>
-          <w:lang w:val="en-US"/>
-        </w:rPr>
-        <w:t xml:space="preserve"> -d /</w:t>
-      </w:r>
-      <w:proofErr w:type="spellStart"/>
-      <w:r>
-        <w:rPr>
-          <w:lang w:val="en-US"/>
-        </w:rPr>
-        <w:t>mnt</w:t>
-      </w:r>
-      <w:proofErr w:type="spellEnd"/>
+        <w:t>: docker run -p8000:8000 --rm --name pyserver -d -v $(pwd)/myfiles:/mnt python \ python -m http.server -d /mnt</w:t>
+      </w:r>
     </w:p>
     <w:p>
       <w:pPr>
         <w:pStyle w:val="a6"/>
       </w:pPr>
       <w:r>
+        <w:rPr>
+          <w:noProof/>
+          <w:lang w:val="ru-RU"/>
+        </w:rPr>
         <w:drawing>
           <wp:inline distT="0" distB="0" distL="0" distR="0" wp14:anchorId="30EA1A84" wp14:editId="6D87B4F1">
             <wp:extent cx="5940425" cy="554990"/>
             <wp:effectExtent l="0" t="0" r="3175" b="0"/>
             <wp:docPr id="83" name="Рисунок 83"/>
-            <wp:cNvGraphicFramePr>
-              <a:graphicFrameLocks xmlns:a="http://schemas.openxmlformats.org/drawingml/2006/main" noChangeAspect="1"/>
-            </wp:cNvGraphicFramePr>
-            <a:graphic xmlns:a="http://schemas.openxmlformats.org/drawingml/2006/main">
-              <a:graphicData uri="http://schemas.openxmlformats.org/drawingml/2006/picture">
-                <pic:pic xmlns:pic="http://schemas.openxmlformats.org/drawingml/2006/picture">
-                  <pic:nvPicPr>
-                    <pic:cNvPr id="1" name=""/>
-                    <pic:cNvPicPr/>
-                  </pic:nvPicPr>
-                  <pic:blipFill>
-                    <a:blip r:embed="rId31"/>
-                    <a:stretch>
-                      <a:fillRect/>
-                    </a:stretch>
-                  </pic:blipFill>
-                  <pic:spPr>
-                    <a:xfrm>
-                      <a:off x="0" y="0"/>
-                      <a:ext cx="5940425" cy="554990"/>
-                    </a:xfrm>
-                    <a:prstGeom prst="rect">
-                      <a:avLst/>
-                    </a:prstGeom>
-                  </pic:spPr>
-                </pic:pic>
-              </a:graphicData>
-            </a:graphic>
-          </wp:inline>
-        </w:drawing>
-      </w:r>
-    </w:p>
-    <w:p>
-      <w:pPr>
-        <w:pStyle w:val="Default"/>
-      </w:pPr>
-      <w:r>
-        <w:t>Команда</w:t>
-      </w:r>
-      <w:r>
-        <w:rPr>
-          <w:lang w:val="en-US"/>
-        </w:rPr>
-        <w:t xml:space="preserve"> </w:t>
-      </w:r>
-      <w:proofErr w:type="spellStart"/>
-      <w:r>
-        <w:rPr>
-          <w:lang w:val="en-US"/>
-        </w:rPr>
-        <w:t>pwd</w:t>
-      </w:r>
-      <w:proofErr w:type="spellEnd"/>
-      <w:r>
-        <w:rPr>
-          <w:lang w:val="en-US"/>
-        </w:rPr>
-        <w:t xml:space="preserve"> — </w:t>
-      </w:r>
-      <w:r>
-        <w:t>выведет</w:t>
-      </w:r>
-      <w:r>
-        <w:rPr>
-          <w:lang w:val="en-US"/>
-        </w:rPr>
-        <w:t xml:space="preserve"> </w:t>
-      </w:r>
-      <w:r>
-        <w:t>текущую</w:t>
-      </w:r>
-      <w:r>
-        <w:rPr>
-          <w:lang w:val="en-US"/>
-        </w:rPr>
-        <w:t xml:space="preserve"> </w:t>
-      </w:r>
-      <w:r>
-        <w:t>директорию</w:t>
-      </w:r>
-      <w:r>
-        <w:rPr>
-          <w:lang w:val="en-US"/>
-        </w:rPr>
-        <w:t xml:space="preserve">, </w:t>
-      </w:r>
-      <w:r>
-        <w:t>например</w:t>
-      </w:r>
-      <w:r>
-        <w:rPr>
-          <w:lang w:val="en-US"/>
-        </w:rPr>
-        <w:t xml:space="preserve">: /home/user/dome-directory, </w:t>
-      </w:r>
-      <w:r>
-        <w:t>в</w:t>
-      </w:r>
-      <w:r>
-        <w:rPr>
-          <w:lang w:val="en-US"/>
-        </w:rPr>
-        <w:t xml:space="preserve"> </w:t>
-      </w:r>
-      <w:r>
-        <w:t>итоге</w:t>
-      </w:r>
-      <w:r>
-        <w:rPr>
-          <w:lang w:val="en-US"/>
-        </w:rPr>
-        <w:t xml:space="preserve"> </w:t>
-      </w:r>
-      <w:r>
-        <w:t>получился</w:t>
-      </w:r>
-      <w:r>
-        <w:rPr>
-          <w:lang w:val="en-US"/>
-        </w:rPr>
-        <w:t xml:space="preserve"> </w:t>
-      </w:r>
-      <w:r>
-        <w:t>абсолютный</w:t>
-      </w:r>
-      <w:r>
-        <w:rPr>
-          <w:lang w:val="en-US"/>
-        </w:rPr>
-        <w:t xml:space="preserve"> </w:t>
-      </w:r>
-      <w:r>
-        <w:t>путь</w:t>
-      </w:r>
-      <w:r>
-        <w:rPr>
-          <w:lang w:val="en-US"/>
-        </w:rPr>
-        <w:t xml:space="preserve"> </w:t>
-      </w:r>
-      <w:r>
-        <w:t>до</w:t>
-      </w:r>
-      <w:r>
-        <w:rPr>
-          <w:lang w:val="en-US"/>
-        </w:rPr>
-        <w:t xml:space="preserve"> </w:t>
-      </w:r>
-      <w:r>
-        <w:t>файла</w:t>
-      </w:r>
-      <w:r>
-        <w:rPr>
-          <w:lang w:val="en-US"/>
-        </w:rPr>
-        <w:t>: /home/user/dome-directory/</w:t>
-      </w:r>
-      <w:proofErr w:type="spellStart"/>
-      <w:r>
-        <w:rPr>
-          <w:lang w:val="en-US"/>
-        </w:rPr>
-        <w:t>myfiles</w:t>
-      </w:r>
-      <w:proofErr w:type="spellEnd"/>
-      <w:r>
-        <w:rPr>
-          <w:lang w:val="en-US"/>
-        </w:rPr>
-        <w:t xml:space="preserve">. </w:t>
-      </w:r>
-      <w:r>
-        <w:t xml:space="preserve">Обратный слеш (\) перед переводом строки </w:t>
-      </w:r>
-      <w:r>
-        <w:lastRenderedPageBreak/>
-        <w:t>экранирует символ перевода строки и позволяет написать одну команду в несколько строк.</w:t>
-      </w:r>
-    </w:p>
-    <w:p>
-      <w:pPr>
-        <w:pStyle w:val="Default"/>
-      </w:pPr>
-      <w:r>
-        <w:t xml:space="preserve">Затем, зайдите в контейнер: </w:t>
-      </w:r>
-      <w:proofErr w:type="spellStart"/>
-      <w:r>
-        <w:t>docker</w:t>
-      </w:r>
-      <w:proofErr w:type="spellEnd"/>
-      <w:r>
-        <w:t xml:space="preserve"> </w:t>
-      </w:r>
-      <w:proofErr w:type="spellStart"/>
-      <w:r>
-        <w:t>exec</w:t>
-      </w:r>
-      <w:proofErr w:type="spellEnd"/>
-      <w:r>
-        <w:t xml:space="preserve"> -</w:t>
-      </w:r>
-      <w:proofErr w:type="spellStart"/>
-      <w:r>
-        <w:t>it</w:t>
-      </w:r>
-      <w:proofErr w:type="spellEnd"/>
-      <w:r>
-        <w:t xml:space="preserve"> </w:t>
-      </w:r>
-      <w:proofErr w:type="spellStart"/>
-      <w:r>
-        <w:t>pyserver</w:t>
-      </w:r>
-      <w:proofErr w:type="spellEnd"/>
-      <w:r>
-        <w:t xml:space="preserve"> </w:t>
-      </w:r>
-      <w:proofErr w:type="spellStart"/>
-      <w:r>
-        <w:t>bash</w:t>
-      </w:r>
-      <w:proofErr w:type="spellEnd"/>
-      <w:r>
-        <w:t>, перейдите в директорию /</w:t>
-      </w:r>
-      <w:proofErr w:type="spellStart"/>
-      <w:r>
-        <w:t>mnt</w:t>
-      </w:r>
-      <w:proofErr w:type="spellEnd"/>
-      <w:r>
-        <w:t xml:space="preserve"> командой </w:t>
-      </w:r>
-      <w:proofErr w:type="spellStart"/>
-      <w:r>
-        <w:t>cd</w:t>
-      </w:r>
-      <w:proofErr w:type="spellEnd"/>
-      <w:r>
-        <w:t xml:space="preserve"> /</w:t>
-      </w:r>
-      <w:proofErr w:type="spellStart"/>
-      <w:r>
-        <w:t>mnt</w:t>
-      </w:r>
-      <w:proofErr w:type="spellEnd"/>
-      <w:r>
-        <w:t xml:space="preserve">. Если вывести список файлов командой </w:t>
-      </w:r>
-      <w:proofErr w:type="spellStart"/>
-      <w:r>
-        <w:t>ls</w:t>
-      </w:r>
-      <w:proofErr w:type="spellEnd"/>
-      <w:r>
-        <w:t xml:space="preserve">, то там будет файл host.txt, </w:t>
-      </w:r>
-      <w:proofErr w:type="spellStart"/>
-      <w:r>
-        <w:t>примонтированный</w:t>
-      </w:r>
-      <w:proofErr w:type="spellEnd"/>
-      <w:r>
-        <w:t xml:space="preserve"> вместе с директорией </w:t>
-      </w:r>
-      <w:proofErr w:type="spellStart"/>
-      <w:r>
-        <w:t>myfiles</w:t>
-      </w:r>
-      <w:proofErr w:type="spellEnd"/>
-    </w:p>
-    <w:p>
-      <w:pPr>
-        <w:pStyle w:val="a6"/>
-      </w:pPr>
-      <w:r>
-        <w:drawing>
-          <wp:inline distT="0" distB="0" distL="0" distR="0" wp14:anchorId="3BE8D455" wp14:editId="0B04D99F">
-            <wp:extent cx="4420217" cy="771633"/>
-            <wp:effectExtent l="0" t="0" r="0" b="9525"/>
-            <wp:docPr id="81" name="Рисунок 81"/>
-            <wp:cNvGraphicFramePr>
-              <a:graphicFrameLocks xmlns:a="http://schemas.openxmlformats.org/drawingml/2006/main" noChangeAspect="1"/>
-            </wp:cNvGraphicFramePr>
-            <a:graphic xmlns:a="http://schemas.openxmlformats.org/drawingml/2006/main">
-              <a:graphicData uri="http://schemas.openxmlformats.org/drawingml/2006/picture">
-                <pic:pic xmlns:pic="http://schemas.openxmlformats.org/drawingml/2006/picture">
-                  <pic:nvPicPr>
-                    <pic:cNvPr id="1" name=""/>
-                    <pic:cNvPicPr/>
-                  </pic:nvPicPr>
-                  <pic:blipFill>
-                    <a:blip r:embed="rId32"/>
-                    <a:stretch>
-                      <a:fillRect/>
-                    </a:stretch>
-                  </pic:blipFill>
-                  <pic:spPr>
-                    <a:xfrm>
-                      <a:off x="0" y="0"/>
-                      <a:ext cx="4420217" cy="771633"/>
-                    </a:xfrm>
-                    <a:prstGeom prst="rect">
-                      <a:avLst/>
-                    </a:prstGeom>
-                  </pic:spPr>
-                </pic:pic>
-              </a:graphicData>
-            </a:graphic>
-          </wp:inline>
-        </w:drawing>
-      </w:r>
-    </w:p>
-    <w:p>
-      <w:pPr>
-        <w:pStyle w:val="a6"/>
-        <w:rPr>
-          <w:lang w:val="ru-RU"/>
-        </w:rPr>
-      </w:pPr>
-      <w:r>
-        <w:rPr>
-          <w:noProof/>
-          <w:lang w:val="ru-RU"/>
-        </w:rPr>
-        <w:drawing>
-          <wp:inline distT="0" distB="0" distL="0" distR="0" wp14:anchorId="4F36D126" wp14:editId="05028888">
-            <wp:extent cx="2505425" cy="752580"/>
-            <wp:effectExtent l="0" t="0" r="9525" b="9525"/>
-            <wp:docPr id="66" name="Рисунок 66"/>
             <wp:cNvGraphicFramePr>
               <a:graphicFrameLocks xmlns:a="http://schemas.openxmlformats.org/drawingml/2006/main" noChangeAspect="1"/>
             </wp:cNvGraphicFramePr>
@@ -6308,6 +4311,229 @@
                   <pic:spPr>
                     <a:xfrm>
                       <a:off x="0" y="0"/>
+                      <a:ext cx="5940425" cy="554990"/>
+                    </a:xfrm>
+                    <a:prstGeom prst="rect">
+                      <a:avLst/>
+                    </a:prstGeom>
+                  </pic:spPr>
+                </pic:pic>
+              </a:graphicData>
+            </a:graphic>
+          </wp:inline>
+        </w:drawing>
+      </w:r>
+    </w:p>
+    <w:p>
+      <w:pPr>
+        <w:pStyle w:val="Default"/>
+      </w:pPr>
+      <w:r>
+        <w:t>Команда</w:t>
+      </w:r>
+      <w:r>
+        <w:rPr>
+          <w:lang w:val="en-US"/>
+        </w:rPr>
+        <w:t xml:space="preserve"> pwd — </w:t>
+      </w:r>
+      <w:r>
+        <w:t>выведет</w:t>
+      </w:r>
+      <w:r>
+        <w:rPr>
+          <w:lang w:val="en-US"/>
+        </w:rPr>
+        <w:t xml:space="preserve"> </w:t>
+      </w:r>
+      <w:r>
+        <w:t>текущую</w:t>
+      </w:r>
+      <w:r>
+        <w:rPr>
+          <w:lang w:val="en-US"/>
+        </w:rPr>
+        <w:t xml:space="preserve"> </w:t>
+      </w:r>
+      <w:r>
+        <w:t>директорию</w:t>
+      </w:r>
+      <w:r>
+        <w:rPr>
+          <w:lang w:val="en-US"/>
+        </w:rPr>
+        <w:t xml:space="preserve">, </w:t>
+      </w:r>
+      <w:r>
+        <w:t>например</w:t>
+      </w:r>
+      <w:r>
+        <w:rPr>
+          <w:lang w:val="en-US"/>
+        </w:rPr>
+        <w:t xml:space="preserve">: /home/user/dome-directory, </w:t>
+      </w:r>
+      <w:r>
+        <w:t>в</w:t>
+      </w:r>
+      <w:r>
+        <w:rPr>
+          <w:lang w:val="en-US"/>
+        </w:rPr>
+        <w:t xml:space="preserve"> </w:t>
+      </w:r>
+      <w:r>
+        <w:t>итоге</w:t>
+      </w:r>
+      <w:r>
+        <w:rPr>
+          <w:lang w:val="en-US"/>
+        </w:rPr>
+        <w:t xml:space="preserve"> </w:t>
+      </w:r>
+      <w:r>
+        <w:t>получился</w:t>
+      </w:r>
+      <w:r>
+        <w:rPr>
+          <w:lang w:val="en-US"/>
+        </w:rPr>
+        <w:t xml:space="preserve"> </w:t>
+      </w:r>
+      <w:r>
+        <w:t>абсолютный</w:t>
+      </w:r>
+      <w:r>
+        <w:rPr>
+          <w:lang w:val="en-US"/>
+        </w:rPr>
+        <w:t xml:space="preserve"> </w:t>
+      </w:r>
+      <w:r>
+        <w:t>путь</w:t>
+      </w:r>
+      <w:r>
+        <w:rPr>
+          <w:lang w:val="en-US"/>
+        </w:rPr>
+        <w:t xml:space="preserve"> </w:t>
+      </w:r>
+      <w:r>
+        <w:t>до</w:t>
+      </w:r>
+      <w:r>
+        <w:rPr>
+          <w:lang w:val="en-US"/>
+        </w:rPr>
+        <w:t xml:space="preserve"> </w:t>
+      </w:r>
+      <w:r>
+        <w:t>файла</w:t>
+      </w:r>
+      <w:r>
+        <w:rPr>
+          <w:lang w:val="en-US"/>
+        </w:rPr>
+        <w:t xml:space="preserve">: /home/user/dome-directory/myfiles. </w:t>
+      </w:r>
+      <w:r>
+        <w:t xml:space="preserve">Обратный слеш (\) перед переводом строки </w:t>
+      </w:r>
+      <w:r>
+        <w:lastRenderedPageBreak/>
+        <w:t>экранирует символ перевода строки и позволяет написать одну команду в несколько строк.</w:t>
+      </w:r>
+    </w:p>
+    <w:p>
+      <w:pPr>
+        <w:pStyle w:val="Default"/>
+      </w:pPr>
+      <w:r>
+        <w:t>Затем, зайдите в контейнер: docker exec -it pyserver bash, перейдите в директорию /mnt командой cd /mnt. Если вывести список файлов командой ls, то там будет файл host.txt, примонтированный вместе с директорией myfiles</w:t>
+      </w:r>
+    </w:p>
+    <w:p>
+      <w:pPr>
+        <w:pStyle w:val="a6"/>
+      </w:pPr>
+      <w:r>
+        <w:rPr>
+          <w:noProof/>
+          <w:lang w:val="ru-RU"/>
+        </w:rPr>
+        <w:drawing>
+          <wp:inline distT="0" distB="0" distL="0" distR="0" wp14:anchorId="3BE8D455" wp14:editId="0B04D99F">
+            <wp:extent cx="4420217" cy="771633"/>
+            <wp:effectExtent l="0" t="0" r="0" b="9525"/>
+            <wp:docPr id="81" name="Рисунок 81"/>
+            <wp:cNvGraphicFramePr>
+              <a:graphicFrameLocks xmlns:a="http://schemas.openxmlformats.org/drawingml/2006/main" noChangeAspect="1"/>
+            </wp:cNvGraphicFramePr>
+            <a:graphic xmlns:a="http://schemas.openxmlformats.org/drawingml/2006/main">
+              <a:graphicData uri="http://schemas.openxmlformats.org/drawingml/2006/picture">
+                <pic:pic xmlns:pic="http://schemas.openxmlformats.org/drawingml/2006/picture">
+                  <pic:nvPicPr>
+                    <pic:cNvPr id="1" name=""/>
+                    <pic:cNvPicPr/>
+                  </pic:nvPicPr>
+                  <pic:blipFill>
+                    <a:blip r:embed="rId34"/>
+                    <a:stretch>
+                      <a:fillRect/>
+                    </a:stretch>
+                  </pic:blipFill>
+                  <pic:spPr>
+                    <a:xfrm>
+                      <a:off x="0" y="0"/>
+                      <a:ext cx="4420217" cy="771633"/>
+                    </a:xfrm>
+                    <a:prstGeom prst="rect">
+                      <a:avLst/>
+                    </a:prstGeom>
+                  </pic:spPr>
+                </pic:pic>
+              </a:graphicData>
+            </a:graphic>
+          </wp:inline>
+        </w:drawing>
+      </w:r>
+    </w:p>
+    <w:p>
+      <w:pPr>
+        <w:pStyle w:val="a6"/>
+        <w:rPr>
+          <w:lang w:val="ru-RU"/>
+        </w:rPr>
+      </w:pPr>
+      <w:r>
+        <w:rPr>
+          <w:noProof/>
+          <w:lang w:val="ru-RU"/>
+        </w:rPr>
+        <w:drawing>
+          <wp:inline distT="0" distB="0" distL="0" distR="0" wp14:anchorId="4F36D126" wp14:editId="05028888">
+            <wp:extent cx="2505425" cy="752580"/>
+            <wp:effectExtent l="0" t="0" r="9525" b="9525"/>
+            <wp:docPr id="66" name="Рисунок 66"/>
+            <wp:cNvGraphicFramePr>
+              <a:graphicFrameLocks xmlns:a="http://schemas.openxmlformats.org/drawingml/2006/main" noChangeAspect="1"/>
+            </wp:cNvGraphicFramePr>
+            <a:graphic xmlns:a="http://schemas.openxmlformats.org/drawingml/2006/main">
+              <a:graphicData uri="http://schemas.openxmlformats.org/drawingml/2006/picture">
+                <pic:pic xmlns:pic="http://schemas.openxmlformats.org/drawingml/2006/picture">
+                  <pic:nvPicPr>
+                    <pic:cNvPr id="1" name=""/>
+                    <pic:cNvPicPr/>
+                  </pic:nvPicPr>
+                  <pic:blipFill>
+                    <a:blip r:embed="rId35"/>
+                    <a:stretch>
+                      <a:fillRect/>
+                    </a:stretch>
+                  </pic:blipFill>
+                  <pic:spPr>
+                    <a:xfrm>
+                      <a:off x="0" y="0"/>
                       <a:ext cx="2505425" cy="752580"/>
                     </a:xfrm>
                     <a:prstGeom prst="rect">
@@ -6326,74 +4552,8 @@
         <w:pStyle w:val="Default"/>
       </w:pPr>
       <w:r>
-        <w:t xml:space="preserve">Создайте файл </w:t>
-      </w:r>
-      <w:proofErr w:type="spellStart"/>
-      <w:r>
-        <w:t>echo</w:t>
-      </w:r>
-      <w:proofErr w:type="spellEnd"/>
-      <w:r>
-        <w:t xml:space="preserve"> "</w:t>
-      </w:r>
-      <w:proofErr w:type="spellStart"/>
-      <w:r>
-        <w:t>hello</w:t>
-      </w:r>
-      <w:proofErr w:type="spellEnd"/>
-      <w:r>
-        <w:t xml:space="preserve"> </w:t>
-      </w:r>
-      <w:proofErr w:type="spellStart"/>
-      <w:r>
-        <w:t>world</w:t>
-      </w:r>
-      <w:proofErr w:type="spellEnd"/>
-      <w:proofErr w:type="gramStart"/>
-      <w:r>
-        <w:t>" &gt;</w:t>
-      </w:r>
-      <w:proofErr w:type="gramEnd"/>
-      <w:r>
-        <w:t xml:space="preserve"> hi.txt, а затем выйдите из контейнера: </w:t>
-      </w:r>
-      <w:proofErr w:type="spellStart"/>
-      <w:r>
-        <w:t>exit</w:t>
-      </w:r>
-      <w:proofErr w:type="spellEnd"/>
-      <w:r>
-        <w:t xml:space="preserve">. Теперь на </w:t>
-      </w:r>
-      <w:proofErr w:type="spellStart"/>
-      <w:r>
-        <w:t>хостовой</w:t>
-      </w:r>
-      <w:proofErr w:type="spellEnd"/>
-      <w:r>
-        <w:t xml:space="preserve"> машине в директории </w:t>
-      </w:r>
-      <w:proofErr w:type="spellStart"/>
-      <w:r>
-        <w:t>myfiles</w:t>
-      </w:r>
-      <w:proofErr w:type="spellEnd"/>
-      <w:r>
-        <w:t xml:space="preserve">/ появится файл hi.txt. Проверить можно командой </w:t>
-      </w:r>
-      <w:proofErr w:type="spellStart"/>
-      <w:r>
-        <w:t>ls</w:t>
-      </w:r>
-      <w:proofErr w:type="spellEnd"/>
-      <w:r>
-        <w:t xml:space="preserve"> </w:t>
-      </w:r>
-      <w:proofErr w:type="spellStart"/>
-      <w:r>
-        <w:t>myfiles</w:t>
-      </w:r>
-      <w:proofErr w:type="spellEnd"/>
+        <w:t>Создайте файл echo "hello world" &gt; hi.txt, а затем выйдите из контейнера: exit. Теперь на хостовой машине в директории myfiles/ появится файл hi.txt. Проверить можно командой ls myfiles</w:t>
+      </w:r>
     </w:p>
     <w:p>
       <w:pPr>
@@ -6422,7 +4582,7 @@
                     </pic:cNvPicPr>
                   </pic:nvPicPr>
                   <pic:blipFill>
-                    <a:blip r:embed="rId34">
+                    <a:blip r:embed="rId36">
                       <a:extLst>
                         <a:ext uri="{28A0092B-C50C-407E-A947-70E740481C1C}">
                           <a14:useLocalDpi xmlns:a14="http://schemas.microsoft.com/office/drawing/2010/main" val="0"/>
@@ -6481,7 +4641,7 @@
                     </pic:cNvPicPr>
                   </pic:nvPicPr>
                   <pic:blipFill>
-                    <a:blip r:embed="rId35">
+                    <a:blip r:embed="rId37">
                       <a:extLst>
                         <a:ext uri="{28A0092B-C50C-407E-A947-70E740481C1C}">
                           <a14:useLocalDpi xmlns:a14="http://schemas.microsoft.com/office/drawing/2010/main" val="0"/>
@@ -6518,31 +4678,7 @@
         <w:pStyle w:val="Default"/>
       </w:pPr>
       <w:r>
-        <w:t xml:space="preserve">Остановите контейнер: </w:t>
-      </w:r>
-      <w:proofErr w:type="spellStart"/>
-      <w:r>
-        <w:t>docker</w:t>
-      </w:r>
-      <w:proofErr w:type="spellEnd"/>
-      <w:r>
-        <w:t xml:space="preserve"> </w:t>
-      </w:r>
-      <w:proofErr w:type="spellStart"/>
-      <w:r>
-        <w:t>stop</w:t>
-      </w:r>
-      <w:proofErr w:type="spellEnd"/>
-      <w:r>
-        <w:t xml:space="preserve"> </w:t>
-      </w:r>
-      <w:proofErr w:type="spellStart"/>
-      <w:r>
-        <w:t>pyserver</w:t>
-      </w:r>
-      <w:proofErr w:type="spellEnd"/>
-      <w:r>
-        <w:t>.</w:t>
+        <w:t>Остановите контейнер: docker stop pyserver.</w:t>
       </w:r>
     </w:p>
     <w:p>
@@ -6575,7 +4711,7 @@
                     </pic:cNvPicPr>
                   </pic:nvPicPr>
                   <pic:blipFill>
-                    <a:blip r:embed="rId36">
+                    <a:blip r:embed="rId38">
                       <a:extLst>
                         <a:ext uri="{28A0092B-C50C-407E-A947-70E740481C1C}">
                           <a14:useLocalDpi xmlns:a14="http://schemas.microsoft.com/office/drawing/2010/main" val="0"/>
@@ -6612,52 +4748,15 @@
         <w:pStyle w:val="Default"/>
       </w:pPr>
       <w:r>
-        <w:t xml:space="preserve">Для того, чтобы </w:t>
-      </w:r>
-      <w:proofErr w:type="spellStart"/>
-      <w:r>
-        <w:t>примонтировать</w:t>
-      </w:r>
-      <w:proofErr w:type="spellEnd"/>
-      <w:r>
-        <w:t xml:space="preserve"> один файл, нужно указать ключ -v, например:</w:t>
-      </w:r>
-    </w:p>
-    <w:p>
-      <w:pPr>
-        <w:pStyle w:val="Default"/>
-      </w:pPr>
-      <w:proofErr w:type="gramStart"/>
-      <w:r>
-        <w:t>v</w:t>
-      </w:r>
-      <w:proofErr w:type="gramEnd"/>
-      <w:r>
-        <w:t xml:space="preserve"> $(</w:t>
-      </w:r>
-      <w:proofErr w:type="spellStart"/>
-      <w:r>
-        <w:t>pwd</w:t>
-      </w:r>
-      <w:proofErr w:type="spellEnd"/>
-      <w:r>
-        <w:t>)/</w:t>
-      </w:r>
-      <w:proofErr w:type="spellStart"/>
-      <w:r>
-        <w:t>myfiles</w:t>
-      </w:r>
-      <w:proofErr w:type="spellEnd"/>
-      <w:r>
-        <w:t>/host.txt:/</w:t>
-      </w:r>
-      <w:proofErr w:type="spellStart"/>
-      <w:r>
-        <w:t>mnt</w:t>
-      </w:r>
-      <w:proofErr w:type="spellEnd"/>
-      <w:r>
-        <w:t>/new-name-of-host.txt – файлу в контейнере присвоится другое имя: new-name-of-host.txt.</w:t>
+        <w:t>Для того, чтобы примонтировать один файл, нужно указать ключ -v, например:</w:t>
+      </w:r>
+    </w:p>
+    <w:p>
+      <w:pPr>
+        <w:pStyle w:val="Default"/>
+      </w:pPr>
+      <w:r>
+        <w:t>v $(pwd)/myfiles/host.txt:/mnt/new-name-of-host.txt – файлу в контейнере присвоится другое имя: new-name-of-host.txt.</w:t>
       </w:r>
     </w:p>
     <w:p>
@@ -6665,188 +4764,15 @@
         <w:pStyle w:val="a6"/>
       </w:pPr>
       <w:r>
+        <w:rPr>
+          <w:noProof/>
+          <w:lang w:val="ru-RU"/>
+        </w:rPr>
         <w:drawing>
           <wp:inline distT="0" distB="0" distL="0" distR="0" wp14:anchorId="774BEBDA" wp14:editId="46B755D7">
             <wp:extent cx="5940425" cy="384175"/>
             <wp:effectExtent l="0" t="0" r="3175" b="0"/>
             <wp:docPr id="80" name="Рисунок 80"/>
-            <wp:cNvGraphicFramePr>
-              <a:graphicFrameLocks xmlns:a="http://schemas.openxmlformats.org/drawingml/2006/main" noChangeAspect="1"/>
-            </wp:cNvGraphicFramePr>
-            <a:graphic xmlns:a="http://schemas.openxmlformats.org/drawingml/2006/main">
-              <a:graphicData uri="http://schemas.openxmlformats.org/drawingml/2006/picture">
-                <pic:pic xmlns:pic="http://schemas.openxmlformats.org/drawingml/2006/picture">
-                  <pic:nvPicPr>
-                    <pic:cNvPr id="1" name=""/>
-                    <pic:cNvPicPr/>
-                  </pic:nvPicPr>
-                  <pic:blipFill>
-                    <a:blip r:embed="rId37"/>
-                    <a:stretch>
-                      <a:fillRect/>
-                    </a:stretch>
-                  </pic:blipFill>
-                  <pic:spPr>
-                    <a:xfrm>
-                      <a:off x="0" y="0"/>
-                      <a:ext cx="5940425" cy="384175"/>
-                    </a:xfrm>
-                    <a:prstGeom prst="rect">
-                      <a:avLst/>
-                    </a:prstGeom>
-                  </pic:spPr>
-                </pic:pic>
-              </a:graphicData>
-            </a:graphic>
-          </wp:inline>
-        </w:drawing>
-      </w:r>
-    </w:p>
-    <w:p>
-      <w:pPr>
-        <w:pStyle w:val="a6"/>
-      </w:pPr>
-      <w:r>
-        <w:drawing>
-          <wp:inline distT="0" distB="0" distL="0" distR="0" wp14:anchorId="2D04D036" wp14:editId="6930F3BB">
-            <wp:extent cx="5940425" cy="667385"/>
-            <wp:effectExtent l="0" t="0" r="3175" b="0"/>
-            <wp:docPr id="79" name="Рисунок 79"/>
-            <wp:cNvGraphicFramePr>
-              <a:graphicFrameLocks xmlns:a="http://schemas.openxmlformats.org/drawingml/2006/main" noChangeAspect="1"/>
-            </wp:cNvGraphicFramePr>
-            <a:graphic xmlns:a="http://schemas.openxmlformats.org/drawingml/2006/main">
-              <a:graphicData uri="http://schemas.openxmlformats.org/drawingml/2006/picture">
-                <pic:pic xmlns:pic="http://schemas.openxmlformats.org/drawingml/2006/picture">
-                  <pic:nvPicPr>
-                    <pic:cNvPr id="1" name=""/>
-                    <pic:cNvPicPr/>
-                  </pic:nvPicPr>
-                  <pic:blipFill>
-                    <a:blip r:embed="rId38"/>
-                    <a:stretch>
-                      <a:fillRect/>
-                    </a:stretch>
-                  </pic:blipFill>
-                  <pic:spPr>
-                    <a:xfrm>
-                      <a:off x="0" y="0"/>
-                      <a:ext cx="5940425" cy="667385"/>
-                    </a:xfrm>
-                    <a:prstGeom prst="rect">
-                      <a:avLst/>
-                    </a:prstGeom>
-                  </pic:spPr>
-                </pic:pic>
-              </a:graphicData>
-            </a:graphic>
-          </wp:inline>
-        </w:drawing>
-      </w:r>
-    </w:p>
-    <w:p>
-      <w:pPr>
-        <w:pStyle w:val="2"/>
-      </w:pPr>
-      <w:bookmarkStart w:id="7" w:name="_Toc193361882"/>
-      <w:r>
-        <w:lastRenderedPageBreak/>
-        <w:t xml:space="preserve">2.6 </w:t>
-      </w:r>
-      <w:r>
-        <w:t>Переменные окружения</w:t>
-      </w:r>
-      <w:bookmarkEnd w:id="7"/>
-    </w:p>
-    <w:p>
-      <w:pPr>
-        <w:pStyle w:val="Default"/>
-      </w:pPr>
-      <w:r>
-        <w:t xml:space="preserve">Для передачи переменных окружения внутрь контейнера используется ключ -e. Например, чтобы передать в контейнер переменную окружения MIREA </w:t>
-      </w:r>
-      <w:r>
-        <w:rPr>
-          <w:lang w:val="en-US"/>
-        </w:rPr>
-        <w:t>c</w:t>
-      </w:r>
-      <w:r>
-        <w:t xml:space="preserve">о значением «ONE LOVE», нужно добавить ключ -e MIREA="ONE LOVE". Проверьте, выведя все переменные окружения, определённые в контейнере с помощью утилиты </w:t>
-      </w:r>
-      <w:proofErr w:type="spellStart"/>
-      <w:r>
-        <w:t>env</w:t>
-      </w:r>
-      <w:proofErr w:type="spellEnd"/>
-      <w:r>
-        <w:t xml:space="preserve">: </w:t>
-      </w:r>
-      <w:proofErr w:type="spellStart"/>
-      <w:r>
-        <w:t>docker</w:t>
-      </w:r>
-      <w:proofErr w:type="spellEnd"/>
-      <w:r>
-        <w:t xml:space="preserve"> </w:t>
-      </w:r>
-      <w:proofErr w:type="spellStart"/>
-      <w:r>
-        <w:t>run</w:t>
-      </w:r>
-      <w:proofErr w:type="spellEnd"/>
-      <w:r>
-        <w:t xml:space="preserve"> -</w:t>
-      </w:r>
-      <w:proofErr w:type="spellStart"/>
-      <w:r>
-        <w:t>it</w:t>
-      </w:r>
-      <w:proofErr w:type="spellEnd"/>
-      <w:r>
-        <w:t xml:space="preserve"> --</w:t>
-      </w:r>
-      <w:proofErr w:type="spellStart"/>
-      <w:r>
-        <w:t>rm</w:t>
-      </w:r>
-      <w:proofErr w:type="spellEnd"/>
-      <w:r>
-        <w:t xml:space="preserve"> -e MIREA="ONE LOVE" </w:t>
-      </w:r>
-      <w:proofErr w:type="spellStart"/>
-      <w:r>
-        <w:t>ubuntu</w:t>
-      </w:r>
-      <w:proofErr w:type="spellEnd"/>
-      <w:r>
-        <w:t xml:space="preserve"> </w:t>
-      </w:r>
-      <w:proofErr w:type="spellStart"/>
-      <w:r>
-        <w:t>env</w:t>
-      </w:r>
-      <w:proofErr w:type="spellEnd"/>
-      <w:r>
-        <w:t>. Среди списка переменных будет и MIREA</w:t>
-      </w:r>
-    </w:p>
-    <w:p>
-      <w:pPr>
-        <w:pStyle w:val="a6"/>
-        <w:rPr>
-          <w:lang w:val="ru-RU"/>
-        </w:rPr>
-      </w:pPr>
-      <w:r>
-        <w:rPr>
-          <w:lang w:val="ru-RU"/>
-        </w:rPr>
-        <w:drawing>
-          <wp:inline distT="0" distB="0" distL="0" distR="0" wp14:anchorId="3BA33E53" wp14:editId="08E9B539">
-            <wp:extent cx="5940425" cy="808355"/>
-            <wp:effectExtent l="0" t="0" r="3175" b="0"/>
-            <wp:docPr id="78" name="Рисунок 78"/>
             <wp:cNvGraphicFramePr>
               <a:graphicFrameLocks xmlns:a="http://schemas.openxmlformats.org/drawingml/2006/main" noChangeAspect="1"/>
             </wp:cNvGraphicFramePr>
@@ -6866,7 +4792,7 @@
                   <pic:spPr>
                     <a:xfrm>
                       <a:off x="0" y="0"/>
-                      <a:ext cx="5940425" cy="808355"/>
+                      <a:ext cx="5940425" cy="384175"/>
                     </a:xfrm>
                     <a:prstGeom prst="rect">
                       <a:avLst/>
@@ -6881,45 +4807,6 @@
     </w:p>
     <w:p>
       <w:pPr>
-        <w:pStyle w:val="2"/>
-      </w:pPr>
-      <w:bookmarkStart w:id="8" w:name="_Toc193361883"/>
-      <w:r>
-        <w:t xml:space="preserve">2.7 </w:t>
-      </w:r>
-      <w:proofErr w:type="spellStart"/>
-      <w:r>
-        <w:t>Dockerfile</w:t>
-      </w:r>
-      <w:bookmarkEnd w:id="8"/>
-      <w:proofErr w:type="spellEnd"/>
-    </w:p>
-    <w:p>
-      <w:pPr>
-        <w:pStyle w:val="Default"/>
-      </w:pPr>
-      <w:r>
-        <w:t xml:space="preserve">Соберите образ, в который будут установлены дополнительные пакеты, </w:t>
-      </w:r>
-      <w:proofErr w:type="spellStart"/>
-      <w:r>
-        <w:t>примонтируйте</w:t>
-      </w:r>
-      <w:proofErr w:type="spellEnd"/>
-      <w:r>
-        <w:t xml:space="preserve"> директорию и установите команду запуска. Для этого создаётся файл </w:t>
-      </w:r>
-      <w:proofErr w:type="spellStart"/>
-      <w:r>
-        <w:t>Dockerfile</w:t>
-      </w:r>
-      <w:proofErr w:type="spellEnd"/>
-      <w:r>
-        <w:t xml:space="preserve"> (без расширения).</w:t>
-      </w:r>
-    </w:p>
-    <w:p>
-      <w:pPr>
         <w:pStyle w:val="a6"/>
       </w:pPr>
       <w:r>
@@ -6928,10 +4815,10 @@
           <w:lang w:val="ru-RU"/>
         </w:rPr>
         <w:drawing>
-          <wp:inline distT="0" distB="0" distL="0" distR="0" wp14:anchorId="20C2DEC4" wp14:editId="6EE8CC62">
-            <wp:extent cx="5295238" cy="1580952"/>
-            <wp:effectExtent l="0" t="0" r="1270" b="635"/>
-            <wp:docPr id="3" name="Рисунок 3"/>
+          <wp:inline distT="0" distB="0" distL="0" distR="0" wp14:anchorId="2D04D036" wp14:editId="6930F3BB">
+            <wp:extent cx="5940425" cy="667385"/>
+            <wp:effectExtent l="0" t="0" r="3175" b="0"/>
+            <wp:docPr id="79" name="Рисунок 79"/>
             <wp:cNvGraphicFramePr>
               <a:graphicFrameLocks xmlns:a="http://schemas.openxmlformats.org/drawingml/2006/main" noChangeAspect="1"/>
             </wp:cNvGraphicFramePr>
@@ -6951,7 +4838,7 @@
                   <pic:spPr>
                     <a:xfrm>
                       <a:off x="0" y="0"/>
-                      <a:ext cx="5295238" cy="1580952"/>
+                      <a:ext cx="5940425" cy="667385"/>
                     </a:xfrm>
                     <a:prstGeom prst="rect">
                       <a:avLst/>
@@ -6966,103 +4853,52 @@
     </w:p>
     <w:p>
       <w:pPr>
-        <w:pStyle w:val="Default"/>
-      </w:pPr>
-      <w:r>
-        <w:t xml:space="preserve">В строке (1) указывается базовый образ, на основе которого будет строиться новый образ. </w:t>
-      </w:r>
-    </w:p>
-    <w:p>
-      <w:pPr>
-        <w:pStyle w:val="Default"/>
-      </w:pPr>
-      <w:r>
-        <w:t xml:space="preserve">В строках (2-5) указана команда, которая выполнится в процессе сборки. На самом деле, там выполняются несколько команд, соединённых &amp;&amp; для того, чтобы создавать меньше слоёв в образе. </w:t>
-      </w:r>
-    </w:p>
-    <w:p>
-      <w:pPr>
-        <w:pStyle w:val="Default"/>
-      </w:pPr>
-      <w:r>
-        <w:t>В строках (6) тоже указана команда, которая сгенерирует случайную цитату и перенаправит вывод в файл /</w:t>
-      </w:r>
-      <w:proofErr w:type="spellStart"/>
-      <w:r>
-        <w:t>mnt</w:t>
-      </w:r>
-      <w:proofErr w:type="spellEnd"/>
-      <w:r>
-        <w:t xml:space="preserve">/greeting-while-building.txt. Файл будет сгенерирован во время сборки образа. </w:t>
-      </w:r>
-    </w:p>
-    <w:p>
-      <w:pPr>
-        <w:pStyle w:val="Default"/>
-      </w:pPr>
+        <w:pStyle w:val="2"/>
+      </w:pPr>
+      <w:bookmarkStart w:id="8" w:name="_Toc193361882"/>
       <w:r>
         <w:lastRenderedPageBreak/>
-        <w:t xml:space="preserve">В строке (7) копируется всё содержимое </w:t>
-      </w:r>
-      <w:proofErr w:type="gramStart"/>
-      <w:r>
-        <w:t>директории .</w:t>
-      </w:r>
-      <w:proofErr w:type="gramEnd"/>
-      <w:r>
-        <w:t>/</w:t>
-      </w:r>
-      <w:proofErr w:type="spellStart"/>
-      <w:r>
-        <w:t>data</w:t>
-      </w:r>
-      <w:proofErr w:type="spellEnd"/>
-      <w:r>
-        <w:t xml:space="preserve"> </w:t>
-      </w:r>
-      <w:proofErr w:type="spellStart"/>
-      <w:r>
-        <w:t>хостовой</w:t>
-      </w:r>
-      <w:proofErr w:type="spellEnd"/>
-      <w:r>
-        <w:t xml:space="preserve"> машины в директорию /</w:t>
-      </w:r>
-      <w:proofErr w:type="spellStart"/>
-      <w:r>
-        <w:t>mnt</w:t>
-      </w:r>
-      <w:proofErr w:type="spellEnd"/>
-      <w:r>
-        <w:t xml:space="preserve">, которая будет доступна в контейнере. </w:t>
-      </w:r>
-    </w:p>
-    <w:p>
-      <w:pPr>
-        <w:pStyle w:val="Default"/>
-      </w:pPr>
-      <w:r>
-        <w:t xml:space="preserve">В строке (8) указывается, какой порт у контейнера будет открыт. </w:t>
-      </w:r>
-    </w:p>
-    <w:p>
-      <w:pPr>
-        <w:pStyle w:val="Default"/>
-      </w:pPr>
-      <w:r>
-        <w:t>В строке (9) указывается команда, которая будет выполнена при запуске, где 80 — порт, который будет слушать веб-сервер.</w:t>
+        <w:t xml:space="preserve">2.6 </w:t>
+      </w:r>
+      <w:r>
+        <w:t>Переменные окружения</w:t>
+      </w:r>
+      <w:bookmarkEnd w:id="8"/>
+    </w:p>
+    <w:p>
+      <w:pPr>
+        <w:pStyle w:val="Default"/>
+      </w:pPr>
+      <w:r>
+        <w:t xml:space="preserve">Для передачи переменных окружения внутрь контейнера используется ключ -e. Например, чтобы передать в контейнер переменную окружения MIREA </w:t>
+      </w:r>
+      <w:r>
+        <w:rPr>
+          <w:lang w:val="en-US"/>
+        </w:rPr>
+        <w:t>c</w:t>
+      </w:r>
+      <w:r>
+        <w:t>о значением «ONE LOVE», нужно добавить ключ -e MIREA="ONE LOVE". Проверьте, выведя все переменные окружения, определённые в контейнере с помощью утилиты env: docker run -it --rm -e MIREA="ONE LOVE" ubuntu env. Среди списка переменных будет и MIREA</w:t>
       </w:r>
     </w:p>
     <w:p>
       <w:pPr>
         <w:pStyle w:val="a6"/>
-      </w:pPr>
-      <w:r>
+        <w:rPr>
+          <w:lang w:val="ru-RU"/>
+        </w:rPr>
+      </w:pPr>
+      <w:r>
+        <w:rPr>
+          <w:noProof/>
+          <w:lang w:val="ru-RU"/>
+        </w:rPr>
         <w:drawing>
-          <wp:inline distT="0" distB="0" distL="0" distR="0" wp14:anchorId="6A0C7C85" wp14:editId="1B448A4D">
-            <wp:extent cx="5940425" cy="3215005"/>
-            <wp:effectExtent l="0" t="0" r="3175" b="4445"/>
-            <wp:docPr id="77" name="Рисунок 77"/>
+          <wp:inline distT="0" distB="0" distL="0" distR="0" wp14:anchorId="3BA33E53" wp14:editId="08E9B539">
+            <wp:extent cx="5940425" cy="808355"/>
+            <wp:effectExtent l="0" t="0" r="3175" b="0"/>
+            <wp:docPr id="78" name="Рисунок 78"/>
             <wp:cNvGraphicFramePr>
               <a:graphicFrameLocks xmlns:a="http://schemas.openxmlformats.org/drawingml/2006/main" noChangeAspect="1"/>
             </wp:cNvGraphicFramePr>
@@ -7082,7 +4918,7 @@
                   <pic:spPr>
                     <a:xfrm>
                       <a:off x="0" y="0"/>
-                      <a:ext cx="5940425" cy="3215005"/>
+                      <a:ext cx="5940425" cy="808355"/>
                     </a:xfrm>
                     <a:prstGeom prst="rect">
                       <a:avLst/>
@@ -7097,55 +4933,23 @@
     </w:p>
     <w:p>
       <w:pPr>
-        <w:pStyle w:val="Default"/>
-      </w:pPr>
-      <w:r>
-        <w:t xml:space="preserve">Соберите образ с тегом </w:t>
-      </w:r>
-      <w:proofErr w:type="spellStart"/>
-      <w:r>
-        <w:t>mycoolimage</w:t>
-      </w:r>
-      <w:proofErr w:type="spellEnd"/>
-      <w:r>
-        <w:t xml:space="preserve"> с помощью команды </w:t>
-      </w:r>
-      <w:proofErr w:type="spellStart"/>
-      <w:r>
-        <w:t>docker</w:t>
-      </w:r>
-      <w:proofErr w:type="spellEnd"/>
-      <w:r>
-        <w:t xml:space="preserve"> </w:t>
-      </w:r>
-      <w:proofErr w:type="spellStart"/>
-      <w:r>
-        <w:t>build</w:t>
-      </w:r>
-      <w:proofErr w:type="spellEnd"/>
-      <w:r>
-        <w:t xml:space="preserve"> -t </w:t>
-      </w:r>
-      <w:proofErr w:type="spellStart"/>
-      <w:proofErr w:type="gramStart"/>
-      <w:r>
-        <w:t>mycoolimage</w:t>
-      </w:r>
-      <w:proofErr w:type="spellEnd"/>
-      <w:r>
-        <w:t xml:space="preserve"> .</w:t>
-      </w:r>
-      <w:proofErr w:type="gramEnd"/>
-      <w:r>
-        <w:t xml:space="preserve"> Точка в конце указывает на текущую директорию, где лежит </w:t>
-      </w:r>
-      <w:proofErr w:type="spellStart"/>
+        <w:pStyle w:val="2"/>
+      </w:pPr>
+      <w:bookmarkStart w:id="9" w:name="_Toc193361883"/>
+      <w:r>
+        <w:t xml:space="preserve">2.7 </w:t>
+      </w:r>
       <w:r>
         <w:t>Dockerfile</w:t>
       </w:r>
-      <w:proofErr w:type="spellEnd"/>
-      <w:r>
-        <w:t>.</w:t>
+      <w:bookmarkEnd w:id="9"/>
+    </w:p>
+    <w:p>
+      <w:pPr>
+        <w:pStyle w:val="Default"/>
+      </w:pPr>
+      <w:r>
+        <w:t>Соберите образ, в который будут установлены дополнительные пакеты, примонтируйте директорию и установите команду запуска. Для этого создаётся файл Dockerfile (без расширения).</w:t>
       </w:r>
     </w:p>
     <w:p>
@@ -7153,11 +4957,15 @@
         <w:pStyle w:val="a6"/>
       </w:pPr>
       <w:r>
+        <w:rPr>
+          <w:noProof/>
+          <w:lang w:val="ru-RU"/>
+        </w:rPr>
         <w:drawing>
-          <wp:inline distT="0" distB="0" distL="0" distR="0" wp14:anchorId="47D5167A" wp14:editId="7E0BBD8A">
-            <wp:extent cx="5940425" cy="1943100"/>
-            <wp:effectExtent l="0" t="0" r="3175" b="0"/>
-            <wp:docPr id="76" name="Рисунок 76"/>
+          <wp:inline distT="0" distB="0" distL="0" distR="0" wp14:anchorId="20C2DEC4" wp14:editId="6EE8CC62">
+            <wp:extent cx="5295238" cy="1580952"/>
+            <wp:effectExtent l="0" t="0" r="1270" b="635"/>
+            <wp:docPr id="3" name="Рисунок 3"/>
             <wp:cNvGraphicFramePr>
               <a:graphicFrameLocks xmlns:a="http://schemas.openxmlformats.org/drawingml/2006/main" noChangeAspect="1"/>
             </wp:cNvGraphicFramePr>
@@ -7177,7 +4985,7 @@
                   <pic:spPr>
                     <a:xfrm>
                       <a:off x="0" y="0"/>
-                      <a:ext cx="5940425" cy="1943100"/>
+                      <a:ext cx="5295238" cy="1580952"/>
                     </a:xfrm>
                     <a:prstGeom prst="rect">
                       <a:avLst/>
@@ -7195,55 +5003,48 @@
         <w:pStyle w:val="Default"/>
       </w:pPr>
       <w:r>
-        <w:t xml:space="preserve">Запуск производится командой </w:t>
-      </w:r>
-      <w:proofErr w:type="spellStart"/>
-      <w:r>
-        <w:t>docker</w:t>
-      </w:r>
-      <w:proofErr w:type="spellEnd"/>
-      <w:r>
-        <w:t xml:space="preserve"> </w:t>
-      </w:r>
-      <w:proofErr w:type="spellStart"/>
-      <w:r>
-        <w:t>run</w:t>
-      </w:r>
-      <w:proofErr w:type="spellEnd"/>
-      <w:r>
-        <w:t xml:space="preserve"> --</w:t>
-      </w:r>
-      <w:proofErr w:type="spellStart"/>
-      <w:r>
-        <w:t>rm</w:t>
-      </w:r>
-      <w:proofErr w:type="spellEnd"/>
-      <w:r>
-        <w:t xml:space="preserve"> -</w:t>
-      </w:r>
-      <w:proofErr w:type="spellStart"/>
-      <w:r>
-        <w:t>it</w:t>
-      </w:r>
-      <w:proofErr w:type="spellEnd"/>
-      <w:r>
-        <w:t xml:space="preserve"> -p8099:80 </w:t>
-      </w:r>
-      <w:proofErr w:type="spellStart"/>
-      <w:r>
-        <w:t>mycoolimage</w:t>
-      </w:r>
-      <w:proofErr w:type="spellEnd"/>
-      <w:r>
-        <w:t xml:space="preserve">, где порт 8099 — порт на </w:t>
-      </w:r>
-      <w:proofErr w:type="spellStart"/>
-      <w:r>
-        <w:t>хостовой</w:t>
-      </w:r>
-      <w:proofErr w:type="spellEnd"/>
-      <w:r>
-        <w:t xml:space="preserve"> машине.</w:t>
+        <w:t xml:space="preserve">В строке (1) указывается базовый образ, на основе которого будет строиться новый образ. </w:t>
+      </w:r>
+    </w:p>
+    <w:p>
+      <w:pPr>
+        <w:pStyle w:val="Default"/>
+      </w:pPr>
+      <w:r>
+        <w:t xml:space="preserve">В строках (2-5) указана команда, которая выполнится в процессе сборки. На самом деле, там выполняются несколько команд, соединённых &amp;&amp; для того, чтобы создавать меньше слоёв в образе. </w:t>
+      </w:r>
+    </w:p>
+    <w:p>
+      <w:pPr>
+        <w:pStyle w:val="Default"/>
+      </w:pPr>
+      <w:r>
+        <w:t xml:space="preserve">В строках (6) тоже указана команда, которая сгенерирует случайную цитату и перенаправит вывод в файл /mnt/greeting-while-building.txt. Файл будет сгенерирован во время сборки образа. </w:t>
+      </w:r>
+    </w:p>
+    <w:p>
+      <w:pPr>
+        <w:pStyle w:val="Default"/>
+      </w:pPr>
+      <w:r>
+        <w:lastRenderedPageBreak/>
+        <w:t xml:space="preserve">В строке (7) копируется всё содержимое директории ./data хостовой машины в директорию /mnt, которая будет доступна в контейнере. </w:t>
+      </w:r>
+    </w:p>
+    <w:p>
+      <w:pPr>
+        <w:pStyle w:val="Default"/>
+      </w:pPr>
+      <w:r>
+        <w:t xml:space="preserve">В строке (8) указывается, какой порт у контейнера будет открыт. </w:t>
+      </w:r>
+    </w:p>
+    <w:p>
+      <w:pPr>
+        <w:pStyle w:val="Default"/>
+      </w:pPr>
+      <w:r>
+        <w:t>В строке (9) указывается команда, которая будет выполнена при запуске, где 80 — порт, который будет слушать веб-сервер.</w:t>
       </w:r>
     </w:p>
     <w:p>
@@ -7251,12 +5052,15 @@
         <w:pStyle w:val="a6"/>
       </w:pPr>
       <w:r>
-        <w:lastRenderedPageBreak/>
+        <w:rPr>
+          <w:noProof/>
+          <w:lang w:val="ru-RU"/>
+        </w:rPr>
         <w:drawing>
-          <wp:inline distT="0" distB="0" distL="0" distR="0" wp14:anchorId="63E645B5" wp14:editId="71F27A5B">
-            <wp:extent cx="5940425" cy="853440"/>
-            <wp:effectExtent l="0" t="0" r="3175" b="3810"/>
-            <wp:docPr id="75" name="Рисунок 75"/>
+          <wp:inline distT="0" distB="0" distL="0" distR="0" wp14:anchorId="6A0C7C85" wp14:editId="1B448A4D">
+            <wp:extent cx="5940425" cy="3215005"/>
+            <wp:effectExtent l="0" t="0" r="3175" b="4445"/>
+            <wp:docPr id="77" name="Рисунок 77"/>
             <wp:cNvGraphicFramePr>
               <a:graphicFrameLocks xmlns:a="http://schemas.openxmlformats.org/drawingml/2006/main" noChangeAspect="1"/>
             </wp:cNvGraphicFramePr>
@@ -7276,7 +5080,7 @@
                   <pic:spPr>
                     <a:xfrm>
                       <a:off x="0" y="0"/>
-                      <a:ext cx="5940425" cy="853440"/>
+                      <a:ext cx="5940425" cy="3215005"/>
                     </a:xfrm>
                     <a:prstGeom prst="rect">
                       <a:avLst/>
@@ -7291,10 +5095,15 @@
     </w:p>
     <w:p>
       <w:pPr>
+        <w:pStyle w:val="Default"/>
+      </w:pPr>
+      <w:r>
+        <w:t>Соберите образ с тегом mycoolimage с помощью команды docker build -t mycoolimage . Точка в конце указывает на текущую директорию, где лежит Dockerfile.</w:t>
+      </w:r>
+    </w:p>
+    <w:p>
+      <w:pPr>
         <w:pStyle w:val="a6"/>
-        <w:rPr>
-          <w:lang w:val="ru-RU"/>
-        </w:rPr>
       </w:pPr>
       <w:r>
         <w:rPr>
@@ -7302,10 +5111,10 @@
           <w:lang w:val="ru-RU"/>
         </w:rPr>
         <w:drawing>
-          <wp:inline distT="0" distB="0" distL="0" distR="0" wp14:anchorId="6526C6E1" wp14:editId="1BA8917D">
-            <wp:extent cx="3896269" cy="3543795"/>
-            <wp:effectExtent l="0" t="0" r="9525" b="0"/>
-            <wp:docPr id="6" name="Рисунок 6"/>
+          <wp:inline distT="0" distB="0" distL="0" distR="0" wp14:anchorId="47D5167A" wp14:editId="7E0BBD8A">
+            <wp:extent cx="5940425" cy="1943100"/>
+            <wp:effectExtent l="0" t="0" r="3175" b="0"/>
+            <wp:docPr id="76" name="Рисунок 76"/>
             <wp:cNvGraphicFramePr>
               <a:graphicFrameLocks xmlns:a="http://schemas.openxmlformats.org/drawingml/2006/main" noChangeAspect="1"/>
             </wp:cNvGraphicFramePr>
@@ -7325,7 +5134,7 @@
                   <pic:spPr>
                     <a:xfrm>
                       <a:off x="0" y="0"/>
-                      <a:ext cx="3896269" cy="3543795"/>
+                      <a:ext cx="5940425" cy="1943100"/>
                     </a:xfrm>
                     <a:prstGeom prst="rect">
                       <a:avLst/>
@@ -7340,255 +5149,10 @@
     </w:p>
     <w:p>
       <w:pPr>
-        <w:pStyle w:val="2"/>
-      </w:pPr>
-      <w:bookmarkStart w:id="9" w:name="_Toc193361884"/>
-      <w:r>
-        <w:t xml:space="preserve">2.8 </w:t>
-      </w:r>
-      <w:r>
-        <w:t>Индивидуальные задания</w:t>
-      </w:r>
-      <w:bookmarkEnd w:id="9"/>
-    </w:p>
-    <w:p>
-      <w:pPr>
-        <w:pStyle w:val="Default"/>
-      </w:pPr>
-      <w:r>
-        <w:t>Номер варианта</w:t>
-      </w:r>
-      <w:r>
-        <w:t>:</w:t>
-      </w:r>
-      <w:r>
-        <w:t xml:space="preserve"> 1</w:t>
-      </w:r>
-    </w:p>
-    <w:p>
-      <w:pPr>
-        <w:pStyle w:val="Default"/>
-      </w:pPr>
-      <w:r>
-        <w:t xml:space="preserve">Написать </w:t>
-      </w:r>
-      <w:proofErr w:type="spellStart"/>
-      <w:r>
-        <w:t>Dockerfile</w:t>
-      </w:r>
-      <w:proofErr w:type="spellEnd"/>
-      <w:r>
-        <w:t>, собрать образ, запустить контейнер (и записать команду для его запуска).</w:t>
-      </w:r>
-    </w:p>
-    <w:p>
-      <w:pPr>
-        <w:pStyle w:val="Default"/>
-      </w:pPr>
-      <w:r>
-        <w:t xml:space="preserve">Для монтирования создайте директорию </w:t>
-      </w:r>
-      <w:proofErr w:type="spellStart"/>
-      <w:r>
-        <w:t>data</w:t>
-      </w:r>
-      <w:proofErr w:type="spellEnd"/>
-      <w:r>
-        <w:t xml:space="preserve"> и в ней файл student.txt, содержащий ФИО, название группы и номер варианта.</w:t>
-      </w:r>
-    </w:p>
-    <w:p>
-      <w:pPr>
-        <w:pStyle w:val="Default"/>
-      </w:pPr>
-      <w:r>
-        <w:t xml:space="preserve">Для установки пакетов использовать команду </w:t>
-      </w:r>
-      <w:proofErr w:type="spellStart"/>
-      <w:r>
-        <w:t>apt</w:t>
-      </w:r>
-      <w:proofErr w:type="spellEnd"/>
-      <w:r>
-        <w:t xml:space="preserve"> </w:t>
-      </w:r>
-      <w:proofErr w:type="spellStart"/>
-      <w:r>
-        <w:t>install</w:t>
-      </w:r>
-      <w:proofErr w:type="spellEnd"/>
-      <w:r>
-        <w:t xml:space="preserve"> -y название-пакета. В качестве примера можно использовать </w:t>
-      </w:r>
-      <w:proofErr w:type="spellStart"/>
-      <w:r>
-        <w:t>Dockerfile</w:t>
-      </w:r>
-      <w:proofErr w:type="spellEnd"/>
-      <w:r>
-        <w:t xml:space="preserve"> из раздела 7.</w:t>
-      </w:r>
-    </w:p>
-    <w:p>
-      <w:pPr>
-        <w:pStyle w:val="Default"/>
-      </w:pPr>
-      <w:r>
-        <w:t xml:space="preserve">Нечётные варианты: </w:t>
-      </w:r>
-    </w:p>
-    <w:p>
-      <w:pPr>
-        <w:pStyle w:val="Default"/>
-      </w:pPr>
-      <w:r>
-        <w:t xml:space="preserve">• необходимо использовать базовый образ </w:t>
-      </w:r>
-      <w:proofErr w:type="gramStart"/>
-      <w:r>
-        <w:t>ubuntu:20.04</w:t>
-      </w:r>
-      <w:proofErr w:type="gramEnd"/>
-      <w:r>
-        <w:t xml:space="preserve"> </w:t>
-      </w:r>
-    </w:p>
-    <w:p>
-      <w:pPr>
-        <w:pStyle w:val="Default"/>
-      </w:pPr>
-      <w:r>
-        <w:t xml:space="preserve">• </w:t>
-      </w:r>
-      <w:proofErr w:type="spellStart"/>
-      <w:r>
-        <w:t>примонтировать</w:t>
-      </w:r>
-      <w:proofErr w:type="spellEnd"/>
-      <w:r>
-        <w:t xml:space="preserve"> директорию </w:t>
-      </w:r>
-      <w:proofErr w:type="spellStart"/>
-      <w:r>
-        <w:t>data</w:t>
-      </w:r>
-      <w:proofErr w:type="spellEnd"/>
-      <w:r>
-        <w:t xml:space="preserve"> в директорию /</w:t>
-      </w:r>
-      <w:proofErr w:type="spellStart"/>
-      <w:r>
-        <w:t>mnt</w:t>
-      </w:r>
-      <w:proofErr w:type="spellEnd"/>
-      <w:r>
-        <w:t>/</w:t>
-      </w:r>
-      <w:proofErr w:type="spellStart"/>
-      <w:r>
-        <w:t>files</w:t>
-      </w:r>
-      <w:proofErr w:type="spellEnd"/>
-      <w:r>
-        <w:t>/ в контейнере</w:t>
-      </w:r>
-    </w:p>
-    <w:p>
-      <w:pPr>
-        <w:pStyle w:val="Default"/>
-      </w:pPr>
-      <w:r>
-        <w:lastRenderedPageBreak/>
-        <w:t>Запустить веб-сервер, отображающий содержимое /</w:t>
-      </w:r>
-      <w:proofErr w:type="spellStart"/>
-      <w:r>
-        <w:t>mnt</w:t>
-      </w:r>
-      <w:proofErr w:type="spellEnd"/>
-      <w:r>
-        <w:t>/</w:t>
-      </w:r>
-      <w:proofErr w:type="spellStart"/>
-      <w:r>
-        <w:t>files</w:t>
-      </w:r>
-      <w:proofErr w:type="spellEnd"/>
-      <w:r>
-        <w:t xml:space="preserve">, в </w:t>
-      </w:r>
-      <w:proofErr w:type="spellStart"/>
-      <w:r>
-        <w:t>хостовой</w:t>
-      </w:r>
-      <w:proofErr w:type="spellEnd"/>
-      <w:r>
-        <w:t xml:space="preserve"> системе должен открываться на порту (8800 + номер варианта). Например, для 22-го варианта это порт 8822.</w:t>
-      </w:r>
-    </w:p>
-    <w:p>
-      <w:pPr>
-        <w:pStyle w:val="Default"/>
-      </w:pPr>
-      <w:r>
-        <w:t xml:space="preserve">Установить пакет, согласно варианту: </w:t>
-      </w:r>
-    </w:p>
-    <w:p>
-      <w:pPr>
-        <w:pStyle w:val="Default"/>
-        <w:numPr>
-          <w:ilvl w:val="0"/>
-          <w:numId w:val="1"/>
-        </w:numPr>
-      </w:pPr>
-      <w:proofErr w:type="spellStart"/>
-      <w:proofErr w:type="gramStart"/>
-      <w:r>
-        <w:t>cowsay</w:t>
-      </w:r>
-      <w:proofErr w:type="spellEnd"/>
-      <w:proofErr w:type="gramEnd"/>
-    </w:p>
-    <w:p>
-      <w:pPr>
-        <w:pStyle w:val="Default"/>
-        <w:ind w:left="1069" w:firstLine="0"/>
-      </w:pPr>
-    </w:p>
-    <w:p>
-      <w:pPr>
-        <w:pStyle w:val="Default"/>
-      </w:pPr>
-      <w:r>
-        <w:t xml:space="preserve">Создадим директорию </w:t>
-      </w:r>
-      <w:proofErr w:type="spellStart"/>
-      <w:r>
-        <w:t>data</w:t>
-      </w:r>
-      <w:proofErr w:type="spellEnd"/>
-      <w:r>
-        <w:t xml:space="preserve"> и файл student.txt, содержащий ФИО, название группы и номер варианта.</w:t>
-      </w:r>
-    </w:p>
-    <w:p>
-      <w:pPr>
-        <w:pStyle w:val="Default"/>
-      </w:pPr>
-      <w:r>
-        <w:t xml:space="preserve">Напишем </w:t>
-      </w:r>
-      <w:proofErr w:type="spellStart"/>
-      <w:r>
-        <w:rPr>
-          <w:lang w:val="en-US"/>
-        </w:rPr>
-        <w:t>Dockerfile</w:t>
-      </w:r>
-      <w:proofErr w:type="spellEnd"/>
-      <w:r>
-        <w:t>.</w:t>
+        <w:pStyle w:val="Default"/>
+      </w:pPr>
+      <w:r>
+        <w:t>Запуск производится командой docker run --rm -it -p8099:80 mycoolimage, где порт 8099 — порт на хостовой машине.</w:t>
       </w:r>
     </w:p>
     <w:p>
@@ -7600,11 +5164,12 @@
           <w:noProof/>
           <w:lang w:val="ru-RU"/>
         </w:rPr>
+        <w:lastRenderedPageBreak/>
         <w:drawing>
-          <wp:inline distT="0" distB="0" distL="0" distR="0" wp14:anchorId="2F5E39F4" wp14:editId="4CE213CA">
-            <wp:extent cx="5940425" cy="2708910"/>
-            <wp:effectExtent l="0" t="0" r="3175" b="0"/>
-            <wp:docPr id="9" name="Рисунок 9"/>
+          <wp:inline distT="0" distB="0" distL="0" distR="0" wp14:anchorId="63E645B5" wp14:editId="71F27A5B">
+            <wp:extent cx="5940425" cy="853440"/>
+            <wp:effectExtent l="0" t="0" r="3175" b="3810"/>
+            <wp:docPr id="75" name="Рисунок 75"/>
             <wp:cNvGraphicFramePr>
               <a:graphicFrameLocks xmlns:a="http://schemas.openxmlformats.org/drawingml/2006/main" noChangeAspect="1"/>
             </wp:cNvGraphicFramePr>
@@ -7624,7 +5189,7 @@
                   <pic:spPr>
                     <a:xfrm>
                       <a:off x="0" y="0"/>
-                      <a:ext cx="5940425" cy="2708910"/>
+                      <a:ext cx="5940425" cy="853440"/>
                     </a:xfrm>
                     <a:prstGeom prst="rect">
                       <a:avLst/>
@@ -7639,45 +5204,21 @@
     </w:p>
     <w:p>
       <w:pPr>
-        <w:pStyle w:val="Default"/>
-      </w:pPr>
-      <w:r>
-        <w:t xml:space="preserve">Соберём образ с тегом </w:t>
-      </w:r>
-      <w:r>
-        <w:rPr>
-          <w:lang w:val="en-US"/>
-        </w:rPr>
-        <w:t>variant</w:t>
-      </w:r>
-      <w:r>
-        <w:t xml:space="preserve">1 </w:t>
-      </w:r>
-      <w:r>
-        <w:t xml:space="preserve">на основе </w:t>
-      </w:r>
-      <w:proofErr w:type="spellStart"/>
-      <w:r>
-        <w:rPr>
-          <w:lang w:val="en-US"/>
-        </w:rPr>
-        <w:t>Dockerfile</w:t>
-      </w:r>
-      <w:proofErr w:type="spellEnd"/>
-      <w:r>
-        <w:t>.</w:t>
-      </w:r>
-    </w:p>
-    <w:p>
-      <w:pPr>
         <w:pStyle w:val="a6"/>
-      </w:pPr>
-      <w:r>
+        <w:rPr>
+          <w:lang w:val="ru-RU"/>
+        </w:rPr>
+      </w:pPr>
+      <w:r>
+        <w:rPr>
+          <w:noProof/>
+          <w:lang w:val="ru-RU"/>
+        </w:rPr>
         <w:drawing>
-          <wp:inline distT="0" distB="0" distL="0" distR="0" wp14:anchorId="6EBC223B" wp14:editId="127A80C4">
-            <wp:extent cx="5940425" cy="1318895"/>
-            <wp:effectExtent l="0" t="0" r="3175" b="0"/>
-            <wp:docPr id="73" name="Рисунок 73"/>
+          <wp:inline distT="0" distB="0" distL="0" distR="0" wp14:anchorId="6526C6E1" wp14:editId="1BA8917D">
+            <wp:extent cx="3896269" cy="3543795"/>
+            <wp:effectExtent l="0" t="0" r="9525" b="0"/>
+            <wp:docPr id="6" name="Рисунок 6"/>
             <wp:cNvGraphicFramePr>
               <a:graphicFrameLocks xmlns:a="http://schemas.openxmlformats.org/drawingml/2006/main" noChangeAspect="1"/>
             </wp:cNvGraphicFramePr>
@@ -7697,7 +5238,7 @@
                   <pic:spPr>
                     <a:xfrm>
                       <a:off x="0" y="0"/>
-                      <a:ext cx="5940425" cy="1318895"/>
+                      <a:ext cx="3896269" cy="3543795"/>
                     </a:xfrm>
                     <a:prstGeom prst="rect">
                       <a:avLst/>
@@ -7712,13 +5253,137 @@
     </w:p>
     <w:p>
       <w:pPr>
-        <w:pStyle w:val="Default"/>
-        <w:rPr>
-          <w:lang w:val="en-US"/>
-        </w:rPr>
-      </w:pPr>
-      <w:r>
-        <w:t>Запустим образ в контейнере.</w:t>
+        <w:pStyle w:val="2"/>
+      </w:pPr>
+      <w:bookmarkStart w:id="10" w:name="_Toc193361884"/>
+      <w:r>
+        <w:t xml:space="preserve">2.8 </w:t>
+      </w:r>
+      <w:r>
+        <w:t>Индивидуальные задания</w:t>
+      </w:r>
+      <w:bookmarkEnd w:id="10"/>
+    </w:p>
+    <w:p>
+      <w:pPr>
+        <w:pStyle w:val="Default"/>
+      </w:pPr>
+      <w:r>
+        <w:t>Номер варианта</w:t>
+      </w:r>
+      <w:r>
+        <w:t>:</w:t>
+      </w:r>
+      <w:r>
+        <w:t xml:space="preserve"> 1</w:t>
+      </w:r>
+    </w:p>
+    <w:p>
+      <w:pPr>
+        <w:pStyle w:val="Default"/>
+      </w:pPr>
+      <w:r>
+        <w:t>Написать Dockerfile, собрать образ, запустить контейнер (и записать команду для его запуска).</w:t>
+      </w:r>
+    </w:p>
+    <w:p>
+      <w:pPr>
+        <w:pStyle w:val="Default"/>
+      </w:pPr>
+      <w:r>
+        <w:t>Для монтирования создайте директорию data и в ней файл student.txt, содержащий ФИО, название группы и номер варианта.</w:t>
+      </w:r>
+    </w:p>
+    <w:p>
+      <w:pPr>
+        <w:pStyle w:val="Default"/>
+      </w:pPr>
+      <w:r>
+        <w:t>Для установки пакетов использовать команду apt install -y название-пакета. В качестве примера можно использовать Dockerfile из раздела 7.</w:t>
+      </w:r>
+    </w:p>
+    <w:p>
+      <w:pPr>
+        <w:pStyle w:val="Default"/>
+      </w:pPr>
+      <w:r>
+        <w:t xml:space="preserve">Нечётные варианты: </w:t>
+      </w:r>
+    </w:p>
+    <w:p>
+      <w:pPr>
+        <w:pStyle w:val="Default"/>
+      </w:pPr>
+      <w:r>
+        <w:t xml:space="preserve">• необходимо использовать базовый образ ubuntu:20.04 </w:t>
+      </w:r>
+    </w:p>
+    <w:p>
+      <w:pPr>
+        <w:pStyle w:val="Default"/>
+      </w:pPr>
+      <w:r>
+        <w:t>• примонтировать директорию data в директорию /mnt/files/ в контейнере</w:t>
+      </w:r>
+    </w:p>
+    <w:p>
+      <w:pPr>
+        <w:pStyle w:val="Default"/>
+      </w:pPr>
+      <w:r>
+        <w:lastRenderedPageBreak/>
+        <w:t>Запустить веб-сервер, отображающий содержимое /mnt/files, в хостовой системе должен открываться на порту (8800 + номер варианта). Например, для 22-го варианта это порт 8822.</w:t>
+      </w:r>
+    </w:p>
+    <w:p>
+      <w:pPr>
+        <w:pStyle w:val="Default"/>
+      </w:pPr>
+      <w:r>
+        <w:t xml:space="preserve">Установить пакет, согласно варианту: </w:t>
+      </w:r>
+    </w:p>
+    <w:p>
+      <w:pPr>
+        <w:pStyle w:val="Default"/>
+        <w:numPr>
+          <w:ilvl w:val="0"/>
+          <w:numId w:val="1"/>
+        </w:numPr>
+      </w:pPr>
+      <w:r>
+        <w:t>cowsay</w:t>
+      </w:r>
+    </w:p>
+    <w:p>
+      <w:pPr>
+        <w:pStyle w:val="Default"/>
+        <w:ind w:left="1069" w:firstLine="0"/>
+      </w:pPr>
+    </w:p>
+    <w:p>
+      <w:pPr>
+        <w:pStyle w:val="Default"/>
+      </w:pPr>
+      <w:r>
+        <w:t>Создадим директорию data и файл student.txt, содержащий ФИО, название группы и номер варианта.</w:t>
+      </w:r>
+    </w:p>
+    <w:p>
+      <w:pPr>
+        <w:pStyle w:val="Default"/>
+      </w:pPr>
+      <w:r>
+        <w:t xml:space="preserve">Напишем </w:t>
+      </w:r>
+      <w:r>
+        <w:rPr>
+          <w:lang w:val="en-US"/>
+        </w:rPr>
+        <w:t>Dockerfile</w:t>
+      </w:r>
+      <w:r>
+        <w:t>.</w:t>
       </w:r>
     </w:p>
     <w:p>
@@ -7726,11 +5391,15 @@
         <w:pStyle w:val="a6"/>
       </w:pPr>
       <w:r>
+        <w:rPr>
+          <w:noProof/>
+          <w:lang w:val="ru-RU"/>
+        </w:rPr>
         <w:drawing>
-          <wp:inline distT="0" distB="0" distL="0" distR="0" wp14:anchorId="02816C87" wp14:editId="278FB99B">
-            <wp:extent cx="5940425" cy="435610"/>
-            <wp:effectExtent l="0" t="0" r="3175" b="2540"/>
-            <wp:docPr id="38" name="Рисунок 38"/>
+          <wp:inline distT="0" distB="0" distL="0" distR="0" wp14:anchorId="2F5E39F4" wp14:editId="4CE213CA">
+            <wp:extent cx="5940425" cy="2708910"/>
+            <wp:effectExtent l="0" t="0" r="3175" b="0"/>
+            <wp:docPr id="9" name="Рисунок 9"/>
             <wp:cNvGraphicFramePr>
               <a:graphicFrameLocks xmlns:a="http://schemas.openxmlformats.org/drawingml/2006/main" noChangeAspect="1"/>
             </wp:cNvGraphicFramePr>
@@ -7750,6 +5419,138 @@
                   <pic:spPr>
                     <a:xfrm>
                       <a:off x="0" y="0"/>
+                      <a:ext cx="5940425" cy="2708910"/>
+                    </a:xfrm>
+                    <a:prstGeom prst="rect">
+                      <a:avLst/>
+                    </a:prstGeom>
+                  </pic:spPr>
+                </pic:pic>
+              </a:graphicData>
+            </a:graphic>
+          </wp:inline>
+        </w:drawing>
+      </w:r>
+    </w:p>
+    <w:p>
+      <w:pPr>
+        <w:pStyle w:val="Default"/>
+      </w:pPr>
+      <w:r>
+        <w:t xml:space="preserve">Соберём образ с тегом </w:t>
+      </w:r>
+      <w:r>
+        <w:rPr>
+          <w:lang w:val="en-US"/>
+        </w:rPr>
+        <w:t>variant</w:t>
+      </w:r>
+      <w:r>
+        <w:t xml:space="preserve">1 </w:t>
+      </w:r>
+      <w:r>
+        <w:t xml:space="preserve">на основе </w:t>
+      </w:r>
+      <w:r>
+        <w:rPr>
+          <w:lang w:val="en-US"/>
+        </w:rPr>
+        <w:t>Dockerfile</w:t>
+      </w:r>
+      <w:r>
+        <w:t>.</w:t>
+      </w:r>
+    </w:p>
+    <w:p>
+      <w:pPr>
+        <w:pStyle w:val="a6"/>
+      </w:pPr>
+      <w:r>
+        <w:rPr>
+          <w:noProof/>
+          <w:lang w:val="ru-RU"/>
+        </w:rPr>
+        <w:drawing>
+          <wp:inline distT="0" distB="0" distL="0" distR="0" wp14:anchorId="6EBC223B" wp14:editId="127A80C4">
+            <wp:extent cx="5940425" cy="1318895"/>
+            <wp:effectExtent l="0" t="0" r="3175" b="0"/>
+            <wp:docPr id="73" name="Рисунок 73"/>
+            <wp:cNvGraphicFramePr>
+              <a:graphicFrameLocks xmlns:a="http://schemas.openxmlformats.org/drawingml/2006/main" noChangeAspect="1"/>
+            </wp:cNvGraphicFramePr>
+            <a:graphic xmlns:a="http://schemas.openxmlformats.org/drawingml/2006/main">
+              <a:graphicData uri="http://schemas.openxmlformats.org/drawingml/2006/picture">
+                <pic:pic xmlns:pic="http://schemas.openxmlformats.org/drawingml/2006/picture">
+                  <pic:nvPicPr>
+                    <pic:cNvPr id="1" name=""/>
+                    <pic:cNvPicPr/>
+                  </pic:nvPicPr>
+                  <pic:blipFill>
+                    <a:blip r:embed="rId48"/>
+                    <a:stretch>
+                      <a:fillRect/>
+                    </a:stretch>
+                  </pic:blipFill>
+                  <pic:spPr>
+                    <a:xfrm>
+                      <a:off x="0" y="0"/>
+                      <a:ext cx="5940425" cy="1318895"/>
+                    </a:xfrm>
+                    <a:prstGeom prst="rect">
+                      <a:avLst/>
+                    </a:prstGeom>
+                  </pic:spPr>
+                </pic:pic>
+              </a:graphicData>
+            </a:graphic>
+          </wp:inline>
+        </w:drawing>
+      </w:r>
+    </w:p>
+    <w:p>
+      <w:pPr>
+        <w:pStyle w:val="Default"/>
+        <w:rPr>
+          <w:lang w:val="en-US"/>
+        </w:rPr>
+      </w:pPr>
+      <w:r>
+        <w:t>Запустим образ в контейнере.</w:t>
+      </w:r>
+    </w:p>
+    <w:p>
+      <w:pPr>
+        <w:pStyle w:val="a6"/>
+      </w:pPr>
+      <w:r>
+        <w:rPr>
+          <w:noProof/>
+          <w:lang w:val="ru-RU"/>
+        </w:rPr>
+        <w:drawing>
+          <wp:inline distT="0" distB="0" distL="0" distR="0" wp14:anchorId="02816C87" wp14:editId="278FB99B">
+            <wp:extent cx="5940425" cy="435610"/>
+            <wp:effectExtent l="0" t="0" r="3175" b="2540"/>
+            <wp:docPr id="38" name="Рисунок 38"/>
+            <wp:cNvGraphicFramePr>
+              <a:graphicFrameLocks xmlns:a="http://schemas.openxmlformats.org/drawingml/2006/main" noChangeAspect="1"/>
+            </wp:cNvGraphicFramePr>
+            <a:graphic xmlns:a="http://schemas.openxmlformats.org/drawingml/2006/main">
+              <a:graphicData uri="http://schemas.openxmlformats.org/drawingml/2006/picture">
+                <pic:pic xmlns:pic="http://schemas.openxmlformats.org/drawingml/2006/picture">
+                  <pic:nvPicPr>
+                    <pic:cNvPr id="1" name=""/>
+                    <pic:cNvPicPr/>
+                  </pic:nvPicPr>
+                  <pic:blipFill>
+                    <a:blip r:embed="rId49"/>
+                    <a:stretch>
+                      <a:fillRect/>
+                    </a:stretch>
+                  </pic:blipFill>
+                  <pic:spPr>
+                    <a:xfrm>
+                      <a:off x="0" y="0"/>
                       <a:ext cx="5940425" cy="435610"/>
                     </a:xfrm>
                     <a:prstGeom prst="rect">
@@ -7783,7 +5584,7 @@
           <w:noProof/>
         </w:rPr>
       </w:pPr>
-      <w:bookmarkStart w:id="10" w:name="_Toc193361885"/>
+      <w:bookmarkStart w:id="11" w:name="_Toc193361885"/>
       <w:r>
         <w:rPr>
           <w:noProof/>
@@ -7797,41 +5598,14 @@
         </w:rPr>
         <w:t xml:space="preserve"> ВЫВОД</w:t>
       </w:r>
-      <w:bookmarkEnd w:id="10"/>
-    </w:p>
-    <w:p>
-      <w:pPr>
-        <w:pStyle w:val="Default"/>
-        <w:rPr>
-          <w:lang w:val="en-US"/>
-        </w:rPr>
-      </w:pPr>
-      <w:r>
-        <w:t xml:space="preserve">В ходе выполнения практической работы были приобретены и закреплены навыки работы с </w:t>
-      </w:r>
-      <w:proofErr w:type="spellStart"/>
-      <w:r>
-        <w:t>Docker</w:t>
-      </w:r>
-      <w:proofErr w:type="spellEnd"/>
-      <w:r>
-        <w:t xml:space="preserve">, включая создание и настройку контейнеров, работу с HTTP-сервером в </w:t>
-      </w:r>
-      <w:proofErr w:type="spellStart"/>
-      <w:r>
-        <w:t>контейниризованной</w:t>
-      </w:r>
-      <w:proofErr w:type="spellEnd"/>
-      <w:r>
-        <w:t xml:space="preserve"> среде, а также сборку проекта с использованием </w:t>
-      </w:r>
-      <w:proofErr w:type="spellStart"/>
-      <w:r>
-        <w:t>Dockerfile</w:t>
-      </w:r>
-      <w:proofErr w:type="spellEnd"/>
-      <w:r>
-        <w:t>. Освоенные технологии позволяют эффективно разворачивать и управлять приложениями в изолированных средах, обеспечивая их портативность и удобство в развертывании</w:t>
+      <w:bookmarkEnd w:id="11"/>
+    </w:p>
+    <w:p>
+      <w:pPr>
+        <w:pStyle w:val="Default"/>
+      </w:pPr>
+      <w:r>
+        <w:t>В ходе выполнения практической работы были приобретены и закреплены навыки работы с Docker, включая создание и настройку контейнеров, работу с HTTP-сервером в контейниризованной среде, а также сборку проекта с использованием Dockerfile. Освоенные технологии позволяют эффективно разворачивать и управлять приложениями в изолированных средах, обеспечивая их портативность и удобство в развертывании</w:t>
       </w:r>
       <w:r>
         <w:t>.</w:t>
@@ -7847,12 +5621,9 @@
         <w:pStyle w:val="Default"/>
       </w:pPr>
     </w:p>
-    <w:p>
-      <w:bookmarkStart w:id="11" w:name="_GoBack"/>
-      <w:bookmarkEnd w:id="11"/>
-    </w:p>
+    <w:p/>
     <w:sectPr>
-      <w:footerReference w:type="default" r:id="rId48"/>
+      <w:footerReference w:type="default" r:id="rId50"/>
       <w:pgSz w:w="11906" w:h="16838"/>
       <w:pgMar w:top="1134" w:right="850" w:bottom="1134" w:left="1701" w:header="708" w:footer="708" w:gutter="0"/>
       <w:cols w:space="708"/>
@@ -7861,6 +5632,25 @@
     </w:sectPr>
   </w:body>
 </w:document>
+</file>
+
+<file path=word/endnotes.xml><?xml version="1.0" encoding="utf-8"?>
+<w:endnotes xmlns:wpc="http://schemas.microsoft.com/office/word/2010/wordprocessingCanvas" xmlns:mc="http://schemas.openxmlformats.org/markup-compatibility/2006" xmlns:o="urn:schemas-microsoft-com:office:office" xmlns:r="http://schemas.openxmlformats.org/officeDocument/2006/relationships" xmlns:m="http://schemas.openxmlformats.org/officeDocument/2006/math" xmlns:v="urn:schemas-microsoft-com:vml" xmlns:wp14="http://schemas.microsoft.com/office/word/2010/wordprocessingDrawing" xmlns:wp="http://schemas.openxmlformats.org/drawingml/2006/wordprocessingDrawing" xmlns:w10="urn:schemas-microsoft-com:office:word" xmlns:w="http://schemas.openxmlformats.org/wordprocessingml/2006/main" xmlns:w14="http://schemas.microsoft.com/office/word/2010/wordml" xmlns:w15="http://schemas.microsoft.com/office/word/2012/wordml" xmlns:wpg="http://schemas.microsoft.com/office/word/2010/wordprocessingGroup" xmlns:wpi="http://schemas.microsoft.com/office/word/2010/wordprocessingInk" xmlns:wne="http://schemas.microsoft.com/office/word/2006/wordml" xmlns:wps="http://schemas.microsoft.com/office/word/2010/wordprocessingShape" mc:Ignorable="w14 w15 wp14">
+  <w:endnote w:type="separator" w:id="-1">
+    <w:p>
+      <w:r>
+        <w:separator/>
+      </w:r>
+    </w:p>
+  </w:endnote>
+  <w:endnote w:type="continuationSeparator" w:id="0">
+    <w:p>
+      <w:r>
+        <w:continuationSeparator/>
+      </w:r>
+    </w:p>
+  </w:endnote>
+</w:endnotes>
 </file>
 
 <file path=word/footer1.xml><?xml version="1.0" encoding="utf-8"?>
@@ -7916,7 +5706,7 @@
             <w:sz w:val="28"/>
             <w:szCs w:val="28"/>
           </w:rPr>
-          <w:t>13</w:t>
+          <w:t>2</w:t>
         </w:r>
         <w:r>
           <w:rPr>
@@ -7935,6 +5725,25 @@
   </w:p>
   <w:p/>
 </w:ftr>
+</file>
+
+<file path=word/footnotes.xml><?xml version="1.0" encoding="utf-8"?>
+<w:footnotes xmlns:wpc="http://schemas.microsoft.com/office/word/2010/wordprocessingCanvas" xmlns:mc="http://schemas.openxmlformats.org/markup-compatibility/2006" xmlns:o="urn:schemas-microsoft-com:office:office" xmlns:r="http://schemas.openxmlformats.org/officeDocument/2006/relationships" xmlns:m="http://schemas.openxmlformats.org/officeDocument/2006/math" xmlns:v="urn:schemas-microsoft-com:vml" xmlns:wp14="http://schemas.microsoft.com/office/word/2010/wordprocessingDrawing" xmlns:wp="http://schemas.openxmlformats.org/drawingml/2006/wordprocessingDrawing" xmlns:w10="urn:schemas-microsoft-com:office:word" xmlns:w="http://schemas.openxmlformats.org/wordprocessingml/2006/main" xmlns:w14="http://schemas.microsoft.com/office/word/2010/wordml" xmlns:w15="http://schemas.microsoft.com/office/word/2012/wordml" xmlns:wpg="http://schemas.microsoft.com/office/word/2010/wordprocessingGroup" xmlns:wpi="http://schemas.microsoft.com/office/word/2010/wordprocessingInk" xmlns:wne="http://schemas.microsoft.com/office/word/2006/wordml" xmlns:wps="http://schemas.microsoft.com/office/word/2010/wordprocessingShape" mc:Ignorable="w14 w15 wp14">
+  <w:footnote w:type="separator" w:id="-1">
+    <w:p>
+      <w:r>
+        <w:separator/>
+      </w:r>
+    </w:p>
+  </w:footnote>
+  <w:footnote w:type="continuationSeparator" w:id="0">
+    <w:p>
+      <w:r>
+        <w:continuationSeparator/>
+      </w:r>
+    </w:p>
+  </w:footnote>
+</w:footnotes>
 </file>
 
 <file path=word/numbering.xml><?xml version="1.0" encoding="utf-8"?>
